--- a/生产信息发布平台-PRD.docx
+++ b/生产信息发布平台-PRD.docx
@@ -2255,7 +2255,7 @@
                 <w:rFonts w:eastAsia="等线" w:ascii="Arial" w:cs="Arial" w:hAnsi="Arial"/>
                 <w:sz w:val="22"/>
               </w:rPr>
-              <w:t>分类名称（必填，≤30字，唯一）、分类编码（必填，≤30字，唯一）</w:t>
+              <w:t>分类名称（必填，≤200字，唯一）、分类编码（必填，≤50字，唯一）</w:t>
             </w:r>
           </w:p>
         </w:tc>
@@ -6487,7 +6487,7 @@
                 <w:rFonts w:eastAsia="等线" w:ascii="Arial" w:cs="Arial" w:hAnsi="Arial"/>
                 <w:sz w:val="22"/>
               </w:rPr>
-              <w:t>≤30字</w:t>
+              <w:t>≤200字</w:t>
             </w:r>
           </w:p>
         </w:tc>
@@ -6589,7 +6589,7 @@
                 <w:rFonts w:eastAsia="等线" w:ascii="Arial" w:cs="Arial" w:hAnsi="Arial"/>
                 <w:sz w:val="22"/>
               </w:rPr>
-              <w:t>≤30字</w:t>
+              <w:t>≤50字</w:t>
             </w:r>
           </w:p>
         </w:tc>
@@ -7353,7 +7353,7 @@
                 <w:rFonts w:eastAsia="等线" w:ascii="Arial" w:cs="Arial" w:hAnsi="Arial"/>
                 <w:sz w:val="22"/>
               </w:rPr>
-              <w:t>≤50字</w:t>
+              <w:t>≤200字</w:t>
             </w:r>
           </w:p>
         </w:tc>
@@ -7457,6 +7457,13 @@
               </w:rPr>
               <w:t>≤50字</w:t>
             </w:r>
+          </w:p>
+          <w:p>
+            <w:pPr>
+              <w:spacing w:before="120" w:after="120" w:line="288" w:lineRule="auto"/>
+              <w:ind w:left="0"/>
+              <w:jc w:val="left"/>
+            </w:pPr>
           </w:p>
         </w:tc>
         <w:tc>
@@ -7777,7 +7784,75 @@
           <w:rFonts w:eastAsia="等线" w:ascii="Arial" w:cs="Arial" w:hAnsi="Arial"/>
           <w:sz w:val="22"/>
         </w:rPr>
-        <w:t>操作按钮：编辑、复制、停用/启用、发布（根据当前状态切换文案）</w:t>
+        <w:t>已启用模版详情页：编辑、复制、停用</w:t>
+      </w:r>
+    </w:p>
+    <w:p>
+      <w:pPr>
+        <w:numPr>
+          <w:numId w:val="31"/>
+        </w:numPr>
+        <w:spacing w:before="120" w:after="120" w:line="288" w:lineRule="auto"/>
+        <w:ind w:left="0"/>
+        <w:jc w:val="left"/>
+      </w:pPr>
+      <w:r>
+        <w:rPr>
+          <w:rFonts w:eastAsia="等线" w:ascii="Arial" w:cs="Arial" w:hAnsi="Arial"/>
+          <w:sz w:val="22"/>
+        </w:rPr>
+        <w:t>编辑已启用模版：预览、发布</w:t>
+      </w:r>
+    </w:p>
+    <w:p>
+      <w:pPr>
+        <w:numPr>
+          <w:numId w:val="32"/>
+        </w:numPr>
+        <w:spacing w:before="120" w:after="120" w:line="288" w:lineRule="auto"/>
+        <w:ind w:left="0"/>
+        <w:jc w:val="left"/>
+      </w:pPr>
+      <w:r>
+        <w:rPr>
+          <w:rFonts w:eastAsia="等线" w:ascii="Arial" w:cs="Arial" w:hAnsi="Arial"/>
+          <w:sz w:val="22"/>
+        </w:rPr>
+        <w:t>已停用模版详情页：编辑、复制、启用、删除</w:t>
+      </w:r>
+    </w:p>
+    <w:p>
+      <w:pPr>
+        <w:numPr>
+          <w:numId w:val="33"/>
+        </w:numPr>
+        <w:spacing w:before="120" w:after="120" w:line="288" w:lineRule="auto"/>
+        <w:ind w:left="0"/>
+        <w:jc w:val="left"/>
+      </w:pPr>
+      <w:r>
+        <w:rPr>
+          <w:rFonts w:eastAsia="等线" w:ascii="Arial" w:cs="Arial" w:hAnsi="Arial"/>
+          <w:sz w:val="22"/>
+        </w:rPr>
+        <w:t>编辑已停用模版：暂存、预览、发布，暂存后还是停用状态</w:t>
+      </w:r>
+    </w:p>
+    <w:p>
+      <w:pPr>
+        <w:numPr>
+          <w:numId w:val="34"/>
+        </w:numPr>
+        <w:spacing w:before="120" w:after="120" w:line="288" w:lineRule="auto"/>
+        <w:ind w:left="0"/>
+        <w:jc w:val="left"/>
+      </w:pPr>
+      <w:r>
+        <w:rPr>
+          <w:rFonts w:eastAsia="等线" w:ascii="Arial" w:cs="Arial" w:hAnsi="Arial"/>
+          <w:sz w:val="22"/>
+        </w:rPr>
+        <w:t>草稿模版详情页：编辑、复制、删除、发布</w:t>
       </w:r>
     </w:p>
     <w:p>
@@ -8316,112 +8391,6 @@
     <w:p>
       <w:pPr>
         <w:numPr>
-          <w:numId w:val="31"/>
-        </w:numPr>
-        <w:spacing w:before="120" w:after="120" w:line="288" w:lineRule="auto"/>
-        <w:ind w:left="0"/>
-        <w:jc w:val="left"/>
-      </w:pPr>
-      <w:r>
-        <w:rPr>
-          <w:rFonts w:eastAsia="等线" w:ascii="Arial" w:cs="Arial" w:hAnsi="Arial"/>
-          <w:sz w:val="22"/>
-        </w:rPr>
-        <w:t>支持「电脑端」「手机端」Tab切换预览</w:t>
-      </w:r>
-    </w:p>
-    <w:p>
-      <w:pPr>
-        <w:numPr>
-          <w:numId w:val="32"/>
-        </w:numPr>
-        <w:spacing w:before="120" w:after="120" w:line="288" w:lineRule="auto"/>
-        <w:ind w:left="0"/>
-        <w:jc w:val="left"/>
-      </w:pPr>
-      <w:r>
-        <w:rPr>
-          <w:rFonts w:eastAsia="等线" w:ascii="Arial" w:cs="Arial" w:hAnsi="Arial"/>
-          <w:sz w:val="22"/>
-        </w:rPr>
-        <w:t>电脑端：以表单形式展示字段布局，明细类字段以表格形式展示</w:t>
-      </w:r>
-    </w:p>
-    <w:p>
-      <w:pPr>
-        <w:numPr>
-          <w:numId w:val="33"/>
-        </w:numPr>
-        <w:spacing w:before="120" w:after="120" w:line="288" w:lineRule="auto"/>
-        <w:ind w:left="0"/>
-        <w:jc w:val="left"/>
-      </w:pPr>
-      <w:r>
-        <w:rPr>
-          <w:rFonts w:eastAsia="等线" w:ascii="Arial" w:cs="Arial" w:hAnsi="Arial"/>
-          <w:sz w:val="22"/>
-        </w:rPr>
-        <w:t>手机端：以手机外框模拟移动端展示效果</w:t>
-      </w:r>
-    </w:p>
-    <w:p>
-      <w:pPr>
-        <w:numPr>
-          <w:numId w:val="34"/>
-        </w:numPr>
-        <w:spacing w:before="120" w:after="120" w:line="288" w:lineRule="auto"/>
-        <w:ind w:left="0"/>
-        <w:jc w:val="left"/>
-      </w:pPr>
-      <w:r>
-        <w:rPr>
-          <w:rFonts w:eastAsia="等线" w:ascii="Arial" w:cs="Arial" w:hAnsi="Arial"/>
-          <w:sz w:val="22"/>
-        </w:rPr>
-        <w:t>组件动态渲染，预览为只读展示，不可编辑</w:t>
-      </w:r>
-    </w:p>
-    <w:p>
-      <w:pPr>
-        <w:pStyle w:val="2"/>
-        <w:spacing w:before="320" w:after="120" w:line="288" w:lineRule="auto"/>
-        <w:ind w:left="0"/>
-        <w:jc w:val="left"/>
-        <w:outlineLvl w:val="1"/>
-      </w:pPr>
-      <w:bookmarkStart w:name="heading_24" w:id="24"/>
-      <w:r>
-        <w:rPr>
-          <w:rFonts w:eastAsia="等线" w:ascii="Arial" w:cs="Arial" w:hAnsi="Arial"/>
-          <w:b w:val="true"/>
-          <w:sz w:val="32"/>
-        </w:rPr>
-        <w:t>6.3 新增/编辑模版</w:t>
-      </w:r>
-      <w:bookmarkEnd w:id="24"/>
-    </w:p>
-    <w:p>
-      <w:pPr>
-        <w:pStyle w:val="3"/>
-        <w:spacing w:before="300" w:after="120" w:line="288" w:lineRule="auto"/>
-        <w:ind w:left="0"/>
-        <w:jc w:val="left"/>
-        <w:outlineLvl w:val="2"/>
-      </w:pPr>
-      <w:bookmarkStart w:name="heading_25" w:id="25"/>
-      <w:r>
-        <w:rPr>
-          <w:rFonts w:eastAsia="等线" w:ascii="Arial" w:cs="Arial" w:hAnsi="Arial"/>
-          <w:b w:val="true"/>
-          <w:sz w:val="30"/>
-        </w:rPr>
-        <w:t>6.3.1 编辑器整体结构</w:t>
-      </w:r>
-      <w:bookmarkEnd w:id="25"/>
-    </w:p>
-    <w:p>
-      <w:pPr>
-        <w:numPr>
           <w:numId w:val="35"/>
         </w:numPr>
         <w:spacing w:before="120" w:after="120" w:line="288" w:lineRule="auto"/>
@@ -8431,17 +8400,9 @@
       <w:r>
         <w:rPr>
           <w:rFonts w:eastAsia="等线" w:ascii="Arial" w:cs="Arial" w:hAnsi="Arial"/>
-          <w:b w:val="true"/>
-          <w:sz w:val="22"/>
-        </w:rPr>
-        <w:t>顶部操作栏：</w:t>
-      </w:r>
-      <w:r>
-        <w:rPr>
-          <w:rFonts w:eastAsia="等线" w:ascii="Arial" w:cs="Arial" w:hAnsi="Arial"/>
-          <w:sz w:val="22"/>
-        </w:rPr>
-        <w:t>返回按钮、标题（新增模版/编辑模版）、暂存、预览、保存并发布</w:t>
+          <w:sz w:val="22"/>
+        </w:rPr>
+        <w:t>支持「电脑端」「手机端」Tab切换预览</w:t>
       </w:r>
     </w:p>
     <w:p>
@@ -8456,23 +8417,137 @@
       <w:r>
         <w:rPr>
           <w:rFonts w:eastAsia="等线" w:ascii="Arial" w:cs="Arial" w:hAnsi="Arial"/>
-          <w:b w:val="true"/>
-          <w:sz w:val="22"/>
-        </w:rPr>
-        <w:t>Tab导航：</w:t>
-      </w:r>
-      <w:r>
-        <w:rPr>
-          <w:rFonts w:eastAsia="等线" w:ascii="Arial" w:cs="Arial" w:hAnsi="Arial"/>
-          <w:sz w:val="22"/>
-        </w:rPr>
-        <w:t>基础设置 / 表单设计 / 高级设置</w:t>
+          <w:sz w:val="22"/>
+        </w:rPr>
+        <w:t>电脑端：以表单形式展示字段布局，明细类字段以表格形式展示</w:t>
       </w:r>
     </w:p>
     <w:p>
       <w:pPr>
         <w:numPr>
           <w:numId w:val="37"/>
+        </w:numPr>
+        <w:spacing w:before="120" w:after="120" w:line="288" w:lineRule="auto"/>
+        <w:ind w:left="0"/>
+        <w:jc w:val="left"/>
+      </w:pPr>
+      <w:r>
+        <w:rPr>
+          <w:rFonts w:eastAsia="等线" w:ascii="Arial" w:cs="Arial" w:hAnsi="Arial"/>
+          <w:sz w:val="22"/>
+        </w:rPr>
+        <w:t>手机端：以手机外框模拟移动端展示效果</w:t>
+      </w:r>
+    </w:p>
+    <w:p>
+      <w:pPr>
+        <w:numPr>
+          <w:numId w:val="38"/>
+        </w:numPr>
+        <w:spacing w:before="120" w:after="120" w:line="288" w:lineRule="auto"/>
+        <w:ind w:left="0"/>
+        <w:jc w:val="left"/>
+      </w:pPr>
+      <w:r>
+        <w:rPr>
+          <w:rFonts w:eastAsia="等线" w:ascii="Arial" w:cs="Arial" w:hAnsi="Arial"/>
+          <w:sz w:val="22"/>
+        </w:rPr>
+        <w:t>组件动态渲染，预览为只读展示，不可编辑</w:t>
+      </w:r>
+    </w:p>
+    <w:p>
+      <w:pPr>
+        <w:pStyle w:val="2"/>
+        <w:spacing w:before="320" w:after="120" w:line="288" w:lineRule="auto"/>
+        <w:ind w:left="0"/>
+        <w:jc w:val="left"/>
+        <w:outlineLvl w:val="1"/>
+      </w:pPr>
+      <w:bookmarkStart w:name="heading_24" w:id="24"/>
+      <w:r>
+        <w:rPr>
+          <w:rFonts w:eastAsia="等线" w:ascii="Arial" w:cs="Arial" w:hAnsi="Arial"/>
+          <w:b w:val="true"/>
+          <w:sz w:val="32"/>
+        </w:rPr>
+        <w:t>6.3 新增/编辑模版</w:t>
+      </w:r>
+      <w:bookmarkEnd w:id="24"/>
+    </w:p>
+    <w:p>
+      <w:pPr>
+        <w:pStyle w:val="3"/>
+        <w:spacing w:before="300" w:after="120" w:line="288" w:lineRule="auto"/>
+        <w:ind w:left="0"/>
+        <w:jc w:val="left"/>
+        <w:outlineLvl w:val="2"/>
+      </w:pPr>
+      <w:bookmarkStart w:name="heading_25" w:id="25"/>
+      <w:r>
+        <w:rPr>
+          <w:rFonts w:eastAsia="等线" w:ascii="Arial" w:cs="Arial" w:hAnsi="Arial"/>
+          <w:b w:val="true"/>
+          <w:sz w:val="30"/>
+        </w:rPr>
+        <w:t>6.3.1 编辑器整体结构</w:t>
+      </w:r>
+      <w:bookmarkEnd w:id="25"/>
+    </w:p>
+    <w:p>
+      <w:pPr>
+        <w:numPr>
+          <w:numId w:val="39"/>
+        </w:numPr>
+        <w:spacing w:before="120" w:after="120" w:line="288" w:lineRule="auto"/>
+        <w:ind w:left="0"/>
+        <w:jc w:val="left"/>
+      </w:pPr>
+      <w:r>
+        <w:rPr>
+          <w:rFonts w:eastAsia="等线" w:ascii="Arial" w:cs="Arial" w:hAnsi="Arial"/>
+          <w:b w:val="true"/>
+          <w:sz w:val="22"/>
+        </w:rPr>
+        <w:t>顶部操作栏：</w:t>
+      </w:r>
+      <w:r>
+        <w:rPr>
+          <w:rFonts w:eastAsia="等线" w:ascii="Arial" w:cs="Arial" w:hAnsi="Arial"/>
+          <w:sz w:val="22"/>
+        </w:rPr>
+        <w:t>返回按钮、标题（新增模版/编辑模版）、暂存、预览、保存并发布</w:t>
+      </w:r>
+    </w:p>
+    <w:p>
+      <w:pPr>
+        <w:numPr>
+          <w:numId w:val="40"/>
+        </w:numPr>
+        <w:spacing w:before="120" w:after="120" w:line="288" w:lineRule="auto"/>
+        <w:ind w:left="0"/>
+        <w:jc w:val="left"/>
+      </w:pPr>
+      <w:r>
+        <w:rPr>
+          <w:rFonts w:eastAsia="等线" w:ascii="Arial" w:cs="Arial" w:hAnsi="Arial"/>
+          <w:b w:val="true"/>
+          <w:sz w:val="22"/>
+        </w:rPr>
+        <w:t>Tab导航：</w:t>
+      </w:r>
+      <w:r>
+        <w:rPr>
+          <w:rFonts w:eastAsia="等线" w:ascii="Arial" w:cs="Arial" w:hAnsi="Arial"/>
+          <w:sz w:val="22"/>
+        </w:rPr>
+        <w:t>基础设置 / 表单设计 / 高级设置</w:t>
+      </w:r>
+    </w:p>
+    <w:p>
+      <w:pPr>
+        <w:numPr>
+          <w:numId w:val="41"/>
         </w:numPr>
         <w:spacing w:before="120" w:after="120" w:line="288" w:lineRule="auto"/>
         <w:ind w:left="0"/>
@@ -8541,89 +8616,6 @@
           <w:p>
             <w:pPr>
               <w:numPr>
-                <w:numId w:val="38"/>
-              </w:numPr>
-              <w:spacing w:before="120" w:after="120" w:line="288" w:lineRule="auto"/>
-              <w:ind w:left="0"/>
-              <w:jc w:val="left"/>
-            </w:pPr>
-            <w:r>
-              <w:rPr>
-                <w:rFonts w:eastAsia="等线" w:ascii="Arial" w:cs="Arial" w:hAnsi="Arial"/>
-                <w:sz w:val="22"/>
-              </w:rPr>
-              <w:t>「暂存」：保存当前编辑内容为草稿状态，不发布，模板状态为「草稿」</w:t>
-            </w:r>
-          </w:p>
-          <w:p>
-            <w:pPr>
-              <w:numPr>
-                <w:numId w:val="39"/>
-              </w:numPr>
-              <w:spacing w:before="120" w:after="120" w:line="288" w:lineRule="auto"/>
-              <w:ind w:left="0"/>
-              <w:jc w:val="left"/>
-            </w:pPr>
-            <w:r>
-              <w:rPr>
-                <w:rFonts w:eastAsia="等线" w:ascii="Arial" w:cs="Arial" w:hAnsi="Arial"/>
-                <w:sz w:val="22"/>
-              </w:rPr>
-              <w:t>「保存并发布」：校验必填项后保存并发布，①未设置定期发布，模板状态为「正常」；②设置了定期发布，模版显示「定期」标签</w:t>
-            </w:r>
-          </w:p>
-          <w:p>
-            <w:pPr>
-              <w:numPr>
-                <w:numId w:val="40"/>
-              </w:numPr>
-              <w:spacing w:before="120" w:after="120" w:line="288" w:lineRule="auto"/>
-              <w:ind w:left="0"/>
-              <w:jc w:val="left"/>
-            </w:pPr>
-            <w:r>
-              <w:rPr>
-                <w:rFonts w:eastAsia="等线" w:ascii="Arial" w:cs="Arial" w:hAnsi="Arial"/>
-                <w:sz w:val="22"/>
-              </w:rPr>
-              <w:t>编辑已有模板时，修改后「保存并发布」直接覆盖原模板；不能暂存</w:t>
-            </w:r>
-          </w:p>
-          <w:p>
-            <w:pPr>
-              <w:numPr>
-                <w:numId w:val="41"/>
-              </w:numPr>
-              <w:spacing w:before="120" w:after="120" w:line="288" w:lineRule="auto"/>
-              <w:ind w:left="0"/>
-              <w:jc w:val="left"/>
-            </w:pPr>
-            <w:r>
-              <w:rPr>
-                <w:rFonts w:eastAsia="等线" w:ascii="Arial" w:cs="Arial" w:hAnsi="Arial"/>
-                <w:sz w:val="22"/>
-              </w:rPr>
-              <w:t>未保存离开新增页面时弹出确认提示“</w:t>
-            </w:r>
-            <w:r>
-              <w:rPr>
-                <w:rFonts w:eastAsia="等线" w:ascii="Arial" w:cs="Arial" w:hAnsi="Arial"/>
-                <w:sz w:val="22"/>
-                <w:shd w:fill="fff67a"/>
-              </w:rPr>
-              <w:t>当前填写的信息尚未暂存，离开后将全部清空。</w:t>
-            </w:r>
-            <w:r>
-              <w:rPr>
-                <w:rFonts w:eastAsia="等线" w:ascii="Arial" w:cs="Arial" w:hAnsi="Arial"/>
-                <w:sz w:val="22"/>
-              </w:rPr>
-              <w:t>”</w:t>
-            </w:r>
-          </w:p>
-          <w:p>
-            <w:pPr>
-              <w:numPr>
                 <w:numId w:val="42"/>
               </w:numPr>
               <w:spacing w:before="120" w:after="120" w:line="288" w:lineRule="auto"/>
@@ -8635,22 +8627,7 @@
                 <w:rFonts w:eastAsia="等线" w:ascii="Arial" w:cs="Arial" w:hAnsi="Arial"/>
                 <w:sz w:val="22"/>
               </w:rPr>
-              <w:t>设置了定期发布，但接收对象选择的【发起人自选】，点击【暂存】和【保存并发布】需要提示“</w:t>
-            </w:r>
-            <w:r>
-              <w:rPr>
-                <w:rFonts w:eastAsia="等线" w:ascii="Arial" w:cs="Arial" w:hAnsi="Arial"/>
-                <w:sz w:val="22"/>
-                <w:shd w:fill="fff67a"/>
-              </w:rPr>
-              <w:t>定期任务需要设置接收对象</w:t>
-            </w:r>
-            <w:r>
-              <w:rPr>
-                <w:rFonts w:eastAsia="等线" w:ascii="Arial" w:cs="Arial" w:hAnsi="Arial"/>
-                <w:sz w:val="22"/>
-              </w:rPr>
-              <w:t>”</w:t>
+              <w:t>「暂存」：保存当前编辑内容为草稿状态，不发布，模板状态为「草稿」</w:t>
             </w:r>
           </w:p>
           <w:p>
@@ -8667,28 +8644,126 @@
                 <w:rFonts w:eastAsia="等线" w:ascii="Arial" w:cs="Arial" w:hAnsi="Arial"/>
                 <w:sz w:val="22"/>
               </w:rPr>
-              <w:t>接收对象选择了【指定接收人】但未设置当班人员、组织人员，点击【暂存】和【保存并发布】时需要提示“</w:t>
-            </w:r>
-            <w:r>
-              <w:rPr>
-                <w:rFonts w:eastAsia="等线" w:ascii="Arial" w:cs="Arial" w:hAnsi="Arial"/>
-                <w:sz w:val="22"/>
-                <w:shd w:fill="fff67a"/>
-              </w:rPr>
-              <w:t>请选择接受对象</w:t>
-            </w:r>
-            <w:r>
-              <w:rPr>
-                <w:rFonts w:eastAsia="等线" w:ascii="Arial" w:cs="Arial" w:hAnsi="Arial"/>
-                <w:sz w:val="22"/>
-              </w:rPr>
-              <w:t>”</w:t>
+              <w:t>「保存并发布」：校验必填项后保存并发布，①未设置定期发布，模板状态为「正常」；②设置了定期发布，模版显示「定期」标签</w:t>
             </w:r>
           </w:p>
           <w:p>
             <w:pPr>
               <w:numPr>
                 <w:numId w:val="44"/>
+              </w:numPr>
+              <w:spacing w:before="120" w:after="120" w:line="288" w:lineRule="auto"/>
+              <w:ind w:left="0"/>
+              <w:jc w:val="left"/>
+            </w:pPr>
+            <w:r>
+              <w:rPr>
+                <w:rFonts w:eastAsia="等线" w:ascii="Arial" w:cs="Arial" w:hAnsi="Arial"/>
+                <w:sz w:val="22"/>
+              </w:rPr>
+              <w:t>编辑已有模板时，修改后「保存并发布」直接覆盖原模板；不能暂存</w:t>
+            </w:r>
+          </w:p>
+          <w:p>
+            <w:pPr>
+              <w:numPr>
+                <w:numId w:val="45"/>
+              </w:numPr>
+              <w:spacing w:before="120" w:after="120" w:line="288" w:lineRule="auto"/>
+              <w:ind w:left="0"/>
+              <w:jc w:val="left"/>
+            </w:pPr>
+            <w:r>
+              <w:rPr>
+                <w:rFonts w:eastAsia="等线" w:ascii="Arial" w:cs="Arial" w:hAnsi="Arial"/>
+                <w:sz w:val="22"/>
+              </w:rPr>
+              <w:t>未保存离开新增页面时弹出确认提示“</w:t>
+            </w:r>
+            <w:r>
+              <w:rPr>
+                <w:rFonts w:eastAsia="等线" w:ascii="Arial" w:cs="Arial" w:hAnsi="Arial"/>
+                <w:sz w:val="22"/>
+                <w:shd w:fill="fff67a"/>
+              </w:rPr>
+              <w:t>当前填写的信息尚未暂存，离开后将全部清空。</w:t>
+            </w:r>
+            <w:r>
+              <w:rPr>
+                <w:rFonts w:eastAsia="等线" w:ascii="Arial" w:cs="Arial" w:hAnsi="Arial"/>
+                <w:sz w:val="22"/>
+              </w:rPr>
+              <w:t>”</w:t>
+            </w:r>
+          </w:p>
+          <w:p>
+            <w:pPr>
+              <w:numPr>
+                <w:numId w:val="46"/>
+              </w:numPr>
+              <w:spacing w:before="120" w:after="120" w:line="288" w:lineRule="auto"/>
+              <w:ind w:left="0"/>
+              <w:jc w:val="left"/>
+            </w:pPr>
+            <w:r>
+              <w:rPr>
+                <w:rFonts w:eastAsia="等线" w:ascii="Arial" w:cs="Arial" w:hAnsi="Arial"/>
+                <w:sz w:val="22"/>
+              </w:rPr>
+              <w:t>设置了定期发布，但接收对象选择的【发起人自选】，点击【暂存】和【保存并发布】需要提示“</w:t>
+            </w:r>
+            <w:r>
+              <w:rPr>
+                <w:rFonts w:eastAsia="等线" w:ascii="Arial" w:cs="Arial" w:hAnsi="Arial"/>
+                <w:sz w:val="22"/>
+                <w:shd w:fill="fff67a"/>
+              </w:rPr>
+              <w:t>定期任务需要设置接收对象</w:t>
+            </w:r>
+            <w:r>
+              <w:rPr>
+                <w:rFonts w:eastAsia="等线" w:ascii="Arial" w:cs="Arial" w:hAnsi="Arial"/>
+                <w:sz w:val="22"/>
+              </w:rPr>
+              <w:t>”</w:t>
+            </w:r>
+          </w:p>
+          <w:p>
+            <w:pPr>
+              <w:numPr>
+                <w:numId w:val="47"/>
+              </w:numPr>
+              <w:spacing w:before="120" w:after="120" w:line="288" w:lineRule="auto"/>
+              <w:ind w:left="0"/>
+              <w:jc w:val="left"/>
+            </w:pPr>
+            <w:r>
+              <w:rPr>
+                <w:rFonts w:eastAsia="等线" w:ascii="Arial" w:cs="Arial" w:hAnsi="Arial"/>
+                <w:sz w:val="22"/>
+              </w:rPr>
+              <w:t>接收对象选择了【指定接收人】但未设置当班人员、组织人员，点击【暂存】和【保存并发布】时需要提示“</w:t>
+            </w:r>
+            <w:r>
+              <w:rPr>
+                <w:rFonts w:eastAsia="等线" w:ascii="Arial" w:cs="Arial" w:hAnsi="Arial"/>
+                <w:sz w:val="22"/>
+                <w:shd w:fill="fff67a"/>
+              </w:rPr>
+              <w:t>请选择接受对象</w:t>
+            </w:r>
+            <w:r>
+              <w:rPr>
+                <w:rFonts w:eastAsia="等线" w:ascii="Arial" w:cs="Arial" w:hAnsi="Arial"/>
+                <w:sz w:val="22"/>
+              </w:rPr>
+              <w:t>”</w:t>
+            </w:r>
+          </w:p>
+          <w:p>
+            <w:pPr>
+              <w:numPr>
+                <w:numId w:val="48"/>
               </w:numPr>
               <w:spacing w:before="120" w:after="120" w:line="288" w:lineRule="auto"/>
               <w:ind w:left="0"/>
@@ -8918,7 +8993,7 @@
                 <w:rFonts w:eastAsia="等线" w:ascii="Arial" w:cs="Arial" w:hAnsi="Arial"/>
                 <w:sz w:val="22"/>
               </w:rPr>
-              <w:t>≤50字</w:t>
+              <w:t>≤200字</w:t>
             </w:r>
           </w:p>
         </w:tc>
@@ -9542,7 +9617,7 @@
           <w:p>
             <w:pPr>
               <w:numPr>
-                <w:numId w:val="45"/>
+                <w:numId w:val="49"/>
               </w:numPr>
               <w:spacing w:before="120" w:after="120" w:line="288" w:lineRule="auto"/>
               <w:ind w:left="0"/>
@@ -9651,7 +9726,7 @@
           <w:p>
             <w:pPr>
               <w:numPr>
-                <w:numId w:val="46"/>
+                <w:numId w:val="50"/>
               </w:numPr>
               <w:spacing w:before="120" w:after="120" w:line="288" w:lineRule="auto"/>
               <w:ind w:left="0"/>
@@ -9883,7 +9958,7 @@
           <w:p>
             <w:pPr>
               <w:numPr>
-                <w:numId w:val="47"/>
+                <w:numId w:val="51"/>
               </w:numPr>
               <w:spacing w:before="120" w:after="120" w:line="288" w:lineRule="auto"/>
               <w:ind w:left="0"/>
@@ -9992,7 +10067,7 @@
           <w:p>
             <w:pPr>
               <w:numPr>
-                <w:numId w:val="48"/>
+                <w:numId w:val="52"/>
               </w:numPr>
               <w:spacing w:before="120" w:after="120" w:line="288" w:lineRule="auto"/>
               <w:ind w:left="0"/>
@@ -10252,7 +10327,7 @@
           <w:p>
             <w:pPr>
               <w:numPr>
-                <w:numId w:val="49"/>
+                <w:numId w:val="53"/>
               </w:numPr>
               <w:spacing w:before="120" w:after="120" w:line="288" w:lineRule="auto"/>
               <w:ind w:left="0"/>
@@ -10375,7 +10450,7 @@
           <w:p>
             <w:pPr>
               <w:numPr>
-                <w:numId w:val="50"/>
+                <w:numId w:val="54"/>
               </w:numPr>
               <w:spacing w:before="120" w:after="120" w:line="288" w:lineRule="auto"/>
               <w:ind w:left="0"/>
@@ -10657,7 +10732,7 @@
           <w:p>
             <w:pPr>
               <w:numPr>
-                <w:numId w:val="51"/>
+                <w:numId w:val="55"/>
               </w:numPr>
               <w:spacing w:before="120" w:after="120" w:line="288" w:lineRule="auto"/>
               <w:ind w:left="0"/>
@@ -10752,7 +10827,7 @@
           <w:p>
             <w:pPr>
               <w:numPr>
-                <w:numId w:val="52"/>
+                <w:numId w:val="56"/>
               </w:numPr>
               <w:spacing w:before="120" w:after="120" w:line="288" w:lineRule="auto"/>
               <w:ind w:left="0"/>
@@ -11020,7 +11095,7 @@
           <w:p>
             <w:pPr>
               <w:numPr>
-                <w:numId w:val="53"/>
+                <w:numId w:val="57"/>
               </w:numPr>
               <w:spacing w:before="120" w:after="120" w:line="288" w:lineRule="auto"/>
               <w:ind w:left="0"/>
@@ -11136,7 +11211,7 @@
           <w:p>
             <w:pPr>
               <w:numPr>
-                <w:numId w:val="54"/>
+                <w:numId w:val="58"/>
               </w:numPr>
               <w:spacing w:before="120" w:after="120" w:line="288" w:lineRule="auto"/>
               <w:ind w:left="0"/>
@@ -11361,7 +11436,7 @@
           <w:p>
             <w:pPr>
               <w:numPr>
-                <w:numId w:val="55"/>
+                <w:numId w:val="59"/>
               </w:numPr>
               <w:spacing w:before="120" w:after="120" w:line="288" w:lineRule="auto"/>
               <w:ind w:left="0"/>
@@ -11713,7 +11788,7 @@
           <w:p>
             <w:pPr>
               <w:numPr>
-                <w:numId w:val="56"/>
+                <w:numId w:val="60"/>
               </w:numPr>
               <w:spacing w:before="120" w:after="120" w:line="288" w:lineRule="auto"/>
               <w:ind w:left="0"/>
@@ -12001,7 +12076,7 @@
           <w:p>
             <w:pPr>
               <w:numPr>
-                <w:numId w:val="57"/>
+                <w:numId w:val="61"/>
               </w:numPr>
               <w:spacing w:before="120" w:after="120" w:line="288" w:lineRule="auto"/>
               <w:ind w:left="0"/>
@@ -12296,7 +12371,7 @@
           <w:p>
             <w:pPr>
               <w:numPr>
-                <w:numId w:val="58"/>
+                <w:numId w:val="62"/>
               </w:numPr>
               <w:spacing w:before="120" w:after="120" w:line="288" w:lineRule="auto"/>
               <w:ind w:left="0"/>
@@ -12781,7 +12856,7 @@
           <w:p>
             <w:pPr>
               <w:numPr>
-                <w:numId w:val="59"/>
+                <w:numId w:val="63"/>
               </w:numPr>
               <w:spacing w:before="120" w:after="120" w:line="288" w:lineRule="auto"/>
               <w:ind w:left="0"/>
@@ -12923,7 +12998,7 @@
           <w:p>
             <w:pPr>
               <w:numPr>
-                <w:numId w:val="60"/>
+                <w:numId w:val="64"/>
               </w:numPr>
               <w:spacing w:before="120" w:after="120" w:line="288" w:lineRule="auto"/>
               <w:ind w:left="0"/>
@@ -13043,7 +13118,7 @@
           <w:p>
             <w:pPr>
               <w:numPr>
-                <w:numId w:val="61"/>
+                <w:numId w:val="65"/>
               </w:numPr>
               <w:spacing w:before="120" w:after="120" w:line="288" w:lineRule="auto"/>
               <w:ind w:left="0"/>
@@ -13152,7 +13227,7 @@
           <w:p>
             <w:pPr>
               <w:numPr>
-                <w:numId w:val="62"/>
+                <w:numId w:val="66"/>
               </w:numPr>
               <w:spacing w:before="120" w:after="120" w:line="288" w:lineRule="auto"/>
               <w:ind w:left="0"/>
@@ -13405,7 +13480,7 @@
           <w:p>
             <w:pPr>
               <w:numPr>
-                <w:numId w:val="63"/>
+                <w:numId w:val="67"/>
               </w:numPr>
               <w:spacing w:before="120" w:after="120" w:line="288" w:lineRule="auto"/>
               <w:ind w:left="0"/>
@@ -13751,7 +13826,7 @@
           <w:p>
             <w:pPr>
               <w:numPr>
-                <w:numId w:val="64"/>
+                <w:numId w:val="68"/>
               </w:numPr>
               <w:spacing w:before="120" w:after="120" w:line="288" w:lineRule="auto"/>
               <w:ind w:left="0"/>
@@ -14022,74 +14097,6 @@
     <w:p>
       <w:pPr>
         <w:numPr>
-          <w:numId w:val="65"/>
-        </w:numPr>
-        <w:spacing w:before="120" w:after="120" w:line="288" w:lineRule="auto"/>
-        <w:ind w:left="0"/>
-        <w:jc w:val="left"/>
-      </w:pPr>
-      <w:r>
-        <w:rPr>
-          <w:rFonts w:eastAsia="等线" w:ascii="Arial" w:cs="Arial" w:hAnsi="Arial"/>
-          <w:sz w:val="22"/>
-        </w:rPr>
-        <w:t>顶部「手机端/电脑端」切换按钮，切换画布展示形态</w:t>
-      </w:r>
-    </w:p>
-    <w:p>
-      <w:pPr>
-        <w:numPr>
-          <w:numId w:val="66"/>
-        </w:numPr>
-        <w:spacing w:before="120" w:after="120" w:line="288" w:lineRule="auto"/>
-        <w:ind w:left="0"/>
-        <w:jc w:val="left"/>
-      </w:pPr>
-      <w:r>
-        <w:rPr>
-          <w:rFonts w:eastAsia="等线" w:ascii="Arial" w:cs="Arial" w:hAnsi="Arial"/>
-          <w:sz w:val="22"/>
-        </w:rPr>
-        <w:t>手机端：手机外框容器，组件纵向排列，模拟真实移动端效果</w:t>
-      </w:r>
-    </w:p>
-    <w:p>
-      <w:pPr>
-        <w:numPr>
-          <w:numId w:val="67"/>
-        </w:numPr>
-        <w:spacing w:before="120" w:after="120" w:line="288" w:lineRule="auto"/>
-        <w:ind w:left="0"/>
-        <w:jc w:val="left"/>
-      </w:pPr>
-      <w:r>
-        <w:rPr>
-          <w:rFonts w:eastAsia="等线" w:ascii="Arial" w:cs="Arial" w:hAnsi="Arial"/>
-          <w:sz w:val="22"/>
-        </w:rPr>
-        <w:t>电脑端：宽屏容器，组件按PC端布局展示，PC端组件一排最多支持3个组件</w:t>
-      </w:r>
-    </w:p>
-    <w:p>
-      <w:pPr>
-        <w:numPr>
-          <w:numId w:val="68"/>
-        </w:numPr>
-        <w:spacing w:before="120" w:after="120" w:line="288" w:lineRule="auto"/>
-        <w:ind w:left="0"/>
-        <w:jc w:val="left"/>
-      </w:pPr>
-      <w:r>
-        <w:rPr>
-          <w:rFonts w:eastAsia="等线" w:ascii="Arial" w:cs="Arial" w:hAnsi="Arial"/>
-          <w:sz w:val="22"/>
-        </w:rPr>
-        <w:t>从左侧组件库拖拽组件到画布中添加</w:t>
-      </w:r>
-    </w:p>
-    <w:p>
-      <w:pPr>
-        <w:numPr>
           <w:numId w:val="69"/>
         </w:numPr>
         <w:spacing w:before="120" w:after="120" w:line="288" w:lineRule="auto"/>
@@ -14101,7 +14108,7 @@
           <w:rFonts w:eastAsia="等线" w:ascii="Arial" w:cs="Arial" w:hAnsi="Arial"/>
           <w:sz w:val="22"/>
         </w:rPr>
-        <w:t>画布中组件支持上下拖拽排序、点击选中、复制、删除操作</w:t>
+        <w:t>顶部「手机端/电脑端」切换按钮，切换画布展示形态</w:t>
       </w:r>
     </w:p>
     <w:p>
@@ -14118,36 +14125,7 @@
           <w:rFonts w:eastAsia="等线" w:ascii="Arial" w:cs="Arial" w:hAnsi="Arial"/>
           <w:sz w:val="22"/>
         </w:rPr>
-        <w:t>空画布显示提示「请从左侧拖入组件到手机容器中」</w:t>
-      </w:r>
-    </w:p>
-    <w:p>
-      <w:pPr>
-        <w:spacing w:before="120" w:after="120" w:line="288" w:lineRule="auto"/>
-        <w:ind w:left="0"/>
-        <w:jc w:val="left"/>
-      </w:pPr>
-      <w:r>
-        <w:rPr>
-          <w:rFonts w:eastAsia="等线" w:ascii="Arial" w:cs="Arial" w:hAnsi="Arial"/>
-          <w:b w:val="true"/>
-          <w:sz w:val="22"/>
-        </w:rPr>
-        <w:t xml:space="preserve"> 属性面板：</w:t>
-      </w:r>
-    </w:p>
-    <w:p>
-      <w:pPr>
-        <w:spacing w:before="120" w:after="120" w:line="288" w:lineRule="auto"/>
-        <w:ind w:left="0"/>
-        <w:jc w:val="left"/>
-      </w:pPr>
-      <w:r>
-        <w:rPr>
-          <w:rFonts w:eastAsia="等线" w:ascii="Arial" w:cs="Arial" w:hAnsi="Arial"/>
-          <w:sz w:val="22"/>
-        </w:rPr>
-        <w:t>选中画布中组件后，右侧展示该组件的属性配置，通用属性包括：</w:t>
+        <w:t>手机端：手机外框容器，组件纵向排列，模拟真实移动端效果</w:t>
       </w:r>
     </w:p>
     <w:p>
@@ -14162,17 +14140,9 @@
       <w:r>
         <w:rPr>
           <w:rFonts w:eastAsia="等线" w:ascii="Arial" w:cs="Arial" w:hAnsi="Arial"/>
-          <w:b w:val="true"/>
-          <w:sz w:val="22"/>
-        </w:rPr>
-        <w:t>字段名称：</w:t>
-      </w:r>
-      <w:r>
-        <w:rPr>
-          <w:rFonts w:eastAsia="等线" w:ascii="Arial" w:cs="Arial" w:hAnsi="Arial"/>
-          <w:sz w:val="22"/>
-        </w:rPr>
-        <w:t>表单中显示的标签文字</w:t>
+          <w:sz w:val="22"/>
+        </w:rPr>
+        <w:t>电脑端：宽屏容器，组件按PC端布局展示，PC端组件一排最多支持3个组件</w:t>
       </w:r>
     </w:p>
     <w:p>
@@ -14187,17 +14157,9 @@
       <w:r>
         <w:rPr>
           <w:rFonts w:eastAsia="等线" w:ascii="Arial" w:cs="Arial" w:hAnsi="Arial"/>
-          <w:b w:val="true"/>
-          <w:sz w:val="22"/>
-        </w:rPr>
-        <w:t>占位提示：</w:t>
-      </w:r>
-      <w:r>
-        <w:rPr>
-          <w:rFonts w:eastAsia="等线" w:ascii="Arial" w:cs="Arial" w:hAnsi="Arial"/>
-          <w:sz w:val="22"/>
-        </w:rPr>
-        <w:t>输入框placeholder文字</w:t>
+          <w:sz w:val="22"/>
+        </w:rPr>
+        <w:t>从左侧组件库拖拽组件到画布中添加</w:t>
       </w:r>
     </w:p>
     <w:p>
@@ -14212,17 +14174,9 @@
       <w:r>
         <w:rPr>
           <w:rFonts w:eastAsia="等线" w:ascii="Arial" w:cs="Arial" w:hAnsi="Arial"/>
-          <w:b w:val="true"/>
-          <w:sz w:val="22"/>
-        </w:rPr>
-        <w:t>是否必填：</w:t>
-      </w:r>
-      <w:r>
-        <w:rPr>
-          <w:rFonts w:eastAsia="等线" w:ascii="Arial" w:cs="Arial" w:hAnsi="Arial"/>
-          <w:sz w:val="22"/>
-        </w:rPr>
-        <w:t>开关控制，必填字段发布时校验</w:t>
+          <w:sz w:val="22"/>
+        </w:rPr>
+        <w:t>画布中组件支持上下拖拽排序、点击选中、复制、删除操作</w:t>
       </w:r>
     </w:p>
     <w:p>
@@ -14237,17 +14191,38 @@
       <w:r>
         <w:rPr>
           <w:rFonts w:eastAsia="等线" w:ascii="Arial" w:cs="Arial" w:hAnsi="Arial"/>
+          <w:sz w:val="22"/>
+        </w:rPr>
+        <w:t>空画布显示提示「请从左侧拖入组件到手机容器中」</w:t>
+      </w:r>
+    </w:p>
+    <w:p>
+      <w:pPr>
+        <w:spacing w:before="120" w:after="120" w:line="288" w:lineRule="auto"/>
+        <w:ind w:left="0"/>
+        <w:jc w:val="left"/>
+      </w:pPr>
+      <w:r>
+        <w:rPr>
+          <w:rFonts w:eastAsia="等线" w:ascii="Arial" w:cs="Arial" w:hAnsi="Arial"/>
           <w:b w:val="true"/>
           <w:sz w:val="22"/>
         </w:rPr>
-        <w:t>默认值：</w:t>
-      </w:r>
-      <w:r>
-        <w:rPr>
-          <w:rFonts w:eastAsia="等线" w:ascii="Arial" w:cs="Arial" w:hAnsi="Arial"/>
-          <w:sz w:val="22"/>
-        </w:rPr>
-        <w:t>可配置固定默认值或公式计算</w:t>
+        <w:t xml:space="preserve"> 属性面板：</w:t>
+      </w:r>
+    </w:p>
+    <w:p>
+      <w:pPr>
+        <w:spacing w:before="120" w:after="120" w:line="288" w:lineRule="auto"/>
+        <w:ind w:left="0"/>
+        <w:jc w:val="left"/>
+      </w:pPr>
+      <w:r>
+        <w:rPr>
+          <w:rFonts w:eastAsia="等线" w:ascii="Arial" w:cs="Arial" w:hAnsi="Arial"/>
+          <w:sz w:val="22"/>
+        </w:rPr>
+        <w:t>选中画布中组件后，右侧展示该组件的属性配置，通用属性包括：</w:t>
       </w:r>
     </w:p>
     <w:p>
@@ -14265,28 +14240,14 @@
           <w:b w:val="true"/>
           <w:sz w:val="22"/>
         </w:rPr>
-        <w:t>显示条件：</w:t>
-      </w:r>
-      <w:r>
-        <w:rPr>
-          <w:rFonts w:eastAsia="等线" w:ascii="Arial" w:cs="Arial" w:hAnsi="Arial"/>
-          <w:sz w:val="22"/>
-        </w:rPr>
-        <w:t>配置字段的显示/隐藏逻辑（基于其他字段值）</w:t>
-      </w:r>
-    </w:p>
-    <w:p>
-      <w:pPr>
-        <w:spacing w:before="120" w:after="120" w:line="288" w:lineRule="auto"/>
-        <w:ind w:left="0"/>
-        <w:jc w:val="left"/>
-      </w:pPr>
-      <w:r>
-        <w:rPr>
-          <w:rFonts w:eastAsia="等线" w:ascii="Arial" w:cs="Arial" w:hAnsi="Arial"/>
-          <w:sz w:val="22"/>
-        </w:rPr>
-        <w:t>各组件特有属性：</w:t>
+        <w:t>字段名称：</w:t>
+      </w:r>
+      <w:r>
+        <w:rPr>
+          <w:rFonts w:eastAsia="等线" w:ascii="Arial" w:cs="Arial" w:hAnsi="Arial"/>
+          <w:sz w:val="22"/>
+        </w:rPr>
+        <w:t>表单中显示的标签文字</w:t>
       </w:r>
     </w:p>
     <w:p>
@@ -14304,14 +14265,14 @@
           <w:b w:val="true"/>
           <w:sz w:val="22"/>
         </w:rPr>
-        <w:t>单行/多行输入框：</w:t>
-      </w:r>
-      <w:r>
-        <w:rPr>
-          <w:rFonts w:eastAsia="等线" w:ascii="Arial" w:cs="Arial" w:hAnsi="Arial"/>
-          <w:sz w:val="22"/>
-        </w:rPr>
-        <w:t>最大字数、正则校验规则</w:t>
+        <w:t>提示文字：</w:t>
+      </w:r>
+      <w:r>
+        <w:rPr>
+          <w:rFonts w:eastAsia="等线" w:ascii="Arial" w:cs="Arial" w:hAnsi="Arial"/>
+          <w:sz w:val="22"/>
+        </w:rPr>
+        <w:t>输入框提示文字</w:t>
       </w:r>
     </w:p>
     <w:p>
@@ -14329,14 +14290,14 @@
           <w:b w:val="true"/>
           <w:sz w:val="22"/>
         </w:rPr>
-        <w:t>数字输入框：</w:t>
-      </w:r>
-      <w:r>
-        <w:rPr>
-          <w:rFonts w:eastAsia="等线" w:ascii="Arial" w:cs="Arial" w:hAnsi="Arial"/>
-          <w:sz w:val="22"/>
-        </w:rPr>
-        <w:t>小数位数、单位、最小值/最大值、计算公式</w:t>
+        <w:t>是否必填：</w:t>
+      </w:r>
+      <w:r>
+        <w:rPr>
+          <w:rFonts w:eastAsia="等线" w:ascii="Arial" w:cs="Arial" w:hAnsi="Arial"/>
+          <w:sz w:val="22"/>
+        </w:rPr>
+        <w:t>开关控制，必填字段发布时校验</w:t>
       </w:r>
     </w:p>
     <w:p>
@@ -14354,14 +14315,28 @@
           <w:b w:val="true"/>
           <w:sz w:val="22"/>
         </w:rPr>
-        <w:t>单选：</w:t>
-      </w:r>
-      <w:r>
-        <w:rPr>
-          <w:rFonts w:eastAsia="等线" w:ascii="Arial" w:cs="Arial" w:hAnsi="Arial"/>
-          <w:sz w:val="22"/>
-        </w:rPr>
-        <w:t>选项列表管理（增删改）、数据源接口绑定、选项值与显示文本映射</w:t>
+        <w:t>默认值：</w:t>
+      </w:r>
+      <w:r>
+        <w:rPr>
+          <w:rFonts w:eastAsia="等线" w:ascii="Arial" w:cs="Arial" w:hAnsi="Arial"/>
+          <w:sz w:val="22"/>
+        </w:rPr>
+        <w:t>可配置固定默认值或公式计算</w:t>
+      </w:r>
+    </w:p>
+    <w:p>
+      <w:pPr>
+        <w:spacing w:before="120" w:after="120" w:line="288" w:lineRule="auto"/>
+        <w:ind w:left="0"/>
+        <w:jc w:val="left"/>
+      </w:pPr>
+      <w:r>
+        <w:rPr>
+          <w:rFonts w:eastAsia="等线" w:ascii="Arial" w:cs="Arial" w:hAnsi="Arial"/>
+          <w:sz w:val="22"/>
+        </w:rPr>
+        <w:t>各组件特有属性：</w:t>
       </w:r>
     </w:p>
     <w:p>
@@ -14379,14 +14354,14 @@
           <w:b w:val="true"/>
           <w:sz w:val="22"/>
         </w:rPr>
-        <w:t>明细：</w:t>
-      </w:r>
-      <w:r>
-        <w:rPr>
-          <w:rFonts w:eastAsia="等线" w:ascii="Arial" w:cs="Arial" w:hAnsi="Arial"/>
-          <w:sz w:val="22"/>
-        </w:rPr>
-        <w:t>子表字段配置（列名、列类型）、最大行数、最小行数</w:t>
+        <w:t>单行/多行输入框：</w:t>
+      </w:r>
+      <w:r>
+        <w:rPr>
+          <w:rFonts w:eastAsia="等线" w:ascii="Arial" w:cs="Arial" w:hAnsi="Arial"/>
+          <w:sz w:val="22"/>
+        </w:rPr>
+        <w:t>最大字数、正则校验规则</w:t>
       </w:r>
     </w:p>
     <w:p>
@@ -14404,20 +14379,95 @@
           <w:b w:val="true"/>
           <w:sz w:val="22"/>
         </w:rPr>
-        <w:t>图片/文件上传：</w:t>
-      </w:r>
-      <w:r>
-        <w:rPr>
-          <w:rFonts w:eastAsia="等线" w:ascii="Arial" w:cs="Arial" w:hAnsi="Arial"/>
-          <w:sz w:val="22"/>
-        </w:rPr>
-        <w:t>最大数量、单文件大小限制、允许的文件类型</w:t>
+        <w:t>数字输入框：</w:t>
+      </w:r>
+      <w:r>
+        <w:rPr>
+          <w:rFonts w:eastAsia="等线" w:ascii="Arial" w:cs="Arial" w:hAnsi="Arial"/>
+          <w:sz w:val="22"/>
+        </w:rPr>
+        <w:t>小数位数、单位、最小值/最大值、计算公式</w:t>
       </w:r>
     </w:p>
     <w:p>
       <w:pPr>
         <w:numPr>
           <w:numId w:val="81"/>
+        </w:numPr>
+        <w:spacing w:before="120" w:after="120" w:line="288" w:lineRule="auto"/>
+        <w:ind w:left="0"/>
+        <w:jc w:val="left"/>
+      </w:pPr>
+      <w:r>
+        <w:rPr>
+          <w:rFonts w:eastAsia="等线" w:ascii="Arial" w:cs="Arial" w:hAnsi="Arial"/>
+          <w:b w:val="true"/>
+          <w:sz w:val="22"/>
+        </w:rPr>
+        <w:t>单选：</w:t>
+      </w:r>
+      <w:r>
+        <w:rPr>
+          <w:rFonts w:eastAsia="等线" w:ascii="Arial" w:cs="Arial" w:hAnsi="Arial"/>
+          <w:sz w:val="22"/>
+        </w:rPr>
+        <w:t>选项列表管理（增删改）、数据源接口绑定、选项值与显示文本映射</w:t>
+      </w:r>
+    </w:p>
+    <w:p>
+      <w:pPr>
+        <w:numPr>
+          <w:numId w:val="82"/>
+        </w:numPr>
+        <w:spacing w:before="120" w:after="120" w:line="288" w:lineRule="auto"/>
+        <w:ind w:left="0"/>
+        <w:jc w:val="left"/>
+      </w:pPr>
+      <w:r>
+        <w:rPr>
+          <w:rFonts w:eastAsia="等线" w:ascii="Arial" w:cs="Arial" w:hAnsi="Arial"/>
+          <w:b w:val="true"/>
+          <w:sz w:val="22"/>
+        </w:rPr>
+        <w:t>明细：</w:t>
+      </w:r>
+      <w:r>
+        <w:rPr>
+          <w:rFonts w:eastAsia="等线" w:ascii="Arial" w:cs="Arial" w:hAnsi="Arial"/>
+          <w:sz w:val="22"/>
+        </w:rPr>
+        <w:t>子表字段配置（列名、列类型）、最大行数、最小行数</w:t>
+      </w:r>
+    </w:p>
+    <w:p>
+      <w:pPr>
+        <w:numPr>
+          <w:numId w:val="83"/>
+        </w:numPr>
+        <w:spacing w:before="120" w:after="120" w:line="288" w:lineRule="auto"/>
+        <w:ind w:left="0"/>
+        <w:jc w:val="left"/>
+      </w:pPr>
+      <w:r>
+        <w:rPr>
+          <w:rFonts w:eastAsia="等线" w:ascii="Arial" w:cs="Arial" w:hAnsi="Arial"/>
+          <w:b w:val="true"/>
+          <w:sz w:val="22"/>
+        </w:rPr>
+        <w:t>图片/文件上传：</w:t>
+      </w:r>
+      <w:r>
+        <w:rPr>
+          <w:rFonts w:eastAsia="等线" w:ascii="Arial" w:cs="Arial" w:hAnsi="Arial"/>
+          <w:sz w:val="22"/>
+        </w:rPr>
+        <w:t>最大数量、单文件大小限制、允许的文件类型</w:t>
+      </w:r>
+    </w:p>
+    <w:p>
+      <w:pPr>
+        <w:numPr>
+          <w:numId w:val="84"/>
         </w:numPr>
         <w:spacing w:before="120" w:after="120" w:line="288" w:lineRule="auto"/>
         <w:ind w:left="0"/>
@@ -14913,7 +14963,7 @@
                 <w:rFonts w:eastAsia="等线" w:ascii="Arial" w:cs="Arial" w:hAnsi="Arial"/>
                 <w:sz w:val="22"/>
               </w:rPr>
-              <w:t>开启后可配置：允许修改时限（分钟/小时/天），默认30分钟+ 允许修改的字段（从表单字段中多选）</w:t>
+              <w:t>开启后可配置：允许修改时限（分钟/小时/天），默认30分钟+ 允许修改的字段（从表单字段中多选、默认模版表单设计的全部字段可修改，不可修改接收对象）</w:t>
             </w:r>
           </w:p>
         </w:tc>
@@ -15018,7 +15068,7 @@
     <w:p>
       <w:pPr>
         <w:numPr>
-          <w:numId w:val="82"/>
+          <w:numId w:val="85"/>
         </w:numPr>
         <w:spacing w:before="120" w:after="120" w:line="288" w:lineRule="auto"/>
         <w:ind w:left="0"/>
@@ -15050,7 +15100,7 @@
     <w:p>
       <w:pPr>
         <w:numPr>
-          <w:numId w:val="83"/>
+          <w:numId w:val="86"/>
         </w:numPr>
         <w:spacing w:before="120" w:after="120" w:line="288" w:lineRule="auto"/>
         <w:ind w:left="0"/>
@@ -15061,13 +15111,13 @@
           <w:rFonts w:eastAsia="等线" w:ascii="Arial" w:cs="Arial" w:hAnsi="Arial"/>
           <w:sz w:val="22"/>
         </w:rPr>
-        <w:t>当</w:t>
+        <w:t>只有接收对象是【指定成员】时才会出现</w:t>
       </w:r>
     </w:p>
     <w:p>
       <w:pPr>
         <w:numPr>
-          <w:numId w:val="84"/>
+          <w:numId w:val="87"/>
         </w:numPr>
         <w:spacing w:before="120" w:after="120" w:line="288" w:lineRule="auto"/>
         <w:ind w:left="0"/>
@@ -15078,7 +15128,7 @@
           <w:rFonts w:eastAsia="等线" w:ascii="Arial" w:cs="Arial" w:hAnsi="Arial"/>
           <w:sz w:val="22"/>
         </w:rPr>
-        <w:t>规则类型（四选一）：</w:t>
+        <w:t>执行周期规则类型：按照Cron表达式组件，设置时、天、周、月</w:t>
       </w:r>
     </w:p>
     <w:tbl>
@@ -15173,7 +15223,7 @@
                 <w:rFonts w:eastAsia="等线" w:ascii="Arial" w:cs="Arial" w:hAnsi="Arial"/>
                 <w:sz w:val="22"/>
               </w:rPr>
-              <w:t>每隔一段时间</w:t>
+              <w:t>按小时</w:t>
             </w:r>
           </w:p>
         </w:tc>
@@ -15198,7 +15248,7 @@
                 <w:rFonts w:eastAsia="等线" w:ascii="Arial" w:cs="Arial" w:hAnsi="Arial"/>
                 <w:sz w:val="22"/>
               </w:rPr>
-              <w:t>间隔数值 + 单位（秒/分钟/小时）；如「每隔2小时」,最短时间间隔1小时</w:t>
+              <w:t>间隔数值 + 单位（小时）；如「每隔2小时」,最短时间间隔1小时</w:t>
             </w:r>
           </w:p>
         </w:tc>
@@ -15393,7 +15443,7 @@
           <w:p>
             <w:pPr>
               <w:numPr>
-                <w:numId w:val="85"/>
+                <w:numId w:val="88"/>
               </w:numPr>
               <w:spacing w:before="120" w:after="120" w:line="288" w:lineRule="auto"/>
               <w:ind w:left="0"/>
@@ -15410,7 +15460,7 @@
           <w:p>
             <w:pPr>
               <w:numPr>
-                <w:numId w:val="86"/>
+                <w:numId w:val="89"/>
               </w:numPr>
               <w:spacing w:before="120" w:after="120" w:line="288" w:lineRule="auto"/>
               <w:ind w:left="0"/>
@@ -15577,7 +15627,7 @@
                 <w:rFonts w:eastAsia="等线" w:ascii="Arial" w:cs="Arial" w:hAnsi="Arial"/>
                 <w:sz w:val="22"/>
               </w:rPr>
-              <w:t>用户点击【确认】系统自动生成唯一链接，支持一键复制；支持下载二维码图片</w:t>
+              <w:t>用户点击【确认】系统自动生成唯一链接和二维码，支持一键复制；支持下载二维码图片</w:t>
             </w:r>
           </w:p>
         </w:tc>
@@ -15733,7 +15783,7 @@
                 <w:rFonts w:eastAsia="等线" w:ascii="Arial" w:cs="Arial" w:hAnsi="Arial"/>
                 <w:sz w:val="22"/>
               </w:rPr>
-              <w:t>单选：永久 / 24小时 / 七天 / 一个月 / 自定义（选择到期日）；过期后链接自动失效</w:t>
+              <w:t>单选：永久 / 24小时 / 七天 / 一个月 / 自定义（选择到期日）；过期后链接自动失效，默认永久</w:t>
             </w:r>
           </w:p>
         </w:tc>
@@ -15785,7 +15835,7 @@
           <w:p>
             <w:pPr>
               <w:numPr>
-                <w:numId w:val="87"/>
+                <w:numId w:val="90"/>
               </w:numPr>
               <w:spacing w:before="120" w:after="120" w:line="288" w:lineRule="auto"/>
               <w:ind w:left="0"/>
@@ -15802,7 +15852,7 @@
           <w:p>
             <w:pPr>
               <w:numPr>
-                <w:numId w:val="88"/>
+                <w:numId w:val="91"/>
               </w:numPr>
               <w:spacing w:before="120" w:after="120" w:line="288" w:lineRule="auto"/>
               <w:ind w:left="0"/>
@@ -15819,7 +15869,7 @@
           <w:p>
             <w:pPr>
               <w:numPr>
-                <w:numId w:val="89"/>
+                <w:numId w:val="92"/>
               </w:numPr>
               <w:spacing w:before="120" w:after="120" w:line="288" w:lineRule="auto"/>
               <w:ind w:left="0"/>
@@ -15831,6 +15881,23 @@
                 <w:sz w:val="22"/>
               </w:rPr>
               <w:t>修改表单设计后，没有重新设置外部共享，不影响原链接和二维码，用户打开链接后查看的消息列表字段还是原设置的共享字段，如：表单设计原有A、B、C字段，共享字段设置了全部A、B、C，再次修改了表单设计B、C、D，在没有重新设置共享字段的情况下看到的还是A、B、C</w:t>
+            </w:r>
+          </w:p>
+          <w:p>
+            <w:pPr>
+              <w:numPr>
+                <w:numId w:val="93"/>
+              </w:numPr>
+              <w:spacing w:before="120" w:after="120" w:line="288" w:lineRule="auto"/>
+              <w:ind w:left="0"/>
+              <w:jc w:val="left"/>
+            </w:pPr>
+            <w:r>
+              <w:rPr>
+                <w:rFonts w:eastAsia="等线" w:ascii="Arial" w:cs="Arial" w:hAnsi="Arial"/>
+                <w:sz w:val="22"/>
+              </w:rPr>
+              <w:t>草稿状态的共享链接无效</w:t>
             </w:r>
           </w:p>
         </w:tc>
@@ -15957,105 +16024,6 @@
           <w:sz w:val="22"/>
         </w:rPr>
         <w:t>左右分栏</w:t>
-      </w:r>
-    </w:p>
-    <w:p>
-      <w:pPr>
-        <w:numPr>
-          <w:numId w:val="90"/>
-        </w:numPr>
-        <w:spacing w:before="120" w:after="120" w:line="288" w:lineRule="auto"/>
-        <w:ind w:left="0"/>
-        <w:jc w:val="left"/>
-      </w:pPr>
-      <w:r>
-        <w:rPr>
-          <w:rFonts w:eastAsia="等线" w:ascii="Arial" w:cs="Arial" w:hAnsi="Arial"/>
-          <w:b w:val="true"/>
-          <w:sz w:val="22"/>
-        </w:rPr>
-        <w:t>左侧栏：</w:t>
-      </w:r>
-      <w:r>
-        <w:rPr>
-          <w:rFonts w:eastAsia="等线" w:ascii="Arial" w:cs="Arial" w:hAnsi="Arial"/>
-          <w:sz w:val="22"/>
-        </w:rPr>
-        <w:t>业务分类选择器 + 模板搜索框 + 模板组/模板树</w:t>
-      </w:r>
-    </w:p>
-    <w:p>
-      <w:pPr>
-        <w:numPr>
-          <w:numId w:val="91"/>
-        </w:numPr>
-        <w:spacing w:before="120" w:after="120" w:line="288" w:lineRule="auto"/>
-        <w:ind w:left="0"/>
-        <w:jc w:val="left"/>
-      </w:pPr>
-      <w:r>
-        <w:rPr>
-          <w:rFonts w:eastAsia="等线" w:ascii="Arial" w:cs="Arial" w:hAnsi="Arial"/>
-          <w:b w:val="true"/>
-          <w:sz w:val="22"/>
-        </w:rPr>
-        <w:t>右侧主区域：</w:t>
-      </w:r>
-      <w:r>
-        <w:rPr>
-          <w:rFonts w:eastAsia="等线" w:ascii="Arial" w:cs="Arial" w:hAnsi="Arial"/>
-          <w:sz w:val="22"/>
-        </w:rPr>
-        <w:t>发布信息列表（筛选区 + 列表 + 分页）</w:t>
-      </w:r>
-    </w:p>
-    <w:p>
-      <w:pPr>
-        <w:spacing w:before="120" w:after="120" w:line="288" w:lineRule="auto"/>
-        <w:ind w:left="0"/>
-        <w:jc w:val="left"/>
-      </w:pPr>
-      <w:r>
-        <w:rPr>
-          <w:rFonts w:eastAsia="等线" w:ascii="Arial" w:cs="Arial" w:hAnsi="Arial"/>
-          <w:b w:val="true"/>
-          <w:sz w:val="22"/>
-        </w:rPr>
-        <w:t>模板选择与发布入口：</w:t>
-      </w:r>
-    </w:p>
-    <w:p>
-      <w:pPr>
-        <w:numPr>
-          <w:numId w:val="92"/>
-        </w:numPr>
-        <w:spacing w:before="120" w:after="120" w:line="288" w:lineRule="auto"/>
-        <w:ind w:left="0"/>
-        <w:jc w:val="left"/>
-      </w:pPr>
-      <w:r>
-        <w:rPr>
-          <w:rFonts w:eastAsia="等线" w:ascii="Arial" w:cs="Arial" w:hAnsi="Arial"/>
-          <w:sz w:val="22"/>
-        </w:rPr>
-        <w:t>左侧模板树中点击某个模板节点，右侧列表自动筛选为该模板的发布记录</w:t>
-      </w:r>
-    </w:p>
-    <w:p>
-      <w:pPr>
-        <w:numPr>
-          <w:numId w:val="93"/>
-        </w:numPr>
-        <w:spacing w:before="120" w:after="120" w:line="288" w:lineRule="auto"/>
-        <w:ind w:left="0"/>
-        <w:jc w:val="left"/>
-      </w:pPr>
-      <w:r>
-        <w:rPr>
-          <w:rFonts w:eastAsia="等线" w:ascii="Arial" w:cs="Arial" w:hAnsi="Arial"/>
-          <w:sz w:val="22"/>
-        </w:rPr>
-        <w:t>选中模板后，右侧列表顶部出现「+ 发布信息」按钮，点击进入发布表单页面</w:t>
       </w:r>
     </w:p>
     <w:p>
@@ -16070,9 +16038,17 @@
       <w:r>
         <w:rPr>
           <w:rFonts w:eastAsia="等线" w:ascii="Arial" w:cs="Arial" w:hAnsi="Arial"/>
-          <w:sz w:val="22"/>
-        </w:rPr>
-        <w:t>未选中模板时，「+ 发布信息」按钮不显示，提示「请先在左侧选择模板」</w:t>
+          <w:b w:val="true"/>
+          <w:sz w:val="22"/>
+        </w:rPr>
+        <w:t>左侧栏：</w:t>
+      </w:r>
+      <w:r>
+        <w:rPr>
+          <w:rFonts w:eastAsia="等线" w:ascii="Arial" w:cs="Arial" w:hAnsi="Arial"/>
+          <w:sz w:val="22"/>
+        </w:rPr>
+        <w:t>业务分类选择器 + 模板搜索框 + 模板组/模板树</w:t>
       </w:r>
     </w:p>
     <w:p>
@@ -16087,9 +16063,100 @@
       <w:r>
         <w:rPr>
           <w:rFonts w:eastAsia="等线" w:ascii="Arial" w:cs="Arial" w:hAnsi="Arial"/>
-          <w:sz w:val="22"/>
-        </w:rPr>
-        <w:t>已停用模板不在发布入口的模板树中展示（仅模板管理中可见）</w:t>
+          <w:b w:val="true"/>
+          <w:sz w:val="22"/>
+        </w:rPr>
+        <w:t>右侧主区域：</w:t>
+      </w:r>
+      <w:r>
+        <w:rPr>
+          <w:rFonts w:eastAsia="等线" w:ascii="Arial" w:cs="Arial" w:hAnsi="Arial"/>
+          <w:sz w:val="22"/>
+        </w:rPr>
+        <w:t>发布信息列表（筛选区 + 列表 + 分页）</w:t>
+      </w:r>
+    </w:p>
+    <w:p>
+      <w:pPr>
+        <w:spacing w:before="120" w:after="120" w:line="288" w:lineRule="auto"/>
+        <w:ind w:left="0"/>
+        <w:jc w:val="left"/>
+      </w:pPr>
+      <w:r>
+        <w:rPr>
+          <w:rFonts w:eastAsia="等线" w:ascii="Arial" w:cs="Arial" w:hAnsi="Arial"/>
+          <w:b w:val="true"/>
+          <w:sz w:val="22"/>
+        </w:rPr>
+        <w:t>模板选择与发布入口：</w:t>
+      </w:r>
+    </w:p>
+    <w:p>
+      <w:pPr>
+        <w:numPr>
+          <w:numId w:val="96"/>
+        </w:numPr>
+        <w:spacing w:before="120" w:after="120" w:line="288" w:lineRule="auto"/>
+        <w:ind w:left="0"/>
+        <w:jc w:val="left"/>
+      </w:pPr>
+      <w:r>
+        <w:rPr>
+          <w:rFonts w:eastAsia="等线" w:ascii="Arial" w:cs="Arial" w:hAnsi="Arial"/>
+          <w:sz w:val="22"/>
+        </w:rPr>
+        <w:t>左侧模板树中点击某个模板节点，右侧列表自动筛选为该模板的发布记录</w:t>
+      </w:r>
+    </w:p>
+    <w:p>
+      <w:pPr>
+        <w:numPr>
+          <w:numId w:val="97"/>
+        </w:numPr>
+        <w:spacing w:before="120" w:after="120" w:line="288" w:lineRule="auto"/>
+        <w:ind w:left="0"/>
+        <w:jc w:val="left"/>
+      </w:pPr>
+      <w:r>
+        <w:rPr>
+          <w:rFonts w:eastAsia="等线" w:ascii="Arial" w:cs="Arial" w:hAnsi="Arial"/>
+          <w:sz w:val="22"/>
+        </w:rPr>
+        <w:t>选中模板后，右侧列表顶部出现「+ 发布信息」按钮，点击进入发布表单页面</w:t>
+      </w:r>
+    </w:p>
+    <w:p>
+      <w:pPr>
+        <w:numPr>
+          <w:numId w:val="98"/>
+        </w:numPr>
+        <w:spacing w:before="120" w:after="120" w:line="288" w:lineRule="auto"/>
+        <w:ind w:left="0"/>
+        <w:jc w:val="left"/>
+      </w:pPr>
+      <w:r>
+        <w:rPr>
+          <w:rFonts w:eastAsia="等线" w:ascii="Arial" w:cs="Arial" w:hAnsi="Arial"/>
+          <w:sz w:val="22"/>
+        </w:rPr>
+        <w:t>未选中模板时，「+ 发布信息」按钮不显示，提示「请先在左侧选择模板」</w:t>
+      </w:r>
+    </w:p>
+    <w:p>
+      <w:pPr>
+        <w:numPr>
+          <w:numId w:val="99"/>
+        </w:numPr>
+        <w:spacing w:before="120" w:after="120" w:line="288" w:lineRule="auto"/>
+        <w:ind w:left="0"/>
+        <w:jc w:val="left"/>
+      </w:pPr>
+      <w:r>
+        <w:rPr>
+          <w:rFonts w:eastAsia="等线" w:ascii="Arial" w:cs="Arial" w:hAnsi="Arial"/>
+          <w:sz w:val="22"/>
+        </w:rPr>
+        <w:t>已停用模板仅支持查看历史发布信息列表和信息详情，不支持引用停用模版发布消息，不支持复制已停用模版发布的消息</w:t>
       </w:r>
     </w:p>
     <w:p>
@@ -16130,7 +16197,7 @@
           <w:rFonts w:eastAsia="等线" w:ascii="Arial" w:cs="Arial" w:hAnsi="Arial"/>
           <w:sz w:val="22"/>
         </w:rPr>
-        <w:t>返回按钮 + 页面标题（发布信息 / 编辑发布信息）+ 模板名称标签</w:t>
+        <w:t>返回按钮 + 页面标题（发布信息 / 编辑发布信息）+ 模板名称</w:t>
       </w:r>
     </w:p>
     <w:p>
@@ -16317,7 +16384,7 @@
                 <w:rFonts w:eastAsia="等线" w:ascii="Arial" w:cs="Arial" w:hAnsi="Arial"/>
                 <w:sz w:val="22"/>
               </w:rPr>
-              <w:t>单行输入框，≤100字；默认自动填充为「模板名称 + 当前日期」，可手动修改</w:t>
+              <w:t>单行输入框，最长200字符；默认自动填充为「模板名称 + 当前日期」，可手动修改</w:t>
             </w:r>
           </w:p>
         </w:tc>
@@ -16556,7 +16623,7 @@
                 <w:rFonts w:eastAsia="等线" w:ascii="Arial" w:cs="Arial" w:hAnsi="Arial"/>
                 <w:sz w:val="22"/>
               </w:rPr>
-              <w:t>沿用模板配置，发布时不可修改：指定成员模式下展示固定接收人列表；发起人自选模式下展示通讯录选择器，由发布人选择接收对象组织人员、当班人员</w:t>
+              <w:t>沿用模板配置，发布时不可修改，指定成员模式下展示固定接收人；发起人自选模式，由发布人选择接收对象组织人员、当班人员</w:t>
             </w:r>
           </w:p>
         </w:tc>
@@ -16929,74 +16996,6 @@
     <w:p>
       <w:pPr>
         <w:numPr>
-          <w:numId w:val="96"/>
-        </w:numPr>
-        <w:spacing w:before="120" w:after="120" w:line="288" w:lineRule="auto"/>
-        <w:ind w:left="0"/>
-        <w:jc w:val="left"/>
-      </w:pPr>
-      <w:r>
-        <w:rPr>
-          <w:rFonts w:eastAsia="等线" w:ascii="Arial" w:cs="Arial" w:hAnsi="Arial"/>
-          <w:sz w:val="22"/>
-        </w:rPr>
-        <w:t>在发布信息页面，点击「复制已发布信息」按钮，弹出同模板历史已发布记录列表</w:t>
-      </w:r>
-    </w:p>
-    <w:p>
-      <w:pPr>
-        <w:numPr>
-          <w:numId w:val="97"/>
-        </w:numPr>
-        <w:spacing w:before="120" w:after="120" w:line="288" w:lineRule="auto"/>
-        <w:ind w:left="0"/>
-        <w:jc w:val="left"/>
-      </w:pPr>
-      <w:r>
-        <w:rPr>
-          <w:rFonts w:eastAsia="等线" w:ascii="Arial" w:cs="Arial" w:hAnsi="Arial"/>
-          <w:sz w:val="22"/>
-        </w:rPr>
-        <w:t>列表展示：信息标题、发布时间，支持按标题搜索</w:t>
-      </w:r>
-    </w:p>
-    <w:p>
-      <w:pPr>
-        <w:numPr>
-          <w:numId w:val="98"/>
-        </w:numPr>
-        <w:spacing w:before="120" w:after="120" w:line="288" w:lineRule="auto"/>
-        <w:ind w:left="0"/>
-        <w:jc w:val="left"/>
-      </w:pPr>
-      <w:r>
-        <w:rPr>
-          <w:rFonts w:eastAsia="等线" w:ascii="Arial" w:cs="Arial" w:hAnsi="Arial"/>
-          <w:sz w:val="22"/>
-        </w:rPr>
-        <w:t>选择一条记录后，该记录的全部字段值回填到当前表单中，信息标题自动追加「- 副本」后缀</w:t>
-      </w:r>
-    </w:p>
-    <w:p>
-      <w:pPr>
-        <w:numPr>
-          <w:numId w:val="99"/>
-        </w:numPr>
-        <w:spacing w:before="120" w:after="120" w:line="288" w:lineRule="auto"/>
-        <w:ind w:left="0"/>
-        <w:jc w:val="left"/>
-      </w:pPr>
-      <w:r>
-        <w:rPr>
-          <w:rFonts w:eastAsia="等线" w:ascii="Arial" w:cs="Arial" w:hAnsi="Arial"/>
-          <w:sz w:val="22"/>
-        </w:rPr>
-        <w:t>用户可在复制内容基础上修改后发布，适用于重复性日志/台账类场景</w:t>
-      </w:r>
-    </w:p>
-    <w:p>
-      <w:pPr>
-        <w:numPr>
           <w:numId w:val="100"/>
         </w:numPr>
         <w:spacing w:before="120" w:after="120" w:line="288" w:lineRule="auto"/>
@@ -17008,7 +17007,7 @@
           <w:rFonts w:eastAsia="等线" w:ascii="Arial" w:cs="Arial" w:hAnsi="Arial"/>
           <w:sz w:val="22"/>
         </w:rPr>
-        <w:t>复制操作不影响原记录</w:t>
+        <w:t>在发布信息页面，点击「复制已发布信息」按钮，弹出同模板自己历史已发布记录列表</w:t>
       </w:r>
     </w:p>
     <w:p>
@@ -17025,22 +17024,7 @@
           <w:rFonts w:eastAsia="等线" w:ascii="Arial" w:cs="Arial" w:hAnsi="Arial"/>
           <w:sz w:val="22"/>
         </w:rPr>
-        <w:t>复制已发布消息，回填内容以最新模版内容为准，如历史模版表单有A、B、C、D，最新模版表单只有A、B、C，复制后只回填A、B、C内容</w:t>
-      </w:r>
-    </w:p>
-    <w:p>
-      <w:pPr>
-        <w:spacing w:before="120" w:after="120" w:line="288" w:lineRule="auto"/>
-        <w:ind w:left="0"/>
-        <w:jc w:val="left"/>
-      </w:pPr>
-      <w:r>
-        <w:rPr>
-          <w:rFonts w:eastAsia="等线" w:ascii="Arial" w:cs="Arial" w:hAnsi="Arial"/>
-          <w:b w:val="true"/>
-          <w:sz w:val="22"/>
-        </w:rPr>
-        <w:t>获取数据</w:t>
+        <w:t>列表展示：信息标题、发布时间，支持按标题搜索</w:t>
       </w:r>
     </w:p>
     <w:p>
@@ -17057,41 +17041,7 @@
           <w:rFonts w:eastAsia="等线" w:ascii="Arial" w:cs="Arial" w:hAnsi="Arial"/>
           <w:sz w:val="22"/>
         </w:rPr>
-        <w:t>模版中设置了从数据源中获取数据，在发布消息时可以点击【获取数据】刷新最新数据填写</w:t>
-      </w:r>
-    </w:p>
-    <w:p>
-      <w:pPr>
-        <w:pStyle w:val="3"/>
-        <w:spacing w:before="300" w:after="120" w:line="288" w:lineRule="auto"/>
-        <w:ind w:left="0"/>
-        <w:jc w:val="left"/>
-        <w:outlineLvl w:val="2"/>
-      </w:pPr>
-      <w:bookmarkStart w:name="heading_35" w:id="35"/>
-      <w:r>
-        <w:rPr>
-          <w:rFonts w:eastAsia="等线" w:ascii="Arial" w:cs="Arial" w:hAnsi="Arial"/>
-          <w:b w:val="true"/>
-          <w:sz w:val="30"/>
-        </w:rPr>
-        <w:t>6.6.4 定时发布与定期发布</w:t>
-      </w:r>
-      <w:bookmarkEnd w:id="35"/>
-    </w:p>
-    <w:p>
-      <w:pPr>
-        <w:spacing w:before="120" w:after="120" w:line="288" w:lineRule="auto"/>
-        <w:ind w:left="0"/>
-        <w:jc w:val="left"/>
-      </w:pPr>
-      <w:r>
-        <w:rPr>
-          <w:rFonts w:eastAsia="等线" w:ascii="Arial" w:cs="Arial" w:hAnsi="Arial"/>
-          <w:b w:val="true"/>
-          <w:sz w:val="22"/>
-        </w:rPr>
-        <w:t>定时发布（单次）：</w:t>
+        <w:t>选择一条记录后，该记录的全部字段值回填到当前表单中，信息标题自动追加「- 副本」后缀</w:t>
       </w:r>
     </w:p>
     <w:p>
@@ -17108,7 +17058,7 @@
           <w:rFonts w:eastAsia="等线" w:ascii="Arial" w:cs="Arial" w:hAnsi="Arial"/>
           <w:sz w:val="22"/>
         </w:rPr>
-        <w:t>点击「定时发布」展开配置面板</w:t>
+        <w:t>用户可在复制内容基础上修改后发布，适用于重复性日志/台账类场景</w:t>
       </w:r>
     </w:p>
     <w:p>
@@ -17125,7 +17075,7 @@
           <w:rFonts w:eastAsia="等线" w:ascii="Arial" w:cs="Arial" w:hAnsi="Arial"/>
           <w:sz w:val="22"/>
         </w:rPr>
-        <w:t>选择发布日期（日期选择器，不可选过去日期）+ 发布时间（时间选择器，精确到分钟）</w:t>
+        <w:t>复制操作不影响原记录</w:t>
       </w:r>
     </w:p>
     <w:p>
@@ -17142,7 +17092,22 @@
           <w:rFonts w:eastAsia="等线" w:ascii="Arial" w:cs="Arial" w:hAnsi="Arial"/>
           <w:sz w:val="22"/>
         </w:rPr>
-        <w:t>确认后保存，状态为「定时待发布」，到点系统自动执行发布</w:t>
+        <w:t>复制已发布消息，回填内容以最新模版内容为准，如历史模版表单有A、B、C、D，最新模版表单只有A、B、C，复制后只回填A、B、C内容</w:t>
+      </w:r>
+    </w:p>
+    <w:p>
+      <w:pPr>
+        <w:spacing w:before="120" w:after="120" w:line="288" w:lineRule="auto"/>
+        <w:ind w:left="0"/>
+        <w:jc w:val="left"/>
+      </w:pPr>
+      <w:r>
+        <w:rPr>
+          <w:rFonts w:eastAsia="等线" w:ascii="Arial" w:cs="Arial" w:hAnsi="Arial"/>
+          <w:b w:val="true"/>
+          <w:sz w:val="22"/>
+        </w:rPr>
+        <w:t>获取数据</w:t>
       </w:r>
     </w:p>
     <w:p>
@@ -17159,22 +17124,41 @@
           <w:rFonts w:eastAsia="等线" w:ascii="Arial" w:cs="Arial" w:hAnsi="Arial"/>
           <w:sz w:val="22"/>
         </w:rPr>
-        <w:t>在到达发布时间前，可在「我发布的」中修改内容、取消定时（取消后回到草稿）、修改发布时间</w:t>
-      </w:r>
-    </w:p>
-    <w:p>
-      <w:pPr>
-        <w:spacing w:before="120" w:after="120" w:line="288" w:lineRule="auto"/>
-        <w:ind w:left="0"/>
-        <w:jc w:val="left"/>
-      </w:pPr>
+        <w:t>模版中设置了从数据源中获取数据，在发布消息时可以点击【获取数据】刷新最新数据填写</w:t>
+      </w:r>
+    </w:p>
+    <w:p>
+      <w:pPr>
+        <w:pStyle w:val="3"/>
+        <w:spacing w:before="300" w:after="120" w:line="288" w:lineRule="auto"/>
+        <w:ind w:left="0"/>
+        <w:jc w:val="left"/>
+        <w:outlineLvl w:val="2"/>
+      </w:pPr>
+      <w:bookmarkStart w:name="heading_35" w:id="35"/>
       <w:r>
         <w:rPr>
           <w:rFonts w:eastAsia="等线" w:ascii="Arial" w:cs="Arial" w:hAnsi="Arial"/>
           <w:b w:val="true"/>
-          <w:sz w:val="22"/>
-        </w:rPr>
-        <w:t>定期发布（周期）：</w:t>
+          <w:sz w:val="30"/>
+        </w:rPr>
+        <w:t>6.6.4 定时发布与定期发布</w:t>
+      </w:r>
+      <w:bookmarkEnd w:id="35"/>
+    </w:p>
+    <w:p>
+      <w:pPr>
+        <w:spacing w:before="120" w:after="120" w:line="288" w:lineRule="auto"/>
+        <w:ind w:left="0"/>
+        <w:jc w:val="left"/>
+      </w:pPr>
+      <w:r>
+        <w:rPr>
+          <w:rFonts w:eastAsia="等线" w:ascii="Arial" w:cs="Arial" w:hAnsi="Arial"/>
+          <w:b w:val="true"/>
+          <w:sz w:val="22"/>
+        </w:rPr>
+        <w:t>定时发布（单次）：</w:t>
       </w:r>
     </w:p>
     <w:p>
@@ -17191,7 +17175,7 @@
           <w:rFonts w:eastAsia="等线" w:ascii="Arial" w:cs="Arial" w:hAnsi="Arial"/>
           <w:sz w:val="22"/>
         </w:rPr>
-        <w:t>仅当模板的高级设置中开启了「定期发布」时，发布表单中显示「定期发布」入口</w:t>
+        <w:t>点击「定时发布」展开配置面板</w:t>
       </w:r>
     </w:p>
     <w:p>
@@ -17208,13 +17192,96 @@
           <w:rFonts w:eastAsia="等线" w:ascii="Arial" w:cs="Arial" w:hAnsi="Arial"/>
           <w:sz w:val="22"/>
         </w:rPr>
-        <w:t>定期发布规则沿用模板配置（间隔/天/周/月），发布时不可修改</w:t>
+        <w:t>选择发布日期（日期选择器，不可选过去日期）+ 发布时间（时间选择器，精确到分钟）</w:t>
       </w:r>
     </w:p>
     <w:p>
       <w:pPr>
         <w:numPr>
           <w:numId w:val="109"/>
+        </w:numPr>
+        <w:spacing w:before="120" w:after="120" w:line="288" w:lineRule="auto"/>
+        <w:ind w:left="0"/>
+        <w:jc w:val="left"/>
+      </w:pPr>
+      <w:r>
+        <w:rPr>
+          <w:rFonts w:eastAsia="等线" w:ascii="Arial" w:cs="Arial" w:hAnsi="Arial"/>
+          <w:sz w:val="22"/>
+        </w:rPr>
+        <w:t>确认后保存，状态为「定时待发布」，到点系统自动执行发布</w:t>
+      </w:r>
+    </w:p>
+    <w:p>
+      <w:pPr>
+        <w:numPr>
+          <w:numId w:val="110"/>
+        </w:numPr>
+        <w:spacing w:before="120" w:after="120" w:line="288" w:lineRule="auto"/>
+        <w:ind w:left="0"/>
+        <w:jc w:val="left"/>
+      </w:pPr>
+      <w:r>
+        <w:rPr>
+          <w:rFonts w:eastAsia="等线" w:ascii="Arial" w:cs="Arial" w:hAnsi="Arial"/>
+          <w:sz w:val="22"/>
+        </w:rPr>
+        <w:t>在到达发布时间前，可在「我发布的」中修改内容、取消定时（取消后回到草稿）、修改发布时间</w:t>
+      </w:r>
+    </w:p>
+    <w:p>
+      <w:pPr>
+        <w:spacing w:before="120" w:after="120" w:line="288" w:lineRule="auto"/>
+        <w:ind w:left="0"/>
+        <w:jc w:val="left"/>
+      </w:pPr>
+      <w:r>
+        <w:rPr>
+          <w:rFonts w:eastAsia="等线" w:ascii="Arial" w:cs="Arial" w:hAnsi="Arial"/>
+          <w:b w:val="true"/>
+          <w:sz w:val="22"/>
+        </w:rPr>
+        <w:t>定期发布（周期）：</w:t>
+      </w:r>
+    </w:p>
+    <w:p>
+      <w:pPr>
+        <w:numPr>
+          <w:numId w:val="111"/>
+        </w:numPr>
+        <w:spacing w:before="120" w:after="120" w:line="288" w:lineRule="auto"/>
+        <w:ind w:left="0"/>
+        <w:jc w:val="left"/>
+      </w:pPr>
+      <w:r>
+        <w:rPr>
+          <w:rFonts w:eastAsia="等线" w:ascii="Arial" w:cs="Arial" w:hAnsi="Arial"/>
+          <w:sz w:val="22"/>
+        </w:rPr>
+        <w:t>仅当模板的高级设置中开启了「定期发布」时，发布列表中切换才显示「定期发布」列表内容</w:t>
+      </w:r>
+    </w:p>
+    <w:p>
+      <w:pPr>
+        <w:numPr>
+          <w:numId w:val="112"/>
+        </w:numPr>
+        <w:spacing w:before="120" w:after="120" w:line="288" w:lineRule="auto"/>
+        <w:ind w:left="0"/>
+        <w:jc w:val="left"/>
+      </w:pPr>
+      <w:r>
+        <w:rPr>
+          <w:rFonts w:eastAsia="等线" w:ascii="Arial" w:cs="Arial" w:hAnsi="Arial"/>
+          <w:sz w:val="22"/>
+        </w:rPr>
+        <w:t>定期发布规则沿用模板配置（小时/天/周/月），发布时不可修改</w:t>
+      </w:r>
+    </w:p>
+    <w:p>
+      <w:pPr>
+        <w:numPr>
+          <w:numId w:val="113"/>
         </w:numPr>
         <w:spacing w:before="120" w:after="120" w:line="288" w:lineRule="auto"/>
         <w:ind w:left="0"/>
@@ -17587,76 +17654,6 @@
     <w:p>
       <w:pPr>
         <w:numPr>
-          <w:numId w:val="110"/>
-        </w:numPr>
-        <w:spacing w:before="120" w:after="120" w:line="288" w:lineRule="auto"/>
-        <w:ind w:left="0"/>
-        <w:jc w:val="left"/>
-      </w:pPr>
-      <w:r>
-        <w:rPr>
-          <w:rFonts w:eastAsia="等线" w:ascii="Arial" w:cs="Arial" w:hAnsi="Arial"/>
-          <w:b w:val="true"/>
-          <w:sz w:val="22"/>
-        </w:rPr>
-        <w:t>单次发布</w:t>
-      </w:r>
-    </w:p>
-    <w:p>
-      <w:pPr>
-        <w:numPr>
-          <w:numId w:val="111"/>
-        </w:numPr>
-        <w:spacing w:before="120" w:after="120" w:line="288" w:lineRule="auto"/>
-        <w:ind w:left="0"/>
-        <w:jc w:val="left"/>
-      </w:pPr>
-      <w:r>
-        <w:rPr>
-          <w:rFonts w:eastAsia="等线" w:ascii="Arial" w:cs="Arial" w:hAnsi="Arial"/>
-          <w:sz w:val="22"/>
-        </w:rPr>
-        <w:t>默认字段：序号、信息标题、发布状态、发布时间、创建时间、操作</w:t>
-      </w:r>
-    </w:p>
-    <w:p>
-      <w:pPr>
-        <w:numPr>
-          <w:numId w:val="112"/>
-        </w:numPr>
-        <w:spacing w:before="120" w:after="120" w:line="288" w:lineRule="auto"/>
-        <w:ind w:left="0"/>
-        <w:jc w:val="left"/>
-      </w:pPr>
-      <w:r>
-        <w:rPr>
-          <w:rFonts w:eastAsia="等线" w:ascii="Arial" w:cs="Arial" w:hAnsi="Arial"/>
-          <w:sz w:val="22"/>
-        </w:rPr>
-        <w:t>支持「列表字段设置」自定义显示字段，可从模板字段中选择额外列展示</w:t>
-      </w:r>
-    </w:p>
-    <w:p>
-      <w:pPr>
-        <w:numPr>
-          <w:numId w:val="113"/>
-        </w:numPr>
-        <w:spacing w:before="120" w:after="120" w:line="288" w:lineRule="auto"/>
-        <w:ind w:left="0"/>
-        <w:jc w:val="left"/>
-      </w:pPr>
-      <w:r>
-        <w:rPr>
-          <w:rFonts w:eastAsia="等线" w:ascii="Arial" w:cs="Arial" w:hAnsi="Arial"/>
-          <w:b w:val="true"/>
-          <w:sz w:val="22"/>
-        </w:rPr>
-        <w:t>周期发布</w:t>
-      </w:r>
-    </w:p>
-    <w:p>
-      <w:pPr>
-        <w:numPr>
           <w:numId w:val="114"/>
         </w:numPr>
         <w:spacing w:before="120" w:after="120" w:line="288" w:lineRule="auto"/>
@@ -17666,15 +17663,85 @@
       <w:r>
         <w:rPr>
           <w:rFonts w:eastAsia="等线" w:ascii="Arial" w:cs="Arial" w:hAnsi="Arial"/>
-          <w:sz w:val="22"/>
-        </w:rPr>
-        <w:t>默认字段：序号、信息标题、发布状态、发布时间、来源周期、操作</w:t>
+          <w:b w:val="true"/>
+          <w:sz w:val="22"/>
+        </w:rPr>
+        <w:t>单次发布</w:t>
       </w:r>
     </w:p>
     <w:p>
       <w:pPr>
         <w:numPr>
           <w:numId w:val="115"/>
+        </w:numPr>
+        <w:spacing w:before="120" w:after="120" w:line="288" w:lineRule="auto"/>
+        <w:ind w:left="0"/>
+        <w:jc w:val="left"/>
+      </w:pPr>
+      <w:r>
+        <w:rPr>
+          <w:rFonts w:eastAsia="等线" w:ascii="Arial" w:cs="Arial" w:hAnsi="Arial"/>
+          <w:sz w:val="22"/>
+        </w:rPr>
+        <w:t>默认字段：序号、信息标题、发布状态、发布时间、创建时间、操作</w:t>
+      </w:r>
+    </w:p>
+    <w:p>
+      <w:pPr>
+        <w:numPr>
+          <w:numId w:val="116"/>
+        </w:numPr>
+        <w:spacing w:before="120" w:after="120" w:line="288" w:lineRule="auto"/>
+        <w:ind w:left="0"/>
+        <w:jc w:val="left"/>
+      </w:pPr>
+      <w:r>
+        <w:rPr>
+          <w:rFonts w:eastAsia="等线" w:ascii="Arial" w:cs="Arial" w:hAnsi="Arial"/>
+          <w:sz w:val="22"/>
+        </w:rPr>
+        <w:t>支持「列表字段设置」自定义显示字段，可从模板字段中选择额外列展示</w:t>
+      </w:r>
+    </w:p>
+    <w:p>
+      <w:pPr>
+        <w:numPr>
+          <w:numId w:val="117"/>
+        </w:numPr>
+        <w:spacing w:before="120" w:after="120" w:line="288" w:lineRule="auto"/>
+        <w:ind w:left="0"/>
+        <w:jc w:val="left"/>
+      </w:pPr>
+      <w:r>
+        <w:rPr>
+          <w:rFonts w:eastAsia="等线" w:ascii="Arial" w:cs="Arial" w:hAnsi="Arial"/>
+          <w:b w:val="true"/>
+          <w:sz w:val="22"/>
+        </w:rPr>
+        <w:t>周期发布</w:t>
+      </w:r>
+    </w:p>
+    <w:p>
+      <w:pPr>
+        <w:numPr>
+          <w:numId w:val="118"/>
+        </w:numPr>
+        <w:spacing w:before="120" w:after="120" w:line="288" w:lineRule="auto"/>
+        <w:ind w:left="0"/>
+        <w:jc w:val="left"/>
+      </w:pPr>
+      <w:r>
+        <w:rPr>
+          <w:rFonts w:eastAsia="等线" w:ascii="Arial" w:cs="Arial" w:hAnsi="Arial"/>
+          <w:sz w:val="22"/>
+        </w:rPr>
+        <w:t>默认字段：序号、信息标题、发布状态、发布时间、来源周期、操作</w:t>
+      </w:r>
+    </w:p>
+    <w:p>
+      <w:pPr>
+        <w:numPr>
+          <w:numId w:val="119"/>
         </w:numPr>
         <w:spacing w:before="120" w:after="120" w:line="288" w:lineRule="auto"/>
         <w:ind w:left="0"/>
@@ -18236,7 +18303,7 @@
           <w:p>
             <w:pPr>
               <w:numPr>
-                <w:numId w:val="116"/>
+                <w:numId w:val="120"/>
               </w:numPr>
               <w:spacing w:before="120" w:after="120" w:line="288" w:lineRule="auto"/>
               <w:ind w:left="0"/>
@@ -18253,7 +18320,7 @@
           <w:p>
             <w:pPr>
               <w:numPr>
-                <w:numId w:val="117"/>
+                <w:numId w:val="121"/>
               </w:numPr>
               <w:spacing w:before="120" w:after="120" w:line="288" w:lineRule="auto"/>
               <w:ind w:left="0"/>
@@ -18265,6 +18332,23 @@
                 <w:sz w:val="22"/>
               </w:rPr>
               <w:t>支持收藏消息</w:t>
+            </w:r>
+          </w:p>
+          <w:p>
+            <w:pPr>
+              <w:numPr>
+                <w:numId w:val="122"/>
+              </w:numPr>
+              <w:spacing w:before="120" w:after="120" w:line="288" w:lineRule="auto"/>
+              <w:ind w:left="0"/>
+              <w:jc w:val="left"/>
+            </w:pPr>
+            <w:r>
+              <w:rPr>
+                <w:rFonts w:eastAsia="等线" w:ascii="Arial" w:cs="Arial" w:hAnsi="Arial"/>
+                <w:sz w:val="22"/>
+              </w:rPr>
+              <w:t>站内信消息：发布成功、修改后发布、撤回、删除推送站内信消息；接收对象当班人员和组织人员都有同一个人时，站内信只推送一条消息</w:t>
             </w:r>
           </w:p>
         </w:tc>
@@ -18273,7 +18357,7 @@
     <w:p>
       <w:pPr>
         <w:numPr>
-          <w:numId w:val="118"/>
+          <w:numId w:val="123"/>
         </w:numPr>
         <w:spacing w:before="120" w:after="120" w:line="288" w:lineRule="auto"/>
         <w:ind w:left="0"/>
@@ -18324,7 +18408,7 @@
     <w:p>
       <w:pPr>
         <w:numPr>
-          <w:numId w:val="119"/>
+          <w:numId w:val="124"/>
         </w:numPr>
         <w:spacing w:before="120" w:after="120" w:line="288" w:lineRule="auto"/>
         <w:ind w:left="0"/>
@@ -18378,7 +18462,7 @@
                 <w:rFonts w:eastAsia="等线" w:ascii="Arial" w:cs="Arial" w:hAnsi="Arial"/>
                 <w:sz w:val="22"/>
               </w:rPr>
-              <w:t>阅读量大于接收人数量，可通过链接分享给其他用户，不需要登录平台可查看消息详情页，一个用户算一次阅读量</w:t>
+              <w:t>阅读量大于接收人数量，可通过链接分享给其他用户，不需要登录平台可查看消息详情页，点击一次算一次阅读量</w:t>
             </w:r>
           </w:p>
         </w:tc>
@@ -18397,140 +18481,6 @@
           <w:sz w:val="22"/>
         </w:rPr>
         <w:t>内容区：</w:t>
-      </w:r>
-    </w:p>
-    <w:p>
-      <w:pPr>
-        <w:numPr>
-          <w:numId w:val="120"/>
-        </w:numPr>
-        <w:spacing w:before="120" w:after="120" w:line="288" w:lineRule="auto"/>
-        <w:ind w:left="0"/>
-        <w:jc w:val="left"/>
-      </w:pPr>
-      <w:r>
-        <w:rPr>
-          <w:rFonts w:eastAsia="等线" w:ascii="Arial" w:cs="Arial" w:hAnsi="Arial"/>
-          <w:sz w:val="22"/>
-        </w:rPr>
-        <w:t>按模板表单结构展示全部字段值</w:t>
-      </w:r>
-    </w:p>
-    <w:p>
-      <w:pPr>
-        <w:numPr>
-          <w:numId w:val="121"/>
-        </w:numPr>
-        <w:spacing w:before="120" w:after="120" w:line="288" w:lineRule="auto"/>
-        <w:ind w:left="0"/>
-        <w:jc w:val="left"/>
-      </w:pPr>
-      <w:r>
-        <w:rPr>
-          <w:rFonts w:eastAsia="等线" w:ascii="Arial" w:cs="Arial" w:hAnsi="Arial"/>
-          <w:sz w:val="22"/>
-        </w:rPr>
-        <w:t>图片/文件字段支持点击预览/下载</w:t>
-      </w:r>
-    </w:p>
-    <w:p>
-      <w:pPr>
-        <w:spacing w:before="120" w:after="120" w:line="288" w:lineRule="auto"/>
-        <w:ind w:left="0"/>
-        <w:jc w:val="left"/>
-      </w:pPr>
-      <w:r>
-        <w:rPr>
-          <w:rFonts w:eastAsia="等线" w:ascii="Arial" w:cs="Arial" w:hAnsi="Arial"/>
-          <w:b w:val="true"/>
-          <w:sz w:val="22"/>
-        </w:rPr>
-        <w:t>评论区：</w:t>
-      </w:r>
-    </w:p>
-    <w:p>
-      <w:pPr>
-        <w:numPr>
-          <w:numId w:val="122"/>
-        </w:numPr>
-        <w:spacing w:before="120" w:after="120" w:line="288" w:lineRule="auto"/>
-        <w:ind w:left="0"/>
-        <w:jc w:val="left"/>
-      </w:pPr>
-      <w:r>
-        <w:rPr>
-          <w:rFonts w:eastAsia="等线" w:ascii="Arial" w:cs="Arial" w:hAnsi="Arial"/>
-          <w:sz w:val="22"/>
-        </w:rPr>
-        <w:t>接收对象和发布人可在详情页发表评论</w:t>
-      </w:r>
-    </w:p>
-    <w:p>
-      <w:pPr>
-        <w:numPr>
-          <w:numId w:val="123"/>
-        </w:numPr>
-        <w:spacing w:before="120" w:after="120" w:line="288" w:lineRule="auto"/>
-        <w:ind w:left="0"/>
-        <w:jc w:val="left"/>
-      </w:pPr>
-      <w:r>
-        <w:rPr>
-          <w:rFonts w:eastAsia="等线" w:ascii="Arial" w:cs="Arial" w:hAnsi="Arial"/>
-          <w:sz w:val="22"/>
-        </w:rPr>
-        <w:t>评论展示：评论人头像、名称、评论时间、评论内容</w:t>
-      </w:r>
-    </w:p>
-    <w:p>
-      <w:pPr>
-        <w:numPr>
-          <w:numId w:val="124"/>
-        </w:numPr>
-        <w:spacing w:before="120" w:after="120" w:line="288" w:lineRule="auto"/>
-        <w:ind w:left="0"/>
-        <w:jc w:val="left"/>
-      </w:pPr>
-      <w:r>
-        <w:rPr>
-          <w:rFonts w:eastAsia="等线" w:ascii="Arial" w:cs="Arial" w:hAnsi="Arial"/>
-          <w:sz w:val="22"/>
-        </w:rPr>
-        <w:t>支持回复评论、删除自己的评论</w:t>
-      </w:r>
-    </w:p>
-    <w:p>
-      <w:pPr>
-        <w:pStyle w:val="3"/>
-        <w:spacing w:before="300" w:after="120" w:line="288" w:lineRule="auto"/>
-        <w:ind w:left="0"/>
-        <w:jc w:val="left"/>
-        <w:outlineLvl w:val="2"/>
-      </w:pPr>
-      <w:bookmarkStart w:name="heading_38" w:id="38"/>
-      <w:r>
-        <w:rPr>
-          <w:rFonts w:eastAsia="等线" w:ascii="Arial" w:cs="Arial" w:hAnsi="Arial"/>
-          <w:b w:val="true"/>
-          <w:sz w:val="30"/>
-        </w:rPr>
-        <w:t>6.6.7 发布后操作</w:t>
-      </w:r>
-      <w:bookmarkEnd w:id="38"/>
-    </w:p>
-    <w:p>
-      <w:pPr>
-        <w:spacing w:before="120" w:after="120" w:line="288" w:lineRule="auto"/>
-        <w:ind w:left="0"/>
-        <w:jc w:val="left"/>
-      </w:pPr>
-      <w:r>
-        <w:rPr>
-          <w:rFonts w:eastAsia="等线" w:ascii="Arial" w:cs="Arial" w:hAnsi="Arial"/>
-          <w:b w:val="true"/>
-          <w:sz w:val="22"/>
-        </w:rPr>
-        <w:t>编辑已发布信息：</w:t>
       </w:r>
     </w:p>
     <w:p>
@@ -18547,7 +18497,7 @@
           <w:rFonts w:eastAsia="等线" w:ascii="Arial" w:cs="Arial" w:hAnsi="Arial"/>
           <w:sz w:val="22"/>
         </w:rPr>
-        <w:t>仅当模板配置中「内容发布后允许发布者修改」为开启时，详情页显示「编辑」按钮</w:t>
+        <w:t>按模板表单结构展示全部字段值</w:t>
       </w:r>
     </w:p>
     <w:p>
@@ -18564,7 +18514,22 @@
           <w:rFonts w:eastAsia="等线" w:ascii="Arial" w:cs="Arial" w:hAnsi="Arial"/>
           <w:sz w:val="22"/>
         </w:rPr>
-        <w:t>编辑受时限限制：超过模板配置的允许修改时限后，「编辑」按钮置灰不可点击</w:t>
+        <w:t>图片/文件字段支持点击预览/下载</w:t>
+      </w:r>
+    </w:p>
+    <w:p>
+      <w:pPr>
+        <w:spacing w:before="120" w:after="120" w:line="288" w:lineRule="auto"/>
+        <w:ind w:left="0"/>
+        <w:jc w:val="left"/>
+      </w:pPr>
+      <w:r>
+        <w:rPr>
+          <w:rFonts w:eastAsia="等线" w:ascii="Arial" w:cs="Arial" w:hAnsi="Arial"/>
+          <w:b w:val="true"/>
+          <w:sz w:val="22"/>
+        </w:rPr>
+        <w:t>评论区：</w:t>
       </w:r>
     </w:p>
     <w:p>
@@ -18581,7 +18546,7 @@
           <w:rFonts w:eastAsia="等线" w:ascii="Arial" w:cs="Arial" w:hAnsi="Arial"/>
           <w:sz w:val="22"/>
         </w:rPr>
-        <w:t>编辑时仅模板配置中「允许编辑的字段」可编辑，其余字段只读</w:t>
+        <w:t>接收对象和发布人可在详情页发表评论</w:t>
       </w:r>
     </w:p>
     <w:p>
@@ -18598,22 +18563,7 @@
           <w:rFonts w:eastAsia="等线" w:ascii="Arial" w:cs="Arial" w:hAnsi="Arial"/>
           <w:sz w:val="22"/>
         </w:rPr>
-        <w:t>编辑保存后，接收对象收到更新通知，详情页展示编辑记录（编辑时间）</w:t>
-      </w:r>
-    </w:p>
-    <w:p>
-      <w:pPr>
-        <w:spacing w:before="120" w:after="120" w:line="288" w:lineRule="auto"/>
-        <w:ind w:left="0"/>
-        <w:jc w:val="left"/>
-      </w:pPr>
-      <w:r>
-        <w:rPr>
-          <w:rFonts w:eastAsia="等线" w:ascii="Arial" w:cs="Arial" w:hAnsi="Arial"/>
-          <w:b w:val="true"/>
-          <w:sz w:val="22"/>
-        </w:rPr>
-        <w:t>撤回已发布信息：</w:t>
+        <w:t>评论展示：评论人头像、名称、评论时间、评论内容</w:t>
       </w:r>
     </w:p>
     <w:p>
@@ -18630,7 +18580,51 @@
           <w:rFonts w:eastAsia="等线" w:ascii="Arial" w:cs="Arial" w:hAnsi="Arial"/>
           <w:sz w:val="22"/>
         </w:rPr>
-        <w:t>仅当模板配置中「发布内容后允许发布者撤回」为开启时，详情页显示「撤回」按钮</w:t>
+        <w:t>支持回复评论、删除自己的评论</w:t>
+      </w:r>
+    </w:p>
+    <w:p>
+      <w:pPr>
+        <w:spacing w:before="120" w:after="120" w:line="288" w:lineRule="auto"/>
+        <w:ind w:left="0"/>
+        <w:jc w:val="left"/>
+      </w:pPr>
+      <w:r>
+        <w:rPr>
+          <w:rFonts w:eastAsia="等线" w:ascii="Arial" w:cs="Arial" w:hAnsi="Arial"/>
+          <w:b w:val="true"/>
+          <w:sz w:val="22"/>
+        </w:rPr>
+        <w:t>阅读情况</w:t>
+      </w:r>
+    </w:p>
+    <w:p>
+      <w:pPr>
+        <w:spacing w:before="120" w:after="120" w:line="288" w:lineRule="auto"/>
+        <w:ind w:left="0"/>
+        <w:jc w:val="left"/>
+      </w:pPr>
+      <w:r>
+        <w:rPr>
+          <w:rFonts w:eastAsia="等线" w:ascii="Arial" w:cs="Arial" w:hAnsi="Arial"/>
+          <w:sz w:val="22"/>
+        </w:rPr>
+        <w:t>详情页点击「阅读情况」打开弹窗，展示该信息接收对象的阅读状态。</w:t>
+      </w:r>
+    </w:p>
+    <w:p>
+      <w:pPr>
+        <w:spacing w:before="120" w:after="120" w:line="288" w:lineRule="auto"/>
+        <w:ind w:left="0"/>
+        <w:jc w:val="left"/>
+      </w:pPr>
+      <w:r>
+        <w:rPr>
+          <w:rFonts w:eastAsia="等线" w:ascii="Arial" w:cs="Arial" w:hAnsi="Arial"/>
+          <w:b w:val="true"/>
+          <w:sz w:val="22"/>
+        </w:rPr>
+        <w:t>弹窗结构：</w:t>
       </w:r>
     </w:p>
     <w:p>
@@ -18647,7 +18641,7 @@
           <w:rFonts w:eastAsia="等线" w:ascii="Arial" w:cs="Arial" w:hAnsi="Arial"/>
           <w:sz w:val="22"/>
         </w:rPr>
-        <w:t>撤回受时限限制：超过模板配置的允许撤回时限后，「撤回」按钮置灰不可点击</w:t>
+        <w:t>顶部Tab切换：已读（N人）/ 未读（N人）</w:t>
       </w:r>
     </w:p>
     <w:p>
@@ -18662,9 +18656,17 @@
       <w:r>
         <w:rPr>
           <w:rFonts w:eastAsia="等线" w:ascii="Arial" w:cs="Arial" w:hAnsi="Arial"/>
-          <w:sz w:val="22"/>
-        </w:rPr>
-        <w:t>点击「撤回」弹出二次确认，提示「撤回后接收对象将无法查看该信息」</w:t>
+          <w:b w:val="true"/>
+          <w:sz w:val="22"/>
+        </w:rPr>
+        <w:t>已读列表：</w:t>
+      </w:r>
+      <w:r>
+        <w:rPr>
+          <w:rFonts w:eastAsia="等线" w:ascii="Arial" w:cs="Arial" w:hAnsi="Arial"/>
+          <w:sz w:val="22"/>
+        </w:rPr>
+        <w:t>展示已读人员头像、用户名、账号、已读时间，按已读时间倒序排列</w:t>
       </w:r>
     </w:p>
     <w:p>
@@ -18679,9 +18681,17 @@
       <w:r>
         <w:rPr>
           <w:rFonts w:eastAsia="等线" w:ascii="Arial" w:cs="Arial" w:hAnsi="Arial"/>
-          <w:sz w:val="22"/>
-        </w:rPr>
-        <w:t>撤回成功后，信息状态变为「已撤回」，接收对象端该信息标记为已撤回且不可查看详情</w:t>
+          <w:b w:val="true"/>
+          <w:sz w:val="22"/>
+        </w:rPr>
+        <w:t>未读列表：</w:t>
+      </w:r>
+      <w:r>
+        <w:rPr>
+          <w:rFonts w:eastAsia="等线" w:ascii="Arial" w:cs="Arial" w:hAnsi="Arial"/>
+          <w:sz w:val="22"/>
+        </w:rPr>
+        <w:t>展示未读人员头像、账号、用户名</w:t>
       </w:r>
     </w:p>
     <w:p>
@@ -18698,22 +18708,95 @@
           <w:rFonts w:eastAsia="等线" w:ascii="Arial" w:cs="Arial" w:hAnsi="Arial"/>
           <w:sz w:val="22"/>
         </w:rPr>
-        <w:t>撤回操作不可撤销</w:t>
-      </w:r>
-    </w:p>
-    <w:p>
-      <w:pPr>
-        <w:spacing w:before="120" w:after="120" w:line="288" w:lineRule="auto"/>
-        <w:ind w:left="0"/>
-        <w:jc w:val="left"/>
-      </w:pPr>
+        <w:t>无已读记录时显示「暂无已读记录」；全部已读时未读Tab显示「全部已读」</w:t>
+      </w:r>
+    </w:p>
+    <w:tbl>
+      <w:tblPr>
+        <w:tblW w:w="0" w:type="auto"/>
+        <w:tblInd w:w="0" w:type="dxa"/>
+        <w:tblBorders>
+          <w:top w:val="single" w:color="ffba6b"/>
+          <w:left w:val="single" w:color="ffba6b"/>
+          <w:bottom w:val="single" w:color="ffba6b"/>
+          <w:right w:val="single" w:color="ffba6b"/>
+          <w:insideH w:val="single" w:color="ffba6b"/>
+          <w:insideV w:val="single" w:color="ffba6b"/>
+        </w:tblBorders>
+        <w:tblLayout w:type="fixed"/>
+      </w:tblPr>
+      <w:tblGrid>
+        <w:gridCol w:w="8280"/>
+      </w:tblGrid>
+      <w:tr>
+        <w:tc>
+          <w:tcPr>
+            <w:tcW w:w="8280" w:type="dxa"/>
+            <w:shd w:color="auto" w:val="clear" w:fill="fff5eb"/>
+            <w:tcMar>
+              <w:top w:type="dxa" w:w="60"/>
+              <w:left w:type="dxa" w:w="120"/>
+              <w:bottom w:type="dxa" w:w="30"/>
+              <w:right w:type="dxa" w:w="120"/>
+            </w:tcMar>
+          </w:tcPr>
+          <w:p>
+            <w:pPr>
+              <w:spacing w:before="120" w:after="120" w:line="288" w:lineRule="auto"/>
+              <w:ind w:left="0"/>
+              <w:jc w:val="left"/>
+            </w:pPr>
+            <w:r>
+              <w:rPr>
+                <w:rFonts w:eastAsia="等线" w:ascii="Arial" w:cs="Arial" w:hAnsi="Arial"/>
+                <w:b w:val="true"/>
+                <w:sz w:val="22"/>
+              </w:rPr>
+              <w:t>权限说明：</w:t>
+            </w:r>
+            <w:r>
+              <w:rPr>
+                <w:rFonts w:eastAsia="等线" w:ascii="Arial" w:cs="Arial" w:hAnsi="Arial"/>
+                <w:sz w:val="22"/>
+              </w:rPr>
+              <w:t>阅读情况仅发布人本人和管理员可查看；普通接收方查看自己收到的信息时，不显示「阅读情况」入口。</w:t>
+            </w:r>
+          </w:p>
+        </w:tc>
+      </w:tr>
+    </w:tbl>
+    <w:p>
+      <w:pPr>
+        <w:pStyle w:val="3"/>
+        <w:spacing w:before="300" w:after="120" w:line="288" w:lineRule="auto"/>
+        <w:ind w:left="0"/>
+        <w:jc w:val="left"/>
+        <w:outlineLvl w:val="2"/>
+      </w:pPr>
+      <w:bookmarkStart w:name="heading_38" w:id="38"/>
       <w:r>
         <w:rPr>
           <w:rFonts w:eastAsia="等线" w:ascii="Arial" w:cs="Arial" w:hAnsi="Arial"/>
           <w:b w:val="true"/>
-          <w:sz w:val="22"/>
-        </w:rPr>
-        <w:t>查看阅读情况：</w:t>
+          <w:sz w:val="30"/>
+        </w:rPr>
+        <w:t>6.6.7 发布后操作</w:t>
+      </w:r>
+      <w:bookmarkEnd w:id="38"/>
+    </w:p>
+    <w:p>
+      <w:pPr>
+        <w:spacing w:before="120" w:after="120" w:line="288" w:lineRule="auto"/>
+        <w:ind w:left="0"/>
+        <w:jc w:val="left"/>
+      </w:pPr>
+      <w:r>
+        <w:rPr>
+          <w:rFonts w:eastAsia="等线" w:ascii="Arial" w:cs="Arial" w:hAnsi="Arial"/>
+          <w:b w:val="true"/>
+          <w:sz w:val="22"/>
+        </w:rPr>
+        <w:t>编辑已发布信息：</w:t>
       </w:r>
     </w:p>
     <w:p>
@@ -18730,22 +18813,7 @@
           <w:rFonts w:eastAsia="等线" w:ascii="Arial" w:cs="Arial" w:hAnsi="Arial"/>
           <w:sz w:val="22"/>
         </w:rPr>
-        <w:t>查看接收人中的阅读情况，已读人员和未读人员列表展示</w:t>
-      </w:r>
-    </w:p>
-    <w:p>
-      <w:pPr>
-        <w:spacing w:before="120" w:after="120" w:line="288" w:lineRule="auto"/>
-        <w:ind w:left="0"/>
-        <w:jc w:val="left"/>
-      </w:pPr>
-      <w:r>
-        <w:rPr>
-          <w:rFonts w:eastAsia="等线" w:ascii="Arial" w:cs="Arial" w:hAnsi="Arial"/>
-          <w:b w:val="true"/>
-          <w:sz w:val="22"/>
-        </w:rPr>
-        <w:t>链接分享：</w:t>
+        <w:t>仅当模板配置中「内容发布后允许发布者修改」为开启时，详情页显示「编辑」按钮</w:t>
       </w:r>
     </w:p>
     <w:p>
@@ -18762,79 +18830,8 @@
           <w:rFonts w:eastAsia="等线" w:ascii="Arial" w:cs="Arial" w:hAnsi="Arial"/>
           <w:sz w:val="22"/>
         </w:rPr>
-        <w:t>设置链接有效期：永久/24小时/7天/一个月/自定义，通过分享链接，用户在有效期内可不需登录查看消息详情，仅支持查看</w:t>
-      </w:r>
-    </w:p>
-    <w:p>
-      <w:pPr>
-        <w:pStyle w:val="3"/>
-        <w:spacing w:before="300" w:after="120" w:line="288" w:lineRule="auto"/>
-        <w:ind w:left="0"/>
-        <w:jc w:val="left"/>
-        <w:outlineLvl w:val="2"/>
-      </w:pPr>
-      <w:bookmarkStart w:name="heading_39" w:id="39"/>
-      <w:r>
-        <w:rPr>
-          <w:rFonts w:eastAsia="等线" w:ascii="Arial" w:cs="Arial" w:hAnsi="Arial"/>
-          <w:b w:val="true"/>
-          <w:sz w:val="30"/>
-        </w:rPr>
-        <w:t>6.6.8 发布列表与数据导出</w:t>
-      </w:r>
-      <w:bookmarkEnd w:id="39"/>
-    </w:p>
-    <w:p>
-      <w:pPr>
-        <w:pStyle w:val="4"/>
-        <w:spacing w:before="260" w:after="120" w:line="288" w:lineRule="auto"/>
-        <w:ind w:left="0"/>
-        <w:jc w:val="left"/>
-        <w:outlineLvl w:val="3"/>
-      </w:pPr>
-      <w:bookmarkStart w:name="heading_40" w:id="40"/>
-      <w:r>
-        <w:rPr>
-          <w:rFonts w:eastAsia="等线" w:ascii="Arial" w:cs="Arial" w:hAnsi="Arial"/>
-          <w:b w:val="true"/>
-          <w:sz w:val="28"/>
-        </w:rPr>
-        <w:t>6.6.8.1 功能概述</w:t>
-      </w:r>
-      <w:bookmarkEnd w:id="40"/>
-    </w:p>
-    <w:p>
-      <w:pPr>
-        <w:spacing w:before="120" w:after="120" w:line="288" w:lineRule="auto"/>
-        <w:ind w:left="0"/>
-        <w:jc w:val="left"/>
-      </w:pPr>
-      <w:r>
-        <w:rPr>
-          <w:rFonts w:eastAsia="等线" w:ascii="Arial" w:cs="Arial" w:hAnsi="Arial"/>
-          <w:sz w:val="22"/>
-        </w:rPr>
-        <w:t>发布列表是管理员视角的全量发布数据管理模块，集中展示系统中所有发布记录（不限发布人），支持多维度筛选、字段自定义、数据导出和批量删除。与「我发布的」仅展示当前用户记录不同，本模块面向管理员和运营人员，用于全局数据查看、审计和导出。</w:t>
-      </w:r>
-    </w:p>
-    <w:p>
-      <w:pPr>
-        <w:pStyle w:val="4"/>
-        <w:spacing w:before="260" w:after="120" w:line="288" w:lineRule="auto"/>
-        <w:ind w:left="0"/>
-        <w:jc w:val="left"/>
-        <w:outlineLvl w:val="3"/>
-      </w:pPr>
-      <w:bookmarkStart w:name="heading_41" w:id="41"/>
-      <w:r>
-        <w:rPr>
-          <w:rFonts w:eastAsia="等线" w:ascii="Arial" w:cs="Arial" w:hAnsi="Arial"/>
-          <w:b w:val="true"/>
-          <w:sz w:val="28"/>
-        </w:rPr>
-        <w:t>6.6.8.2 页面权限及操作</w:t>
-      </w:r>
-      <w:bookmarkEnd w:id="41"/>
+        <w:t>编辑页面：编辑页面只有「复制已发布消息」「预览」「更新并发布」操作</w:t>
+      </w:r>
     </w:p>
     <w:p>
       <w:pPr>
@@ -18850,7 +18847,7 @@
           <w:rFonts w:eastAsia="等线" w:ascii="Arial" w:cs="Arial" w:hAnsi="Arial"/>
           <w:sz w:val="22"/>
         </w:rPr>
-        <w:t>权限控制：管理员角色可操作全量数据；普通用户显示自己发布的数据</w:t>
+        <w:t>编辑受时限限制：超过模板配置的允许修改时限后，「编辑」按钮置灰不可点击</w:t>
       </w:r>
     </w:p>
     <w:p>
@@ -18867,7 +18864,7 @@
           <w:rFonts w:eastAsia="等线" w:ascii="Arial" w:cs="Arial" w:hAnsi="Arial"/>
           <w:sz w:val="22"/>
         </w:rPr>
-        <w:t>删除：支持单条/批量删除，二次确认后执行，只删除记录</w:t>
+        <w:t>编辑时仅模板配置中「允许编辑的字段」可编辑，其余字段只读</w:t>
       </w:r>
     </w:p>
     <w:p>
@@ -18884,13 +18881,363 @@
           <w:rFonts w:eastAsia="等线" w:ascii="Arial" w:cs="Arial" w:hAnsi="Arial"/>
           <w:sz w:val="22"/>
         </w:rPr>
-        <w:t>导出：支持单条/批量导出，导出时可设置导出字段，支持横向/纵向导出，支持导出Excel/csv格式</w:t>
+        <w:t>编辑后更新发布，接收对象收到更新通知，详情页展示编辑记录（编辑时间）</w:t>
+      </w:r>
+    </w:p>
+    <w:p>
+      <w:pPr>
+        <w:spacing w:before="120" w:after="120" w:line="288" w:lineRule="auto"/>
+        <w:ind w:left="0"/>
+        <w:jc w:val="left"/>
+      </w:pPr>
+      <w:r>
+        <w:rPr>
+          <w:rFonts w:eastAsia="等线" w:ascii="Arial" w:cs="Arial" w:hAnsi="Arial"/>
+          <w:b w:val="true"/>
+          <w:sz w:val="22"/>
+        </w:rPr>
+        <w:t>编辑定时待发布信息：</w:t>
       </w:r>
     </w:p>
     <w:p>
       <w:pPr>
         <w:numPr>
           <w:numId w:val="139"/>
+        </w:numPr>
+        <w:spacing w:before="120" w:after="120" w:line="288" w:lineRule="auto"/>
+        <w:ind w:left="0"/>
+        <w:jc w:val="left"/>
+      </w:pPr>
+      <w:r>
+        <w:rPr>
+          <w:rFonts w:eastAsia="等线" w:ascii="Arial" w:cs="Arial" w:hAnsi="Arial"/>
+          <w:sz w:val="22"/>
+        </w:rPr>
+        <w:t>编辑页面：编辑页面只有「复制已发布消息」「预览」「保存并更新」操作</w:t>
+      </w:r>
+    </w:p>
+    <w:p>
+      <w:pPr>
+        <w:spacing w:before="120" w:after="120" w:line="288" w:lineRule="auto"/>
+        <w:ind w:left="0"/>
+        <w:jc w:val="left"/>
+      </w:pPr>
+      <w:r>
+        <w:rPr>
+          <w:rFonts w:eastAsia="等线" w:ascii="Arial" w:cs="Arial" w:hAnsi="Arial"/>
+          <w:b w:val="true"/>
+          <w:sz w:val="22"/>
+        </w:rPr>
+        <w:t>撤回已发布信息：</w:t>
+      </w:r>
+    </w:p>
+    <w:p>
+      <w:pPr>
+        <w:numPr>
+          <w:numId w:val="140"/>
+        </w:numPr>
+        <w:spacing w:before="120" w:after="120" w:line="288" w:lineRule="auto"/>
+        <w:ind w:left="0"/>
+        <w:jc w:val="left"/>
+      </w:pPr>
+      <w:r>
+        <w:rPr>
+          <w:rFonts w:eastAsia="等线" w:ascii="Arial" w:cs="Arial" w:hAnsi="Arial"/>
+          <w:sz w:val="22"/>
+        </w:rPr>
+        <w:t>仅当模板配置中「发布内容后允许发布者撤回」为开启时，详情页显示「撤回」按钮</w:t>
+      </w:r>
+    </w:p>
+    <w:p>
+      <w:pPr>
+        <w:numPr>
+          <w:numId w:val="141"/>
+        </w:numPr>
+        <w:spacing w:before="120" w:after="120" w:line="288" w:lineRule="auto"/>
+        <w:ind w:left="0"/>
+        <w:jc w:val="left"/>
+      </w:pPr>
+      <w:r>
+        <w:rPr>
+          <w:rFonts w:eastAsia="等线" w:ascii="Arial" w:cs="Arial" w:hAnsi="Arial"/>
+          <w:sz w:val="22"/>
+        </w:rPr>
+        <w:t>撤回受时限限制：超过模板配置的允许撤回时限后，「撤回」按钮置灰不可点击</w:t>
+      </w:r>
+    </w:p>
+    <w:p>
+      <w:pPr>
+        <w:numPr>
+          <w:numId w:val="142"/>
+        </w:numPr>
+        <w:spacing w:before="120" w:after="120" w:line="288" w:lineRule="auto"/>
+        <w:ind w:left="0"/>
+        <w:jc w:val="left"/>
+      </w:pPr>
+      <w:r>
+        <w:rPr>
+          <w:rFonts w:eastAsia="等线" w:ascii="Arial" w:cs="Arial" w:hAnsi="Arial"/>
+          <w:sz w:val="22"/>
+        </w:rPr>
+        <w:t>点击「撤回」弹出二次确认，提示「撤回后接收对象将无法查看该信息」</w:t>
+      </w:r>
+    </w:p>
+    <w:p>
+      <w:pPr>
+        <w:numPr>
+          <w:numId w:val="143"/>
+        </w:numPr>
+        <w:spacing w:before="120" w:after="120" w:line="288" w:lineRule="auto"/>
+        <w:ind w:left="0"/>
+        <w:jc w:val="left"/>
+      </w:pPr>
+      <w:r>
+        <w:rPr>
+          <w:rFonts w:eastAsia="等线" w:ascii="Arial" w:cs="Arial" w:hAnsi="Arial"/>
+          <w:sz w:val="22"/>
+        </w:rPr>
+        <w:t>撤回成功后，信息状态变为「已撤回」，接收对象端该信息标记为已撤回且不可查看详情</w:t>
+      </w:r>
+    </w:p>
+    <w:p>
+      <w:pPr>
+        <w:numPr>
+          <w:numId w:val="144"/>
+        </w:numPr>
+        <w:spacing w:before="120" w:after="120" w:line="288" w:lineRule="auto"/>
+        <w:ind w:left="0"/>
+        <w:jc w:val="left"/>
+      </w:pPr>
+      <w:r>
+        <w:rPr>
+          <w:rFonts w:eastAsia="等线" w:ascii="Arial" w:cs="Arial" w:hAnsi="Arial"/>
+          <w:sz w:val="22"/>
+        </w:rPr>
+        <w:t>撤回操作不可撤销</w:t>
+      </w:r>
+    </w:p>
+    <w:p>
+      <w:pPr>
+        <w:spacing w:before="120" w:after="120" w:line="288" w:lineRule="auto"/>
+        <w:ind w:left="0"/>
+        <w:jc w:val="left"/>
+      </w:pPr>
+      <w:r>
+        <w:rPr>
+          <w:rFonts w:eastAsia="等线" w:ascii="Arial" w:cs="Arial" w:hAnsi="Arial"/>
+          <w:b w:val="true"/>
+          <w:sz w:val="22"/>
+        </w:rPr>
+        <w:t>发布失败信息：</w:t>
+      </w:r>
+    </w:p>
+    <w:p>
+      <w:pPr>
+        <w:numPr>
+          <w:numId w:val="145"/>
+        </w:numPr>
+        <w:spacing w:before="120" w:after="120" w:line="288" w:lineRule="auto"/>
+        <w:ind w:left="0"/>
+        <w:jc w:val="left"/>
+      </w:pPr>
+      <w:r>
+        <w:rPr>
+          <w:rFonts w:eastAsia="等线" w:ascii="Arial" w:cs="Arial" w:hAnsi="Arial"/>
+          <w:sz w:val="22"/>
+        </w:rPr>
+        <w:t>编辑发布失败信息：编辑页面只有「复制已发布消息」「预览」「更新并发布」操作</w:t>
+      </w:r>
+    </w:p>
+    <w:p>
+      <w:pPr>
+        <w:spacing w:before="120" w:after="120" w:line="288" w:lineRule="auto"/>
+        <w:ind w:left="0"/>
+        <w:jc w:val="left"/>
+      </w:pPr>
+      <w:r>
+        <w:rPr>
+          <w:rFonts w:eastAsia="等线" w:ascii="Arial" w:cs="Arial" w:hAnsi="Arial"/>
+          <w:b w:val="true"/>
+          <w:sz w:val="22"/>
+        </w:rPr>
+        <w:t>查看阅读情况：</w:t>
+      </w:r>
+    </w:p>
+    <w:p>
+      <w:pPr>
+        <w:numPr>
+          <w:numId w:val="146"/>
+        </w:numPr>
+        <w:spacing w:before="120" w:after="120" w:line="288" w:lineRule="auto"/>
+        <w:ind w:left="0"/>
+        <w:jc w:val="left"/>
+      </w:pPr>
+      <w:r>
+        <w:rPr>
+          <w:rFonts w:eastAsia="等线" w:ascii="Arial" w:cs="Arial" w:hAnsi="Arial"/>
+          <w:sz w:val="22"/>
+        </w:rPr>
+        <w:t>查看接收人中的阅读情况，已读人员和未读人员列表展示</w:t>
+      </w:r>
+    </w:p>
+    <w:p>
+      <w:pPr>
+        <w:spacing w:before="120" w:after="120" w:line="288" w:lineRule="auto"/>
+        <w:ind w:left="0"/>
+        <w:jc w:val="left"/>
+      </w:pPr>
+      <w:r>
+        <w:rPr>
+          <w:rFonts w:eastAsia="等线" w:ascii="Arial" w:cs="Arial" w:hAnsi="Arial"/>
+          <w:b w:val="true"/>
+          <w:sz w:val="22"/>
+        </w:rPr>
+        <w:t>链接分享：</w:t>
+      </w:r>
+    </w:p>
+    <w:p>
+      <w:pPr>
+        <w:numPr>
+          <w:numId w:val="147"/>
+        </w:numPr>
+        <w:spacing w:before="120" w:after="120" w:line="288" w:lineRule="auto"/>
+        <w:ind w:left="0"/>
+        <w:jc w:val="left"/>
+      </w:pPr>
+      <w:r>
+        <w:rPr>
+          <w:rFonts w:eastAsia="等线" w:ascii="Arial" w:cs="Arial" w:hAnsi="Arial"/>
+          <w:sz w:val="22"/>
+        </w:rPr>
+        <w:t>设置链接有效期：永久/24小时/7天/一个月/自定义，通过分享链接，用户在有效期内可不需登录查看消息详情，仅支持查看</w:t>
+      </w:r>
+    </w:p>
+    <w:p>
+      <w:pPr>
+        <w:pStyle w:val="3"/>
+        <w:spacing w:before="300" w:after="120" w:line="288" w:lineRule="auto"/>
+        <w:ind w:left="0"/>
+        <w:jc w:val="left"/>
+        <w:outlineLvl w:val="2"/>
+      </w:pPr>
+      <w:bookmarkStart w:name="heading_39" w:id="39"/>
+      <w:r>
+        <w:rPr>
+          <w:rFonts w:eastAsia="等线" w:ascii="Arial" w:cs="Arial" w:hAnsi="Arial"/>
+          <w:b w:val="true"/>
+          <w:sz w:val="30"/>
+        </w:rPr>
+        <w:t>6.6.8 发布列表与数据导出</w:t>
+      </w:r>
+      <w:bookmarkEnd w:id="39"/>
+    </w:p>
+    <w:p>
+      <w:pPr>
+        <w:pStyle w:val="4"/>
+        <w:spacing w:before="260" w:after="120" w:line="288" w:lineRule="auto"/>
+        <w:ind w:left="0"/>
+        <w:jc w:val="left"/>
+        <w:outlineLvl w:val="3"/>
+      </w:pPr>
+      <w:bookmarkStart w:name="heading_40" w:id="40"/>
+      <w:r>
+        <w:rPr>
+          <w:rFonts w:eastAsia="等线" w:ascii="Arial" w:cs="Arial" w:hAnsi="Arial"/>
+          <w:b w:val="true"/>
+          <w:sz w:val="28"/>
+        </w:rPr>
+        <w:t>6.6.8.1 功能概述</w:t>
+      </w:r>
+      <w:bookmarkEnd w:id="40"/>
+    </w:p>
+    <w:p>
+      <w:pPr>
+        <w:spacing w:before="120" w:after="120" w:line="288" w:lineRule="auto"/>
+        <w:ind w:left="0"/>
+        <w:jc w:val="left"/>
+      </w:pPr>
+      <w:r>
+        <w:rPr>
+          <w:rFonts w:eastAsia="等线" w:ascii="Arial" w:cs="Arial" w:hAnsi="Arial"/>
+          <w:sz w:val="22"/>
+        </w:rPr>
+        <w:t>发布列表是管理员视角的全量发布数据管理模块，集中展示系统中所有发布记录（不限发布人），支持多维度筛选、字段自定义、数据导出和批量删除。与「我发布的」仅展示当前用户记录不同，本模块面向管理员和运营人员，用于全局数据查看、审计和导出。</w:t>
+      </w:r>
+    </w:p>
+    <w:p>
+      <w:pPr>
+        <w:pStyle w:val="4"/>
+        <w:spacing w:before="260" w:after="120" w:line="288" w:lineRule="auto"/>
+        <w:ind w:left="0"/>
+        <w:jc w:val="left"/>
+        <w:outlineLvl w:val="3"/>
+      </w:pPr>
+      <w:bookmarkStart w:name="heading_41" w:id="41"/>
+      <w:r>
+        <w:rPr>
+          <w:rFonts w:eastAsia="等线" w:ascii="Arial" w:cs="Arial" w:hAnsi="Arial"/>
+          <w:b w:val="true"/>
+          <w:sz w:val="28"/>
+        </w:rPr>
+        <w:t>6.6.8.2 页面权限及操作</w:t>
+      </w:r>
+      <w:bookmarkEnd w:id="41"/>
+    </w:p>
+    <w:p>
+      <w:pPr>
+        <w:numPr>
+          <w:numId w:val="148"/>
+        </w:numPr>
+        <w:spacing w:before="120" w:after="120" w:line="288" w:lineRule="auto"/>
+        <w:ind w:left="0"/>
+        <w:jc w:val="left"/>
+      </w:pPr>
+      <w:r>
+        <w:rPr>
+          <w:rFonts w:eastAsia="等线" w:ascii="Arial" w:cs="Arial" w:hAnsi="Arial"/>
+          <w:sz w:val="22"/>
+        </w:rPr>
+        <w:t>权限控制：管理员角色可操作全量数据；普通用户显示自己发布的数据</w:t>
+      </w:r>
+    </w:p>
+    <w:p>
+      <w:pPr>
+        <w:numPr>
+          <w:numId w:val="149"/>
+        </w:numPr>
+        <w:spacing w:before="120" w:after="120" w:line="288" w:lineRule="auto"/>
+        <w:ind w:left="0"/>
+        <w:jc w:val="left"/>
+      </w:pPr>
+      <w:r>
+        <w:rPr>
+          <w:rFonts w:eastAsia="等线" w:ascii="Arial" w:cs="Arial" w:hAnsi="Arial"/>
+          <w:sz w:val="22"/>
+        </w:rPr>
+        <w:t>删除：支持单条/批量删除，二次确认后执行</w:t>
+      </w:r>
+    </w:p>
+    <w:p>
+      <w:pPr>
+        <w:numPr>
+          <w:numId w:val="150"/>
+        </w:numPr>
+        <w:spacing w:before="120" w:after="120" w:line="288" w:lineRule="auto"/>
+        <w:ind w:left="0"/>
+        <w:jc w:val="left"/>
+      </w:pPr>
+      <w:r>
+        <w:rPr>
+          <w:rFonts w:eastAsia="等线" w:ascii="Arial" w:cs="Arial" w:hAnsi="Arial"/>
+          <w:sz w:val="22"/>
+        </w:rPr>
+        <w:t>导出：支持单条/批量导出，导出时可设置导出字段，支持横向/纵向导出，支持导出Excel/csv格式</w:t>
+      </w:r>
+    </w:p>
+    <w:p>
+      <w:pPr>
+        <w:numPr>
+          <w:numId w:val="151"/>
         </w:numPr>
         <w:spacing w:before="120" w:after="120" w:line="288" w:lineRule="auto"/>
         <w:ind w:left="0"/>
@@ -19455,7 +19802,7 @@
     <w:p>
       <w:pPr>
         <w:numPr>
-          <w:numId w:val="140"/>
+          <w:numId w:val="152"/>
         </w:numPr>
         <w:spacing w:before="120" w:after="120" w:line="288" w:lineRule="auto"/>
         <w:ind w:left="0"/>
@@ -19472,7 +19819,7 @@
     <w:p>
       <w:pPr>
         <w:numPr>
-          <w:numId w:val="141"/>
+          <w:numId w:val="153"/>
         </w:numPr>
         <w:spacing w:before="120" w:after="120" w:line="288" w:lineRule="auto"/>
         <w:ind w:left="0"/>
@@ -19522,7 +19869,7 @@
     <w:p>
       <w:pPr>
         <w:numPr>
-          <w:numId w:val="142"/>
+          <w:numId w:val="154"/>
         </w:numPr>
         <w:spacing w:before="120" w:after="120" w:line="288" w:lineRule="auto"/>
         <w:ind w:left="0"/>
@@ -19558,7 +19905,7 @@
     <w:p>
       <w:pPr>
         <w:numPr>
-          <w:numId w:val="143"/>
+          <w:numId w:val="155"/>
         </w:numPr>
         <w:spacing w:before="120" w:after="120" w:line="288" w:lineRule="auto"/>
         <w:ind w:left="0"/>
@@ -19575,7 +19922,7 @@
     <w:p>
       <w:pPr>
         <w:numPr>
-          <w:numId w:val="144"/>
+          <w:numId w:val="156"/>
         </w:numPr>
         <w:spacing w:before="120" w:after="120" w:line="288" w:lineRule="auto"/>
         <w:ind w:left="0"/>
@@ -19592,7 +19939,7 @@
     <w:p>
       <w:pPr>
         <w:numPr>
-          <w:numId w:val="145"/>
+          <w:numId w:val="157"/>
         </w:numPr>
         <w:spacing w:before="120" w:after="120" w:line="288" w:lineRule="auto"/>
         <w:ind w:left="0"/>
@@ -19609,7 +19956,7 @@
     <w:p>
       <w:pPr>
         <w:numPr>
-          <w:numId w:val="146"/>
+          <w:numId w:val="158"/>
         </w:numPr>
         <w:spacing w:before="120" w:after="120" w:line="288" w:lineRule="auto"/>
         <w:ind w:left="0"/>
@@ -19626,7 +19973,7 @@
     <w:p>
       <w:pPr>
         <w:numPr>
-          <w:numId w:val="147"/>
+          <w:numId w:val="159"/>
         </w:numPr>
         <w:spacing w:before="120" w:after="120" w:line="288" w:lineRule="auto"/>
         <w:ind w:left="0"/>
@@ -19691,7 +20038,7 @@
     <w:p>
       <w:pPr>
         <w:numPr>
-          <w:numId w:val="148"/>
+          <w:numId w:val="160"/>
         </w:numPr>
         <w:spacing w:before="120" w:after="120" w:line="288" w:lineRule="auto"/>
         <w:ind w:left="0"/>
@@ -19723,7 +20070,7 @@
     <w:p>
       <w:pPr>
         <w:numPr>
-          <w:numId w:val="149"/>
+          <w:numId w:val="161"/>
         </w:numPr>
         <w:spacing w:before="120" w:after="120" w:line="288" w:lineRule="auto"/>
         <w:ind w:left="0"/>
@@ -19740,7 +20087,7 @@
     <w:p>
       <w:pPr>
         <w:numPr>
-          <w:numId w:val="150"/>
+          <w:numId w:val="162"/>
         </w:numPr>
         <w:spacing w:before="120" w:after="120" w:line="288" w:lineRule="auto"/>
         <w:ind w:left="0"/>
@@ -19772,7 +20119,7 @@
     <w:p>
       <w:pPr>
         <w:numPr>
-          <w:numId w:val="151"/>
+          <w:numId w:val="163"/>
         </w:numPr>
         <w:spacing w:before="120" w:after="120" w:line="288" w:lineRule="auto"/>
         <w:ind w:left="0"/>
@@ -20115,7 +20462,7 @@
     <w:p>
       <w:pPr>
         <w:numPr>
-          <w:numId w:val="152"/>
+          <w:numId w:val="164"/>
         </w:numPr>
         <w:spacing w:before="120" w:after="120" w:line="288" w:lineRule="auto"/>
         <w:ind w:left="0"/>
@@ -20132,7 +20479,7 @@
     <w:p>
       <w:pPr>
         <w:numPr>
-          <w:numId w:val="153"/>
+          <w:numId w:val="165"/>
         </w:numPr>
         <w:spacing w:before="120" w:after="120" w:line="288" w:lineRule="auto"/>
         <w:ind w:left="0"/>
@@ -20149,7 +20496,7 @@
     <w:p>
       <w:pPr>
         <w:numPr>
-          <w:numId w:val="154"/>
+          <w:numId w:val="166"/>
         </w:numPr>
         <w:spacing w:before="120" w:after="120" w:line="288" w:lineRule="auto"/>
         <w:ind w:left="0"/>
@@ -20161,6 +20508,23 @@
           <w:sz w:val="22"/>
         </w:rPr>
         <w:t>导出过程中显示 Toast 提示「正在导出...」，完成后提示「导出成功：文件名」</w:t>
+      </w:r>
+    </w:p>
+    <w:p>
+      <w:pPr>
+        <w:numPr>
+          <w:numId w:val="167"/>
+        </w:numPr>
+        <w:spacing w:before="120" w:after="120" w:line="288" w:lineRule="auto"/>
+        <w:ind w:left="0"/>
+        <w:jc w:val="left"/>
+      </w:pPr>
+      <w:r>
+        <w:rPr>
+          <w:rFonts w:eastAsia="等线" w:ascii="Arial" w:cs="Arial" w:hAnsi="Arial"/>
+          <w:sz w:val="22"/>
+        </w:rPr>
+        <w:t>导出后显示文件压缩包，导出信息内上传的图片、文件、音视频、填写的内容表单，列表中的图片、文件、音视频列表显示相应的名称</w:t>
       </w:r>
     </w:p>
     <w:p>
@@ -20185,7 +20549,7 @@
     <w:p>
       <w:pPr>
         <w:numPr>
-          <w:numId w:val="155"/>
+          <w:numId w:val="168"/>
         </w:numPr>
         <w:spacing w:before="120" w:after="120" w:line="288" w:lineRule="auto"/>
         <w:ind w:left="0"/>
@@ -20225,7 +20589,7 @@
     <w:p>
       <w:pPr>
         <w:numPr>
-          <w:numId w:val="156"/>
+          <w:numId w:val="169"/>
         </w:numPr>
         <w:spacing w:before="120" w:after="120" w:line="288" w:lineRule="auto"/>
         <w:ind w:left="0"/>
@@ -20242,7 +20606,7 @@
     <w:p>
       <w:pPr>
         <w:numPr>
-          <w:numId w:val="157"/>
+          <w:numId w:val="170"/>
         </w:numPr>
         <w:spacing w:before="120" w:after="120" w:line="288" w:lineRule="auto"/>
         <w:ind w:left="0"/>
@@ -20363,7 +20727,7 @@
           <w:p>
             <w:pPr>
               <w:numPr>
-                <w:numId w:val="158"/>
+                <w:numId w:val="171"/>
               </w:numPr>
               <w:spacing w:before="120" w:after="120" w:line="288" w:lineRule="auto"/>
               <w:ind w:left="0"/>
@@ -20380,7 +20744,7 @@
           <w:p>
             <w:pPr>
               <w:numPr>
-                <w:numId w:val="159"/>
+                <w:numId w:val="172"/>
               </w:numPr>
               <w:spacing w:before="120" w:after="120" w:line="288" w:lineRule="auto"/>
               <w:ind w:left="0"/>
@@ -20457,7 +20821,7 @@
           <w:rFonts w:eastAsia="等线" w:ascii="Arial" w:cs="Arial" w:hAnsi="Arial"/>
           <w:sz w:val="22"/>
         </w:rPr>
-        <w:t>消息发布时在站内信消息中心推送一条通知，点击站内信消息详情可快速跳转到 "我收到的消息详情",发布失败时需要推送站内信消息</w:t>
+        <w:t>消息发布时在站内信消息中心推送一条通知，点击站内信消息详情可快速跳转到 "我收到的消息详情"</w:t>
       </w:r>
     </w:p>
     <w:p>
@@ -20478,7 +20842,7 @@
     <w:p>
       <w:pPr>
         <w:numPr>
-          <w:numId w:val="160"/>
+          <w:numId w:val="173"/>
         </w:numPr>
         <w:spacing w:before="120" w:after="120" w:line="288" w:lineRule="auto"/>
         <w:ind w:left="0"/>
@@ -20495,7 +20859,7 @@
     <w:p>
       <w:pPr>
         <w:numPr>
-          <w:numId w:val="161"/>
+          <w:numId w:val="174"/>
         </w:numPr>
         <w:spacing w:before="120" w:after="120" w:line="288" w:lineRule="auto"/>
         <w:ind w:left="0"/>
@@ -20512,7 +20876,7 @@
     <w:p>
       <w:pPr>
         <w:numPr>
-          <w:numId w:val="162"/>
+          <w:numId w:val="175"/>
         </w:numPr>
         <w:spacing w:before="120" w:after="120" w:line="288" w:lineRule="auto"/>
         <w:ind w:left="0"/>
@@ -20529,7 +20893,7 @@
     <w:p>
       <w:pPr>
         <w:numPr>
-          <w:numId w:val="163"/>
+          <w:numId w:val="176"/>
         </w:numPr>
         <w:spacing w:before="120" w:after="120" w:line="288" w:lineRule="auto"/>
         <w:ind w:left="0"/>
@@ -20546,7 +20910,7 @@
     <w:p>
       <w:pPr>
         <w:numPr>
-          <w:numId w:val="164"/>
+          <w:numId w:val="177"/>
         </w:numPr>
         <w:spacing w:before="120" w:after="120" w:line="288" w:lineRule="auto"/>
         <w:ind w:left="0"/>
@@ -21134,392 +21498,6 @@
     <w:p>
       <w:pPr>
         <w:numPr>
-          <w:numId w:val="165"/>
-        </w:numPr>
-        <w:spacing w:before="120" w:after="120" w:line="288" w:lineRule="auto"/>
-        <w:ind w:left="0"/>
-        <w:jc w:val="left"/>
-      </w:pPr>
-      <w:r>
-        <w:rPr>
-          <w:rFonts w:eastAsia="等线" w:ascii="Arial" w:cs="Arial" w:hAnsi="Arial"/>
-          <w:sz w:val="22"/>
-        </w:rPr>
-        <w:t>固定列：复选框、信息标题、发布时间、发布者、状态（已读/未读）、操作</w:t>
-      </w:r>
-    </w:p>
-    <w:p>
-      <w:pPr>
-        <w:numPr>
-          <w:numId w:val="166"/>
-        </w:numPr>
-        <w:spacing w:before="120" w:after="120" w:line="288" w:lineRule="auto"/>
-        <w:ind w:left="0"/>
-        <w:jc w:val="left"/>
-      </w:pPr>
-      <w:r>
-        <w:rPr>
-          <w:rFonts w:eastAsia="等线" w:ascii="Arial" w:cs="Arial" w:hAnsi="Arial"/>
-          <w:sz w:val="22"/>
-        </w:rPr>
-        <w:t>动态列：根据当前选中模板的表单字段动态生成列，字段值超过30字符截断显示「...」</w:t>
-      </w:r>
-    </w:p>
-    <w:p>
-      <w:pPr>
-        <w:numPr>
-          <w:numId w:val="167"/>
-        </w:numPr>
-        <w:spacing w:before="120" w:after="120" w:line="288" w:lineRule="auto"/>
-        <w:ind w:left="0"/>
-        <w:jc w:val="left"/>
-      </w:pPr>
-      <w:r>
-        <w:rPr>
-          <w:rFonts w:eastAsia="等线" w:ascii="Arial" w:cs="Arial" w:hAnsi="Arial"/>
-          <w:sz w:val="22"/>
-        </w:rPr>
-        <w:t>未选中模板时不展示动态字段列</w:t>
-      </w:r>
-    </w:p>
-    <w:p>
-      <w:pPr>
-        <w:spacing w:before="120" w:after="120" w:line="288" w:lineRule="auto"/>
-        <w:ind w:left="0"/>
-        <w:jc w:val="left"/>
-      </w:pPr>
-      <w:r>
-        <w:rPr>
-          <w:rFonts w:eastAsia="等线" w:ascii="Arial" w:cs="Arial" w:hAnsi="Arial"/>
-          <w:b w:val="true"/>
-          <w:sz w:val="22"/>
-        </w:rPr>
-        <w:t>列表字段自定义：</w:t>
-      </w:r>
-    </w:p>
-    <w:p>
-      <w:pPr>
-        <w:numPr>
-          <w:numId w:val="168"/>
-        </w:numPr>
-        <w:spacing w:before="120" w:after="120" w:line="288" w:lineRule="auto"/>
-        <w:ind w:left="0"/>
-        <w:jc w:val="left"/>
-      </w:pPr>
-      <w:r>
-        <w:rPr>
-          <w:rFonts w:eastAsia="等线" w:ascii="Arial" w:cs="Arial" w:hAnsi="Arial"/>
-          <w:sz w:val="22"/>
-        </w:rPr>
-        <w:t>点击「列表字段 ▾」展开列设置面板</w:t>
-      </w:r>
-    </w:p>
-    <w:p>
-      <w:pPr>
-        <w:numPr>
-          <w:numId w:val="169"/>
-        </w:numPr>
-        <w:spacing w:before="120" w:after="120" w:line="288" w:lineRule="auto"/>
-        <w:ind w:left="0"/>
-        <w:jc w:val="left"/>
-      </w:pPr>
-      <w:r>
-        <w:rPr>
-          <w:rFonts w:eastAsia="等线" w:ascii="Arial" w:cs="Arial" w:hAnsi="Arial"/>
-          <w:sz w:val="22"/>
-        </w:rPr>
-        <w:t>面板中展示当前模板的全部表单字段，复选框勾选控制列的显示/隐藏，默认全部显示</w:t>
-      </w:r>
-    </w:p>
-    <w:p>
-      <w:pPr>
-        <w:numPr>
-          <w:numId w:val="170"/>
-        </w:numPr>
-        <w:spacing w:before="120" w:after="120" w:line="288" w:lineRule="auto"/>
-        <w:ind w:left="0"/>
-        <w:jc w:val="left"/>
-      </w:pPr>
-      <w:r>
-        <w:rPr>
-          <w:rFonts w:eastAsia="等线" w:ascii="Arial" w:cs="Arial" w:hAnsi="Arial"/>
-          <w:sz w:val="22"/>
-        </w:rPr>
-        <w:t>提供「全部字段」全选/取消全选</w:t>
-      </w:r>
-    </w:p>
-    <w:p>
-      <w:pPr>
-        <w:numPr>
-          <w:numId w:val="171"/>
-        </w:numPr>
-        <w:spacing w:before="120" w:after="120" w:line="288" w:lineRule="auto"/>
-        <w:ind w:left="0"/>
-        <w:jc w:val="left"/>
-      </w:pPr>
-      <w:r>
-        <w:rPr>
-          <w:rFonts w:eastAsia="等线" w:ascii="Arial" w:cs="Arial" w:hAnsi="Arial"/>
-          <w:sz w:val="22"/>
-        </w:rPr>
-        <w:t>列设置仅对当前模板生效，切换模板后恢复该模板的上次配置</w:t>
-      </w:r>
-    </w:p>
-    <w:p>
-      <w:pPr>
-        <w:spacing w:before="120" w:after="120" w:line="288" w:lineRule="auto"/>
-        <w:ind w:left="0"/>
-        <w:jc w:val="left"/>
-      </w:pPr>
-      <w:r>
-        <w:rPr>
-          <w:rFonts w:eastAsia="等线" w:ascii="Arial" w:cs="Arial" w:hAnsi="Arial"/>
-          <w:b w:val="true"/>
-          <w:sz w:val="22"/>
-        </w:rPr>
-        <w:t>列表操作：</w:t>
-      </w:r>
-    </w:p>
-    <w:p>
-      <w:pPr>
-        <w:numPr>
-          <w:numId w:val="172"/>
-        </w:numPr>
-        <w:spacing w:before="120" w:after="120" w:line="288" w:lineRule="auto"/>
-        <w:ind w:left="0"/>
-        <w:jc w:val="left"/>
-      </w:pPr>
-      <w:r>
-        <w:rPr>
-          <w:rFonts w:eastAsia="等线" w:ascii="Arial" w:cs="Arial" w:hAnsi="Arial"/>
-          <w:sz w:val="22"/>
-        </w:rPr>
-        <w:t>操作列：详情、收藏/取消收藏（已撤回信息无操作按钮）</w:t>
-      </w:r>
-    </w:p>
-    <w:p>
-      <w:pPr>
-        <w:numPr>
-          <w:numId w:val="173"/>
-        </w:numPr>
-        <w:spacing w:before="120" w:after="120" w:line="288" w:lineRule="auto"/>
-        <w:ind w:left="0"/>
-        <w:jc w:val="left"/>
-      </w:pPr>
-      <w:r>
-        <w:rPr>
-          <w:rFonts w:eastAsia="等线" w:ascii="Arial" w:cs="Arial" w:hAnsi="Arial"/>
-          <w:sz w:val="22"/>
-        </w:rPr>
-        <w:t>分页：10/20/50条/页切换，底部显示总条数</w:t>
-      </w:r>
-    </w:p>
-    <w:p>
-      <w:pPr>
-        <w:pStyle w:val="3"/>
-        <w:spacing w:before="300" w:after="120" w:line="288" w:lineRule="auto"/>
-        <w:ind w:left="0"/>
-        <w:jc w:val="left"/>
-        <w:outlineLvl w:val="2"/>
-      </w:pPr>
-      <w:bookmarkStart w:name="heading_54" w:id="54"/>
-      <w:r>
-        <w:rPr>
-          <w:rFonts w:eastAsia="等线" w:ascii="Arial" w:cs="Arial" w:hAnsi="Arial"/>
-          <w:b w:val="true"/>
-          <w:sz w:val="30"/>
-        </w:rPr>
-        <w:t>6.7.5 卡片视图</w:t>
-      </w:r>
-      <w:bookmarkEnd w:id="54"/>
-    </w:p>
-    <w:p>
-      <w:pPr>
-        <w:spacing w:before="120" w:after="120" w:line="288" w:lineRule="auto"/>
-        <w:ind w:left="0"/>
-        <w:jc w:val="left"/>
-      </w:pPr>
-      <w:r>
-        <w:rPr>
-          <w:rFonts w:eastAsia="等线" w:ascii="Arial" w:cs="Arial" w:hAnsi="Arial"/>
-          <w:sz w:val="22"/>
-        </w:rPr>
-        <w:t>卡片视图以卡片网格形式展示收到的信息，适合快速浏览标题和摘要。</w:t>
-      </w:r>
-    </w:p>
-    <w:p>
-      <w:pPr>
-        <w:spacing w:before="120" w:after="120" w:line="288" w:lineRule="auto"/>
-        <w:ind w:left="0"/>
-        <w:jc w:val="left"/>
-      </w:pPr>
-      <w:r>
-        <w:rPr>
-          <w:rFonts w:eastAsia="等线" w:ascii="Arial" w:cs="Arial" w:hAnsi="Arial"/>
-          <w:b w:val="true"/>
-          <w:sz w:val="22"/>
-        </w:rPr>
-        <w:t>卡片结构：</w:t>
-      </w:r>
-    </w:p>
-    <w:p>
-      <w:pPr>
-        <w:numPr>
-          <w:numId w:val="174"/>
-        </w:numPr>
-        <w:spacing w:before="120" w:after="120" w:line="288" w:lineRule="auto"/>
-        <w:ind w:left="0"/>
-        <w:jc w:val="left"/>
-      </w:pPr>
-      <w:r>
-        <w:rPr>
-          <w:rFonts w:eastAsia="等线" w:ascii="Arial" w:cs="Arial" w:hAnsi="Arial"/>
-          <w:b w:val="true"/>
-          <w:sz w:val="22"/>
-        </w:rPr>
-        <w:t>头部：</w:t>
-      </w:r>
-      <w:r>
-        <w:rPr>
-          <w:rFonts w:eastAsia="等线" w:ascii="Arial" w:cs="Arial" w:hAnsi="Arial"/>
-          <w:sz w:val="22"/>
-        </w:rPr>
-        <w:t>发布人+ 发布时间+已读/未读状态标签（可点击切换）</w:t>
-      </w:r>
-    </w:p>
-    <w:p>
-      <w:pPr>
-        <w:numPr>
-          <w:numId w:val="175"/>
-        </w:numPr>
-        <w:spacing w:before="120" w:after="120" w:line="288" w:lineRule="auto"/>
-        <w:ind w:left="0"/>
-        <w:jc w:val="left"/>
-      </w:pPr>
-      <w:r>
-        <w:rPr>
-          <w:rFonts w:eastAsia="等线" w:ascii="Arial" w:cs="Arial" w:hAnsi="Arial"/>
-          <w:b w:val="true"/>
-          <w:sz w:val="22"/>
-        </w:rPr>
-        <w:t>标题行：</w:t>
-      </w:r>
-      <w:r>
-        <w:rPr>
-          <w:rFonts w:eastAsia="等线" w:ascii="Arial" w:cs="Arial" w:hAnsi="Arial"/>
-          <w:sz w:val="22"/>
-        </w:rPr>
-        <w:t>信息标题，已撤回信息显示「已撤回」标签</w:t>
-      </w:r>
-    </w:p>
-    <w:p>
-      <w:pPr>
-        <w:numPr>
-          <w:numId w:val="176"/>
-        </w:numPr>
-        <w:spacing w:before="120" w:after="120" w:line="288" w:lineRule="auto"/>
-        <w:ind w:left="0"/>
-        <w:jc w:val="left"/>
-      </w:pPr>
-      <w:r>
-        <w:rPr>
-          <w:rFonts w:eastAsia="等线" w:ascii="Arial" w:cs="Arial" w:hAnsi="Arial"/>
-          <w:b w:val="true"/>
-          <w:sz w:val="22"/>
-        </w:rPr>
-        <w:t>描述区：</w:t>
-      </w:r>
-      <w:r>
-        <w:rPr>
-          <w:rFonts w:eastAsia="等线" w:ascii="Arial" w:cs="Arial" w:hAnsi="Arial"/>
-          <w:sz w:val="22"/>
-        </w:rPr>
-        <w:t>取前2个表单字段值拼接展示，单值超过40字符截断；</w:t>
-      </w:r>
-    </w:p>
-    <w:p>
-      <w:pPr>
-        <w:numPr>
-          <w:numId w:val="177"/>
-        </w:numPr>
-        <w:spacing w:before="120" w:after="120" w:line="288" w:lineRule="auto"/>
-        <w:ind w:left="0"/>
-        <w:jc w:val="left"/>
-      </w:pPr>
-      <w:r>
-        <w:rPr>
-          <w:rFonts w:eastAsia="等线" w:ascii="Arial" w:cs="Arial" w:hAnsi="Arial"/>
-          <w:b w:val="true"/>
-          <w:sz w:val="22"/>
-        </w:rPr>
-        <w:t>底部操作栏：</w:t>
-      </w:r>
-      <w:r>
-        <w:rPr>
-          <w:rFonts w:eastAsia="等线" w:ascii="Arial" w:cs="Arial" w:hAnsi="Arial"/>
-          <w:sz w:val="22"/>
-        </w:rPr>
-        <w:t>阅读量（👁 人数）、评论数（💬 条数）、收藏按钮（☆/★）</w:t>
-      </w:r>
-    </w:p>
-    <w:p>
-      <w:pPr>
-        <w:spacing w:before="120" w:after="120" w:line="288" w:lineRule="auto"/>
-        <w:ind w:left="0"/>
-        <w:jc w:val="left"/>
-      </w:pPr>
-      <w:r>
-        <w:rPr>
-          <w:rFonts w:eastAsia="等线" w:ascii="Arial" w:cs="Arial" w:hAnsi="Arial"/>
-          <w:b w:val="true"/>
-          <w:sz w:val="22"/>
-        </w:rPr>
-        <w:t>交互：</w:t>
-      </w:r>
-      <w:r>
-        <w:rPr>
-          <w:rFonts w:eastAsia="等线" w:ascii="Arial" w:cs="Arial" w:hAnsi="Arial"/>
-          <w:sz w:val="22"/>
-        </w:rPr>
-        <w:t>点击卡片标题/描述/底部区域进入详情页；点击状态标签切换已读/未读；点击收藏按钮切换收藏状态（均阻止事件冒泡，不触发详情跳转）。</w:t>
-      </w:r>
-    </w:p>
-    <w:p>
-      <w:pPr>
-        <w:pStyle w:val="3"/>
-        <w:spacing w:before="300" w:after="120" w:line="288" w:lineRule="auto"/>
-        <w:ind w:left="0"/>
-        <w:jc w:val="left"/>
-        <w:outlineLvl w:val="2"/>
-      </w:pPr>
-      <w:bookmarkStart w:name="heading_55" w:id="55"/>
-      <w:r>
-        <w:rPr>
-          <w:rFonts w:eastAsia="等线" w:ascii="Arial" w:cs="Arial" w:hAnsi="Arial"/>
-          <w:b w:val="true"/>
-          <w:sz w:val="30"/>
-        </w:rPr>
-        <w:t>6.7.6 批量操作</w:t>
-      </w:r>
-      <w:bookmarkEnd w:id="55"/>
-    </w:p>
-    <w:p>
-      <w:pPr>
-        <w:spacing w:before="120" w:after="120" w:line="288" w:lineRule="auto"/>
-        <w:ind w:left="0"/>
-        <w:jc w:val="left"/>
-      </w:pPr>
-      <w:r>
-        <w:rPr>
-          <w:rFonts w:eastAsia="等线" w:ascii="Arial" w:cs="Arial" w:hAnsi="Arial"/>
-          <w:sz w:val="22"/>
-        </w:rPr>
-        <w:t>支持批量已读/未读操作</w:t>
-      </w:r>
-    </w:p>
-    <w:p>
-      <w:pPr>
-        <w:numPr>
           <w:numId w:val="178"/>
         </w:numPr>
         <w:spacing w:before="120" w:after="120" w:line="288" w:lineRule="auto"/>
@@ -21529,17 +21507,9 @@
       <w:r>
         <w:rPr>
           <w:rFonts w:eastAsia="等线" w:ascii="Arial" w:cs="Arial" w:hAnsi="Arial"/>
-          <w:b w:val="true"/>
-          <w:sz w:val="22"/>
-        </w:rPr>
-        <w:t>全选：</w:t>
-      </w:r>
-      <w:r>
-        <w:rPr>
-          <w:rFonts w:eastAsia="等线" w:ascii="Arial" w:cs="Arial" w:hAnsi="Arial"/>
-          <w:sz w:val="22"/>
-        </w:rPr>
-        <w:t>表头复选框勾选当前页全部记录，再次点击取消全选</w:t>
+          <w:sz w:val="22"/>
+        </w:rPr>
+        <w:t>固定列：复选框、信息标题、发布时间、发布者、状态（已读/未读）、操作</w:t>
       </w:r>
     </w:p>
     <w:p>
@@ -21554,17 +21524,9 @@
       <w:r>
         <w:rPr>
           <w:rFonts w:eastAsia="等线" w:ascii="Arial" w:cs="Arial" w:hAnsi="Arial"/>
-          <w:b w:val="true"/>
-          <w:sz w:val="22"/>
-        </w:rPr>
-        <w:t>已选计数：</w:t>
-      </w:r>
-      <w:r>
-        <w:rPr>
-          <w:rFonts w:eastAsia="等线" w:ascii="Arial" w:cs="Arial" w:hAnsi="Arial"/>
-          <w:sz w:val="22"/>
-        </w:rPr>
-        <w:t>批量操作栏实时显示「已选 N 项」</w:t>
+          <w:sz w:val="22"/>
+        </w:rPr>
+        <w:t>动态列：根据当前选中模板的表单字段动态生成列，字段值超过30字符截断显示「...」</w:t>
       </w:r>
     </w:p>
     <w:p>
@@ -21579,17 +21541,24 @@
       <w:r>
         <w:rPr>
           <w:rFonts w:eastAsia="等线" w:ascii="Arial" w:cs="Arial" w:hAnsi="Arial"/>
+          <w:sz w:val="22"/>
+        </w:rPr>
+        <w:t>未选中模板时不展示动态字段列</w:t>
+      </w:r>
+    </w:p>
+    <w:p>
+      <w:pPr>
+        <w:spacing w:before="120" w:after="120" w:line="288" w:lineRule="auto"/>
+        <w:ind w:left="0"/>
+        <w:jc w:val="left"/>
+      </w:pPr>
+      <w:r>
+        <w:rPr>
+          <w:rFonts w:eastAsia="等线" w:ascii="Arial" w:cs="Arial" w:hAnsi="Arial"/>
           <w:b w:val="true"/>
           <w:sz w:val="22"/>
         </w:rPr>
-        <w:t>批量标记已读：</w:t>
-      </w:r>
-      <w:r>
-        <w:rPr>
-          <w:rFonts w:eastAsia="等线" w:ascii="Arial" w:cs="Arial" w:hAnsi="Arial"/>
-          <w:sz w:val="22"/>
-        </w:rPr>
-        <w:t>选中后点击「标记已读」，将选中的未读信息批量标记为已读，记录已读时间；操作后清空选择并刷新列表</w:t>
+        <w:t>列表字段自定义：</w:t>
       </w:r>
     </w:p>
     <w:p>
@@ -21606,7 +21575,7 @@
           <w:rFonts w:eastAsia="等线" w:ascii="Arial" w:cs="Arial" w:hAnsi="Arial"/>
           <w:sz w:val="22"/>
         </w:rPr>
-        <w:t>批量操作栏在有选中项时显示，无选中项时隐藏</w:t>
+        <w:t>点击「列表字段 ▾」展开列设置面板</w:t>
       </w:r>
     </w:p>
     <w:p>
@@ -21623,41 +21592,7 @@
           <w:rFonts w:eastAsia="等线" w:ascii="Arial" w:cs="Arial" w:hAnsi="Arial"/>
           <w:sz w:val="22"/>
         </w:rPr>
-        <w:t>阅读时间以最新阅读时间为准</w:t>
-      </w:r>
-    </w:p>
-    <w:p>
-      <w:pPr>
-        <w:pStyle w:val="3"/>
-        <w:spacing w:before="300" w:after="120" w:line="288" w:lineRule="auto"/>
-        <w:ind w:left="0"/>
-        <w:jc w:val="left"/>
-        <w:outlineLvl w:val="2"/>
-      </w:pPr>
-      <w:bookmarkStart w:name="heading_56" w:id="56"/>
-      <w:r>
-        <w:rPr>
-          <w:rFonts w:eastAsia="等线" w:ascii="Arial" w:cs="Arial" w:hAnsi="Arial"/>
-          <w:b w:val="true"/>
-          <w:sz w:val="30"/>
-        </w:rPr>
-        <w:t>6.7.7 收到详情</w:t>
-      </w:r>
-      <w:bookmarkEnd w:id="56"/>
-    </w:p>
-    <w:p>
-      <w:pPr>
-        <w:spacing w:before="120" w:after="120" w:line="288" w:lineRule="auto"/>
-        <w:ind w:left="0"/>
-        <w:jc w:val="left"/>
-      </w:pPr>
-      <w:r>
-        <w:rPr>
-          <w:rFonts w:eastAsia="等线" w:ascii="Arial" w:cs="Arial" w:hAnsi="Arial"/>
-          <w:b w:val="true"/>
-          <w:sz w:val="22"/>
-        </w:rPr>
-        <w:t>基础信息：</w:t>
+        <w:t>面板中展示当前模板的全部表单字段，复选框勾选控制列的显示/隐藏，默认全部显示</w:t>
       </w:r>
     </w:p>
     <w:p>
@@ -21674,7 +21609,7 @@
           <w:rFonts w:eastAsia="等线" w:ascii="Arial" w:cs="Arial" w:hAnsi="Arial"/>
           <w:sz w:val="22"/>
         </w:rPr>
-        <w:t>发布人、发布时间、最近编辑时间（编辑后才有该字段）</w:t>
+        <w:t>提供「全部字段」全选/取消全选</w:t>
       </w:r>
     </w:p>
     <w:p>
@@ -21691,7 +21626,22 @@
           <w:rFonts w:eastAsia="等线" w:ascii="Arial" w:cs="Arial" w:hAnsi="Arial"/>
           <w:sz w:val="22"/>
         </w:rPr>
-        <w:t>收藏按钮（ 收藏 /  取消收藏，点击切换）</w:t>
+        <w:t>列设置仅对当前模板生效，切换模板后恢复该模板的上次配置</w:t>
+      </w:r>
+    </w:p>
+    <w:p>
+      <w:pPr>
+        <w:spacing w:before="120" w:after="120" w:line="288" w:lineRule="auto"/>
+        <w:ind w:left="0"/>
+        <w:jc w:val="left"/>
+      </w:pPr>
+      <w:r>
+        <w:rPr>
+          <w:rFonts w:eastAsia="等线" w:ascii="Arial" w:cs="Arial" w:hAnsi="Arial"/>
+          <w:b w:val="true"/>
+          <w:sz w:val="22"/>
+        </w:rPr>
+        <w:t>列表操作：</w:t>
       </w:r>
     </w:p>
     <w:p>
@@ -21708,7 +21658,7 @@
           <w:rFonts w:eastAsia="等线" w:ascii="Arial" w:cs="Arial" w:hAnsi="Arial"/>
           <w:sz w:val="22"/>
         </w:rPr>
-        <w:t>阅读量（阅读量接收对象阅读量+通过链接阅读量），点击一次算一次阅读量</w:t>
+        <w:t>操作列：详情、收藏/取消收藏（已撤回信息无操作按钮）</w:t>
       </w:r>
     </w:p>
     <w:p>
@@ -21725,22 +21675,55 @@
           <w:rFonts w:eastAsia="等线" w:ascii="Arial" w:cs="Arial" w:hAnsi="Arial"/>
           <w:sz w:val="22"/>
         </w:rPr>
-        <w:t>接受对象</w:t>
-      </w:r>
-    </w:p>
-    <w:p>
-      <w:pPr>
-        <w:spacing w:before="120" w:after="120" w:line="288" w:lineRule="auto"/>
-        <w:ind w:left="0"/>
-        <w:jc w:val="left"/>
-      </w:pPr>
+        <w:t>分页：10/20/50条/页切换，底部显示总条数</w:t>
+      </w:r>
+    </w:p>
+    <w:p>
+      <w:pPr>
+        <w:pStyle w:val="3"/>
+        <w:spacing w:before="300" w:after="120" w:line="288" w:lineRule="auto"/>
+        <w:ind w:left="0"/>
+        <w:jc w:val="left"/>
+        <w:outlineLvl w:val="2"/>
+      </w:pPr>
+      <w:bookmarkStart w:name="heading_54" w:id="54"/>
       <w:r>
         <w:rPr>
           <w:rFonts w:eastAsia="等线" w:ascii="Arial" w:cs="Arial" w:hAnsi="Arial"/>
           <w:b w:val="true"/>
-          <w:sz w:val="22"/>
-        </w:rPr>
-        <w:t>内容区：</w:t>
+          <w:sz w:val="30"/>
+        </w:rPr>
+        <w:t>6.7.5 卡片视图</w:t>
+      </w:r>
+      <w:bookmarkEnd w:id="54"/>
+    </w:p>
+    <w:p>
+      <w:pPr>
+        <w:spacing w:before="120" w:after="120" w:line="288" w:lineRule="auto"/>
+        <w:ind w:left="0"/>
+        <w:jc w:val="left"/>
+      </w:pPr>
+      <w:r>
+        <w:rPr>
+          <w:rFonts w:eastAsia="等线" w:ascii="Arial" w:cs="Arial" w:hAnsi="Arial"/>
+          <w:sz w:val="22"/>
+        </w:rPr>
+        <w:t>卡片视图以卡片网格形式展示收到的信息，适合快速浏览标题和摘要。</w:t>
+      </w:r>
+    </w:p>
+    <w:p>
+      <w:pPr>
+        <w:spacing w:before="120" w:after="120" w:line="288" w:lineRule="auto"/>
+        <w:ind w:left="0"/>
+        <w:jc w:val="left"/>
+      </w:pPr>
+      <w:r>
+        <w:rPr>
+          <w:rFonts w:eastAsia="等线" w:ascii="Arial" w:cs="Arial" w:hAnsi="Arial"/>
+          <w:b w:val="true"/>
+          <w:sz w:val="22"/>
+        </w:rPr>
+        <w:t>卡片结构：</w:t>
       </w:r>
     </w:p>
     <w:p>
@@ -21755,9 +21738,17 @@
       <w:r>
         <w:rPr>
           <w:rFonts w:eastAsia="等线" w:ascii="Arial" w:cs="Arial" w:hAnsi="Arial"/>
-          <w:sz w:val="22"/>
-        </w:rPr>
-        <w:t>按模板表单结构展示全部字段值</w:t>
+          <w:b w:val="true"/>
+          <w:sz w:val="22"/>
+        </w:rPr>
+        <w:t>头部：</w:t>
+      </w:r>
+      <w:r>
+        <w:rPr>
+          <w:rFonts w:eastAsia="等线" w:ascii="Arial" w:cs="Arial" w:hAnsi="Arial"/>
+          <w:sz w:val="22"/>
+        </w:rPr>
+        <w:t>发布人+ 发布时间+已读/未读状态标签（可点击切换）</w:t>
       </w:r>
     </w:p>
     <w:p>
@@ -21772,9 +21763,17 @@
       <w:r>
         <w:rPr>
           <w:rFonts w:eastAsia="等线" w:ascii="Arial" w:cs="Arial" w:hAnsi="Arial"/>
-          <w:sz w:val="22"/>
-        </w:rPr>
-        <w:t>图片/文件字段支持点击预览/下载</w:t>
+          <w:b w:val="true"/>
+          <w:sz w:val="22"/>
+        </w:rPr>
+        <w:t>标题行：</w:t>
+      </w:r>
+      <w:r>
+        <w:rPr>
+          <w:rFonts w:eastAsia="等线" w:ascii="Arial" w:cs="Arial" w:hAnsi="Arial"/>
+          <w:sz w:val="22"/>
+        </w:rPr>
+        <w:t>信息标题，已撤回信息显示「已撤回」标签</w:t>
       </w:r>
     </w:p>
     <w:p>
@@ -21789,24 +21788,17 @@
       <w:r>
         <w:rPr>
           <w:rFonts w:eastAsia="等线" w:ascii="Arial" w:cs="Arial" w:hAnsi="Arial"/>
-          <w:sz w:val="22"/>
-        </w:rPr>
-        <w:t>长文本字段完整展示，不截断</w:t>
-      </w:r>
-    </w:p>
-    <w:p>
-      <w:pPr>
-        <w:spacing w:before="120" w:after="120" w:line="288" w:lineRule="auto"/>
-        <w:ind w:left="0"/>
-        <w:jc w:val="left"/>
-      </w:pPr>
-      <w:r>
-        <w:rPr>
-          <w:rFonts w:eastAsia="等线" w:ascii="Arial" w:cs="Arial" w:hAnsi="Arial"/>
           <w:b w:val="true"/>
           <w:sz w:val="22"/>
         </w:rPr>
-        <w:t>评论区：</w:t>
+        <w:t>描述区：</w:t>
+      </w:r>
+      <w:r>
+        <w:rPr>
+          <w:rFonts w:eastAsia="等线" w:ascii="Arial" w:cs="Arial" w:hAnsi="Arial"/>
+          <w:sz w:val="22"/>
+        </w:rPr>
+        <w:t>取前2个表单字段值拼接展示，单值超过40字符截断；</w:t>
       </w:r>
     </w:p>
     <w:p>
@@ -21821,9 +21813,72 @@
       <w:r>
         <w:rPr>
           <w:rFonts w:eastAsia="等线" w:ascii="Arial" w:cs="Arial" w:hAnsi="Arial"/>
-          <w:sz w:val="22"/>
-        </w:rPr>
-        <w:t>接收对象和发布人可在详情页发表评论</w:t>
+          <w:b w:val="true"/>
+          <w:sz w:val="22"/>
+        </w:rPr>
+        <w:t>底部操作栏：</w:t>
+      </w:r>
+      <w:r>
+        <w:rPr>
+          <w:rFonts w:eastAsia="等线" w:ascii="Arial" w:cs="Arial" w:hAnsi="Arial"/>
+          <w:sz w:val="22"/>
+        </w:rPr>
+        <w:t>阅读量（👁 人数）、评论数（💬 条数）、收藏按钮（☆/★）</w:t>
+      </w:r>
+    </w:p>
+    <w:p>
+      <w:pPr>
+        <w:spacing w:before="120" w:after="120" w:line="288" w:lineRule="auto"/>
+        <w:ind w:left="0"/>
+        <w:jc w:val="left"/>
+      </w:pPr>
+      <w:r>
+        <w:rPr>
+          <w:rFonts w:eastAsia="等线" w:ascii="Arial" w:cs="Arial" w:hAnsi="Arial"/>
+          <w:b w:val="true"/>
+          <w:sz w:val="22"/>
+        </w:rPr>
+        <w:t>交互：</w:t>
+      </w:r>
+      <w:r>
+        <w:rPr>
+          <w:rFonts w:eastAsia="等线" w:ascii="Arial" w:cs="Arial" w:hAnsi="Arial"/>
+          <w:sz w:val="22"/>
+        </w:rPr>
+        <w:t>点击卡片标题/描述/底部区域进入详情页；点击状态标签切换已读/未读；点击收藏按钮切换收藏状态（均阻止事件冒泡，不触发详情跳转）。</w:t>
+      </w:r>
+    </w:p>
+    <w:p>
+      <w:pPr>
+        <w:pStyle w:val="3"/>
+        <w:spacing w:before="300" w:after="120" w:line="288" w:lineRule="auto"/>
+        <w:ind w:left="0"/>
+        <w:jc w:val="left"/>
+        <w:outlineLvl w:val="2"/>
+      </w:pPr>
+      <w:bookmarkStart w:name="heading_55" w:id="55"/>
+      <w:r>
+        <w:rPr>
+          <w:rFonts w:eastAsia="等线" w:ascii="Arial" w:cs="Arial" w:hAnsi="Arial"/>
+          <w:b w:val="true"/>
+          <w:sz w:val="30"/>
+        </w:rPr>
+        <w:t>6.7.6 批量操作</w:t>
+      </w:r>
+      <w:bookmarkEnd w:id="55"/>
+    </w:p>
+    <w:p>
+      <w:pPr>
+        <w:spacing w:before="120" w:after="120" w:line="288" w:lineRule="auto"/>
+        <w:ind w:left="0"/>
+        <w:jc w:val="left"/>
+      </w:pPr>
+      <w:r>
+        <w:rPr>
+          <w:rFonts w:eastAsia="等线" w:ascii="Arial" w:cs="Arial" w:hAnsi="Arial"/>
+          <w:sz w:val="22"/>
+        </w:rPr>
+        <w:t>支持批量已读/未读操作</w:t>
       </w:r>
     </w:p>
     <w:p>
@@ -21838,15 +21893,307 @@
       <w:r>
         <w:rPr>
           <w:rFonts w:eastAsia="等线" w:ascii="Arial" w:cs="Arial" w:hAnsi="Arial"/>
-          <w:sz w:val="22"/>
-        </w:rPr>
-        <w:t>评论展示：评论人头像、用户名、账号、评论时间、评论内容</w:t>
+          <w:b w:val="true"/>
+          <w:sz w:val="22"/>
+        </w:rPr>
+        <w:t>全选：</w:t>
+      </w:r>
+      <w:r>
+        <w:rPr>
+          <w:rFonts w:eastAsia="等线" w:ascii="Arial" w:cs="Arial" w:hAnsi="Arial"/>
+          <w:sz w:val="22"/>
+        </w:rPr>
+        <w:t>表头复选框勾选当前页全部记录，再次点击取消全选</w:t>
       </w:r>
     </w:p>
     <w:p>
       <w:pPr>
         <w:numPr>
           <w:numId w:val="192"/>
+        </w:numPr>
+        <w:spacing w:before="120" w:after="120" w:line="288" w:lineRule="auto"/>
+        <w:ind w:left="0"/>
+        <w:jc w:val="left"/>
+      </w:pPr>
+      <w:r>
+        <w:rPr>
+          <w:rFonts w:eastAsia="等线" w:ascii="Arial" w:cs="Arial" w:hAnsi="Arial"/>
+          <w:b w:val="true"/>
+          <w:sz w:val="22"/>
+        </w:rPr>
+        <w:t>已选计数：</w:t>
+      </w:r>
+      <w:r>
+        <w:rPr>
+          <w:rFonts w:eastAsia="等线" w:ascii="Arial" w:cs="Arial" w:hAnsi="Arial"/>
+          <w:sz w:val="22"/>
+        </w:rPr>
+        <w:t>批量操作栏实时显示「已选 N 项」</w:t>
+      </w:r>
+    </w:p>
+    <w:p>
+      <w:pPr>
+        <w:numPr>
+          <w:numId w:val="193"/>
+        </w:numPr>
+        <w:spacing w:before="120" w:after="120" w:line="288" w:lineRule="auto"/>
+        <w:ind w:left="0"/>
+        <w:jc w:val="left"/>
+      </w:pPr>
+      <w:r>
+        <w:rPr>
+          <w:rFonts w:eastAsia="等线" w:ascii="Arial" w:cs="Arial" w:hAnsi="Arial"/>
+          <w:b w:val="true"/>
+          <w:sz w:val="22"/>
+        </w:rPr>
+        <w:t>批量标记已读：</w:t>
+      </w:r>
+      <w:r>
+        <w:rPr>
+          <w:rFonts w:eastAsia="等线" w:ascii="Arial" w:cs="Arial" w:hAnsi="Arial"/>
+          <w:sz w:val="22"/>
+        </w:rPr>
+        <w:t>选中后点击「标记已读」，将选中的未读信息批量标记为已读，记录已读时间；操作后清空选择并刷新列表</w:t>
+      </w:r>
+    </w:p>
+    <w:p>
+      <w:pPr>
+        <w:numPr>
+          <w:numId w:val="194"/>
+        </w:numPr>
+        <w:spacing w:before="120" w:after="120" w:line="288" w:lineRule="auto"/>
+        <w:ind w:left="0"/>
+        <w:jc w:val="left"/>
+      </w:pPr>
+      <w:r>
+        <w:rPr>
+          <w:rFonts w:eastAsia="等线" w:ascii="Arial" w:cs="Arial" w:hAnsi="Arial"/>
+          <w:sz w:val="22"/>
+        </w:rPr>
+        <w:t>阅读时间以最新阅读时间为准</w:t>
+      </w:r>
+    </w:p>
+    <w:p>
+      <w:pPr>
+        <w:pStyle w:val="3"/>
+        <w:spacing w:before="300" w:after="120" w:line="288" w:lineRule="auto"/>
+        <w:ind w:left="0"/>
+        <w:jc w:val="left"/>
+        <w:outlineLvl w:val="2"/>
+      </w:pPr>
+      <w:bookmarkStart w:name="heading_56" w:id="56"/>
+      <w:r>
+        <w:rPr>
+          <w:rFonts w:eastAsia="等线" w:ascii="Arial" w:cs="Arial" w:hAnsi="Arial"/>
+          <w:b w:val="true"/>
+          <w:sz w:val="30"/>
+        </w:rPr>
+        <w:t>6.7.7 收到详情</w:t>
+      </w:r>
+      <w:bookmarkEnd w:id="56"/>
+    </w:p>
+    <w:p>
+      <w:pPr>
+        <w:spacing w:before="120" w:after="120" w:line="288" w:lineRule="auto"/>
+        <w:ind w:left="0"/>
+        <w:jc w:val="left"/>
+      </w:pPr>
+      <w:r>
+        <w:rPr>
+          <w:rFonts w:eastAsia="等线" w:ascii="Arial" w:cs="Arial" w:hAnsi="Arial"/>
+          <w:b w:val="true"/>
+          <w:sz w:val="22"/>
+        </w:rPr>
+        <w:t>基础信息：</w:t>
+      </w:r>
+    </w:p>
+    <w:p>
+      <w:pPr>
+        <w:numPr>
+          <w:numId w:val="195"/>
+        </w:numPr>
+        <w:spacing w:before="120" w:after="120" w:line="288" w:lineRule="auto"/>
+        <w:ind w:left="0"/>
+        <w:jc w:val="left"/>
+      </w:pPr>
+      <w:r>
+        <w:rPr>
+          <w:rFonts w:eastAsia="等线" w:ascii="Arial" w:cs="Arial" w:hAnsi="Arial"/>
+          <w:sz w:val="22"/>
+        </w:rPr>
+        <w:t>发布人、发布时间、最近编辑时间（编辑后才有该字段）</w:t>
+      </w:r>
+    </w:p>
+    <w:p>
+      <w:pPr>
+        <w:numPr>
+          <w:numId w:val="196"/>
+        </w:numPr>
+        <w:spacing w:before="120" w:after="120" w:line="288" w:lineRule="auto"/>
+        <w:ind w:left="0"/>
+        <w:jc w:val="left"/>
+      </w:pPr>
+      <w:r>
+        <w:rPr>
+          <w:rFonts w:eastAsia="等线" w:ascii="Arial" w:cs="Arial" w:hAnsi="Arial"/>
+          <w:sz w:val="22"/>
+        </w:rPr>
+        <w:t>收藏按钮（ 收藏 /  取消收藏，点击切换）</w:t>
+      </w:r>
+    </w:p>
+    <w:p>
+      <w:pPr>
+        <w:numPr>
+          <w:numId w:val="197"/>
+        </w:numPr>
+        <w:spacing w:before="120" w:after="120" w:line="288" w:lineRule="auto"/>
+        <w:ind w:left="0"/>
+        <w:jc w:val="left"/>
+      </w:pPr>
+      <w:r>
+        <w:rPr>
+          <w:rFonts w:eastAsia="等线" w:ascii="Arial" w:cs="Arial" w:hAnsi="Arial"/>
+          <w:sz w:val="22"/>
+        </w:rPr>
+        <w:t>阅读量（阅读量接收对象阅读量+通过链接阅读量），点击一次算一次阅读量</w:t>
+      </w:r>
+    </w:p>
+    <w:p>
+      <w:pPr>
+        <w:numPr>
+          <w:numId w:val="198"/>
+        </w:numPr>
+        <w:spacing w:before="120" w:after="120" w:line="288" w:lineRule="auto"/>
+        <w:ind w:left="0"/>
+        <w:jc w:val="left"/>
+      </w:pPr>
+      <w:r>
+        <w:rPr>
+          <w:rFonts w:eastAsia="等线" w:ascii="Arial" w:cs="Arial" w:hAnsi="Arial"/>
+          <w:sz w:val="22"/>
+        </w:rPr>
+        <w:t>接受对象</w:t>
+      </w:r>
+    </w:p>
+    <w:p>
+      <w:pPr>
+        <w:spacing w:before="120" w:after="120" w:line="288" w:lineRule="auto"/>
+        <w:ind w:left="0"/>
+        <w:jc w:val="left"/>
+      </w:pPr>
+      <w:r>
+        <w:rPr>
+          <w:rFonts w:eastAsia="等线" w:ascii="Arial" w:cs="Arial" w:hAnsi="Arial"/>
+          <w:b w:val="true"/>
+          <w:sz w:val="22"/>
+        </w:rPr>
+        <w:t>内容区：</w:t>
+      </w:r>
+    </w:p>
+    <w:p>
+      <w:pPr>
+        <w:numPr>
+          <w:numId w:val="199"/>
+        </w:numPr>
+        <w:spacing w:before="120" w:after="120" w:line="288" w:lineRule="auto"/>
+        <w:ind w:left="0"/>
+        <w:jc w:val="left"/>
+      </w:pPr>
+      <w:r>
+        <w:rPr>
+          <w:rFonts w:eastAsia="等线" w:ascii="Arial" w:cs="Arial" w:hAnsi="Arial"/>
+          <w:sz w:val="22"/>
+        </w:rPr>
+        <w:t>按模板表单结构展示全部字段值</w:t>
+      </w:r>
+    </w:p>
+    <w:p>
+      <w:pPr>
+        <w:numPr>
+          <w:numId w:val="200"/>
+        </w:numPr>
+        <w:spacing w:before="120" w:after="120" w:line="288" w:lineRule="auto"/>
+        <w:ind w:left="0"/>
+        <w:jc w:val="left"/>
+      </w:pPr>
+      <w:r>
+        <w:rPr>
+          <w:rFonts w:eastAsia="等线" w:ascii="Arial" w:cs="Arial" w:hAnsi="Arial"/>
+          <w:sz w:val="22"/>
+        </w:rPr>
+        <w:t>图片/文件字段支持点击预览/下载</w:t>
+      </w:r>
+    </w:p>
+    <w:p>
+      <w:pPr>
+        <w:numPr>
+          <w:numId w:val="201"/>
+        </w:numPr>
+        <w:spacing w:before="120" w:after="120" w:line="288" w:lineRule="auto"/>
+        <w:ind w:left="0"/>
+        <w:jc w:val="left"/>
+      </w:pPr>
+      <w:r>
+        <w:rPr>
+          <w:rFonts w:eastAsia="等线" w:ascii="Arial" w:cs="Arial" w:hAnsi="Arial"/>
+          <w:sz w:val="22"/>
+        </w:rPr>
+        <w:t>长文本字段完整展示，不截断</w:t>
+      </w:r>
+    </w:p>
+    <w:p>
+      <w:pPr>
+        <w:spacing w:before="120" w:after="120" w:line="288" w:lineRule="auto"/>
+        <w:ind w:left="0"/>
+        <w:jc w:val="left"/>
+      </w:pPr>
+      <w:r>
+        <w:rPr>
+          <w:rFonts w:eastAsia="等线" w:ascii="Arial" w:cs="Arial" w:hAnsi="Arial"/>
+          <w:b w:val="true"/>
+          <w:sz w:val="22"/>
+        </w:rPr>
+        <w:t>评论区：</w:t>
+      </w:r>
+    </w:p>
+    <w:p>
+      <w:pPr>
+        <w:numPr>
+          <w:numId w:val="202"/>
+        </w:numPr>
+        <w:spacing w:before="120" w:after="120" w:line="288" w:lineRule="auto"/>
+        <w:ind w:left="0"/>
+        <w:jc w:val="left"/>
+      </w:pPr>
+      <w:r>
+        <w:rPr>
+          <w:rFonts w:eastAsia="等线" w:ascii="Arial" w:cs="Arial" w:hAnsi="Arial"/>
+          <w:sz w:val="22"/>
+        </w:rPr>
+        <w:t>接收对象和发布人可在详情页发表评论</w:t>
+      </w:r>
+    </w:p>
+    <w:p>
+      <w:pPr>
+        <w:numPr>
+          <w:numId w:val="203"/>
+        </w:numPr>
+        <w:spacing w:before="120" w:after="120" w:line="288" w:lineRule="auto"/>
+        <w:ind w:left="0"/>
+        <w:jc w:val="left"/>
+      </w:pPr>
+      <w:r>
+        <w:rPr>
+          <w:rFonts w:eastAsia="等线" w:ascii="Arial" w:cs="Arial" w:hAnsi="Arial"/>
+          <w:sz w:val="22"/>
+        </w:rPr>
+        <w:t>评论展示：评论人头像、用户名、账号、评论时间、评论内容</w:t>
+      </w:r>
+    </w:p>
+    <w:p>
+      <w:pPr>
+        <w:numPr>
+          <w:numId w:val="204"/>
         </w:numPr>
         <w:spacing w:before="120" w:after="120" w:line="288" w:lineRule="auto"/>
         <w:ind w:left="0"/>
@@ -22202,347 +22549,6 @@
     <w:p>
       <w:pPr>
         <w:numPr>
-          <w:numId w:val="193"/>
-        </w:numPr>
-        <w:spacing w:before="120" w:after="120" w:line="288" w:lineRule="auto"/>
-        <w:ind w:left="0"/>
-        <w:jc w:val="left"/>
-      </w:pPr>
-      <w:r>
-        <w:rPr>
-          <w:rFonts w:eastAsia="等线" w:ascii="Arial" w:cs="Arial" w:hAnsi="Arial"/>
-          <w:sz w:val="22"/>
-        </w:rPr>
-        <w:t>收藏入口共三处：列表操作列、卡片底部、详情页信息，三处状态实时同步</w:t>
-      </w:r>
-    </w:p>
-    <w:p>
-      <w:pPr>
-        <w:numPr>
-          <w:numId w:val="194"/>
-        </w:numPr>
-        <w:spacing w:before="120" w:after="120" w:line="288" w:lineRule="auto"/>
-        <w:ind w:left="0"/>
-        <w:jc w:val="left"/>
-      </w:pPr>
-      <w:r>
-        <w:rPr>
-          <w:rFonts w:eastAsia="等线" w:ascii="Arial" w:cs="Arial" w:hAnsi="Arial"/>
-          <w:sz w:val="22"/>
-        </w:rPr>
-        <w:t>点击「收藏」后按钮变为「取消收藏」（列表）或「⭐ 已收藏」（详情/卡片）</w:t>
-      </w:r>
-    </w:p>
-    <w:p>
-      <w:pPr>
-        <w:numPr>
-          <w:numId w:val="195"/>
-        </w:numPr>
-        <w:spacing w:before="120" w:after="120" w:line="288" w:lineRule="auto"/>
-        <w:ind w:left="0"/>
-        <w:jc w:val="left"/>
-      </w:pPr>
-      <w:r>
-        <w:rPr>
-          <w:rFonts w:eastAsia="等线" w:ascii="Arial" w:cs="Arial" w:hAnsi="Arial"/>
-          <w:sz w:val="22"/>
-        </w:rPr>
-        <w:t>收藏的信息同步展示在「我的收藏」模块中（详见6.8节）</w:t>
-      </w:r>
-    </w:p>
-    <w:p>
-      <w:pPr>
-        <w:numPr>
-          <w:numId w:val="196"/>
-        </w:numPr>
-        <w:spacing w:before="120" w:after="120" w:line="288" w:lineRule="auto"/>
-        <w:ind w:left="0"/>
-        <w:jc w:val="left"/>
-      </w:pPr>
-      <w:r>
-        <w:rPr>
-          <w:rFonts w:eastAsia="等线" w:ascii="Arial" w:cs="Arial" w:hAnsi="Arial"/>
-          <w:sz w:val="22"/>
-        </w:rPr>
-        <w:t>取消收藏后，「我的收藏」中同步移除</w:t>
-      </w:r>
-    </w:p>
-    <w:p>
-      <w:pPr>
-        <w:numPr>
-          <w:numId w:val="197"/>
-        </w:numPr>
-        <w:spacing w:before="120" w:after="120" w:line="288" w:lineRule="auto"/>
-        <w:ind w:left="0"/>
-        <w:jc w:val="left"/>
-      </w:pPr>
-      <w:r>
-        <w:rPr>
-          <w:rFonts w:eastAsia="等线" w:ascii="Arial" w:cs="Arial" w:hAnsi="Arial"/>
-          <w:sz w:val="22"/>
-        </w:rPr>
-        <w:t>已撤回信息不可收藏，</w:t>
-      </w:r>
-    </w:p>
-    <w:p>
-      <w:pPr>
-        <w:pStyle w:val="3"/>
-        <w:spacing w:before="300" w:after="120" w:line="288" w:lineRule="auto"/>
-        <w:ind w:left="0"/>
-        <w:jc w:val="left"/>
-        <w:outlineLvl w:val="2"/>
-      </w:pPr>
-      <w:bookmarkStart w:name="heading_59" w:id="59"/>
-      <w:r>
-        <w:rPr>
-          <w:rFonts w:eastAsia="等线" w:ascii="Arial" w:cs="Arial" w:hAnsi="Arial"/>
-          <w:b w:val="true"/>
-          <w:sz w:val="30"/>
-        </w:rPr>
-        <w:t>6.7.10 阅读情况</w:t>
-      </w:r>
-      <w:bookmarkEnd w:id="59"/>
-    </w:p>
-    <w:p>
-      <w:pPr>
-        <w:spacing w:before="120" w:after="120" w:line="288" w:lineRule="auto"/>
-        <w:ind w:left="0"/>
-        <w:jc w:val="left"/>
-      </w:pPr>
-      <w:r>
-        <w:rPr>
-          <w:rFonts w:eastAsia="等线" w:ascii="Arial" w:cs="Arial" w:hAnsi="Arial"/>
-          <w:sz w:val="22"/>
-        </w:rPr>
-        <w:t>在收到详情页点击「阅读情况」打开弹窗，展示该信息接收对象的阅读状态。</w:t>
-      </w:r>
-    </w:p>
-    <w:p>
-      <w:pPr>
-        <w:spacing w:before="120" w:after="120" w:line="288" w:lineRule="auto"/>
-        <w:ind w:left="0"/>
-        <w:jc w:val="left"/>
-      </w:pPr>
-      <w:r>
-        <w:rPr>
-          <w:rFonts w:eastAsia="等线" w:ascii="Arial" w:cs="Arial" w:hAnsi="Arial"/>
-          <w:b w:val="true"/>
-          <w:sz w:val="22"/>
-        </w:rPr>
-        <w:t>弹窗结构：</w:t>
-      </w:r>
-    </w:p>
-    <w:p>
-      <w:pPr>
-        <w:numPr>
-          <w:numId w:val="198"/>
-        </w:numPr>
-        <w:spacing w:before="120" w:after="120" w:line="288" w:lineRule="auto"/>
-        <w:ind w:left="0"/>
-        <w:jc w:val="left"/>
-      </w:pPr>
-      <w:r>
-        <w:rPr>
-          <w:rFonts w:eastAsia="等线" w:ascii="Arial" w:cs="Arial" w:hAnsi="Arial"/>
-          <w:sz w:val="22"/>
-        </w:rPr>
-        <w:t>顶部Tab切换：已读（N人）/ 未读（N人）</w:t>
-      </w:r>
-    </w:p>
-    <w:p>
-      <w:pPr>
-        <w:numPr>
-          <w:numId w:val="199"/>
-        </w:numPr>
-        <w:spacing w:before="120" w:after="120" w:line="288" w:lineRule="auto"/>
-        <w:ind w:left="0"/>
-        <w:jc w:val="left"/>
-      </w:pPr>
-      <w:r>
-        <w:rPr>
-          <w:rFonts w:eastAsia="等线" w:ascii="Arial" w:cs="Arial" w:hAnsi="Arial"/>
-          <w:b w:val="true"/>
-          <w:sz w:val="22"/>
-        </w:rPr>
-        <w:t>已读列表：</w:t>
-      </w:r>
-      <w:r>
-        <w:rPr>
-          <w:rFonts w:eastAsia="等线" w:ascii="Arial" w:cs="Arial" w:hAnsi="Arial"/>
-          <w:sz w:val="22"/>
-        </w:rPr>
-        <w:t>展示已读人员头像、用户名、账号、已读时间，按已读时间倒序排列</w:t>
-      </w:r>
-    </w:p>
-    <w:p>
-      <w:pPr>
-        <w:numPr>
-          <w:numId w:val="200"/>
-        </w:numPr>
-        <w:spacing w:before="120" w:after="120" w:line="288" w:lineRule="auto"/>
-        <w:ind w:left="0"/>
-        <w:jc w:val="left"/>
-      </w:pPr>
-      <w:r>
-        <w:rPr>
-          <w:rFonts w:eastAsia="等线" w:ascii="Arial" w:cs="Arial" w:hAnsi="Arial"/>
-          <w:b w:val="true"/>
-          <w:sz w:val="22"/>
-        </w:rPr>
-        <w:t>未读列表：</w:t>
-      </w:r>
-      <w:r>
-        <w:rPr>
-          <w:rFonts w:eastAsia="等线" w:ascii="Arial" w:cs="Arial" w:hAnsi="Arial"/>
-          <w:sz w:val="22"/>
-        </w:rPr>
-        <w:t>展示未读人员头像、账号、用户名</w:t>
-      </w:r>
-    </w:p>
-    <w:p>
-      <w:pPr>
-        <w:numPr>
-          <w:numId w:val="201"/>
-        </w:numPr>
-        <w:spacing w:before="120" w:after="120" w:line="288" w:lineRule="auto"/>
-        <w:ind w:left="0"/>
-        <w:jc w:val="left"/>
-      </w:pPr>
-      <w:r>
-        <w:rPr>
-          <w:rFonts w:eastAsia="等线" w:ascii="Arial" w:cs="Arial" w:hAnsi="Arial"/>
-          <w:sz w:val="22"/>
-        </w:rPr>
-        <w:t>无已读记录时显示「暂无已读记录」；全部已读时未读Tab显示「全部已读」</w:t>
-      </w:r>
-    </w:p>
-    <w:tbl>
-      <w:tblPr>
-        <w:tblW w:w="0" w:type="auto"/>
-        <w:tblInd w:w="0" w:type="dxa"/>
-        <w:tblBorders>
-          <w:top w:val="single" w:color="ffba6b"/>
-          <w:left w:val="single" w:color="ffba6b"/>
-          <w:bottom w:val="single" w:color="ffba6b"/>
-          <w:right w:val="single" w:color="ffba6b"/>
-          <w:insideH w:val="single" w:color="ffba6b"/>
-          <w:insideV w:val="single" w:color="ffba6b"/>
-        </w:tblBorders>
-        <w:tblLayout w:type="fixed"/>
-      </w:tblPr>
-      <w:tblGrid>
-        <w:gridCol w:w="8280"/>
-      </w:tblGrid>
-      <w:tr>
-        <w:tc>
-          <w:tcPr>
-            <w:tcW w:w="8280" w:type="dxa"/>
-            <w:shd w:color="auto" w:val="clear" w:fill="fff5eb"/>
-            <w:tcMar>
-              <w:top w:type="dxa" w:w="60"/>
-              <w:left w:type="dxa" w:w="120"/>
-              <w:bottom w:type="dxa" w:w="30"/>
-              <w:right w:type="dxa" w:w="120"/>
-            </w:tcMar>
-          </w:tcPr>
-          <w:p>
-            <w:pPr>
-              <w:spacing w:before="120" w:after="120" w:line="288" w:lineRule="auto"/>
-              <w:ind w:left="0"/>
-              <w:jc w:val="left"/>
-            </w:pPr>
-            <w:r>
-              <w:rPr>
-                <w:rFonts w:eastAsia="等线" w:ascii="Arial" w:cs="Arial" w:hAnsi="Arial"/>
-                <w:b w:val="true"/>
-                <w:sz w:val="22"/>
-              </w:rPr>
-              <w:t>权限说明：</w:t>
-            </w:r>
-            <w:r>
-              <w:rPr>
-                <w:rFonts w:eastAsia="等线" w:ascii="Arial" w:cs="Arial" w:hAnsi="Arial"/>
-                <w:sz w:val="22"/>
-              </w:rPr>
-              <w:t>阅读情况仅发布人本人和管理员可查看；普通接收方查看自己收到的信息时，不显示「阅读情况」入口。</w:t>
-            </w:r>
-          </w:p>
-        </w:tc>
-      </w:tr>
-    </w:tbl>
-    <w:p>
-      <w:pPr>
-        <w:pStyle w:val="3"/>
-        <w:spacing w:before="300" w:after="120" w:line="288" w:lineRule="auto"/>
-        <w:ind w:left="0"/>
-        <w:jc w:val="left"/>
-        <w:outlineLvl w:val="2"/>
-      </w:pPr>
-      <w:bookmarkStart w:name="heading_60" w:id="60"/>
-      <w:r>
-        <w:rPr>
-          <w:rFonts w:eastAsia="等线" w:ascii="Arial" w:cs="Arial" w:hAnsi="Arial"/>
-          <w:b w:val="true"/>
-          <w:sz w:val="30"/>
-        </w:rPr>
-        <w:t>6.7.11 复制重新发布</w:t>
-      </w:r>
-      <w:bookmarkEnd w:id="60"/>
-    </w:p>
-    <w:p>
-      <w:pPr>
-        <w:numPr>
-          <w:numId w:val="202"/>
-        </w:numPr>
-        <w:spacing w:before="120" w:after="120" w:line="288" w:lineRule="auto"/>
-        <w:ind w:left="0"/>
-        <w:jc w:val="left"/>
-      </w:pPr>
-      <w:r>
-        <w:rPr>
-          <w:rFonts w:eastAsia="等线" w:ascii="Arial" w:cs="Arial" w:hAnsi="Arial"/>
-          <w:sz w:val="22"/>
-        </w:rPr>
-        <w:t>在收到详情页点击「复制」按钮，系统将该信息的全部字段值带入发布表单</w:t>
-      </w:r>
-    </w:p>
-    <w:p>
-      <w:pPr>
-        <w:numPr>
-          <w:numId w:val="203"/>
-        </w:numPr>
-        <w:spacing w:before="120" w:after="120" w:line="288" w:lineRule="auto"/>
-        <w:ind w:left="0"/>
-        <w:jc w:val="left"/>
-      </w:pPr>
-      <w:r>
-        <w:rPr>
-          <w:rFonts w:eastAsia="等线" w:ascii="Arial" w:cs="Arial" w:hAnsi="Arial"/>
-          <w:sz w:val="22"/>
-        </w:rPr>
-        <w:t>发布表单标题显示「复制编辑 - {模板名称}」，信息标题默认沿用原标题，可手动修改</w:t>
-      </w:r>
-    </w:p>
-    <w:p>
-      <w:pPr>
-        <w:numPr>
-          <w:numId w:val="204"/>
-        </w:numPr>
-        <w:spacing w:before="120" w:after="120" w:line="288" w:lineRule="auto"/>
-        <w:ind w:left="0"/>
-        <w:jc w:val="left"/>
-      </w:pPr>
-      <w:r>
-        <w:rPr>
-          <w:rFonts w:eastAsia="等线" w:ascii="Arial" w:cs="Arial" w:hAnsi="Arial"/>
-          <w:sz w:val="22"/>
-        </w:rPr>
-        <w:t>接收对象沿用模板配置，不继承原信息的接收对象</w:t>
-      </w:r>
-    </w:p>
-    <w:p>
-      <w:pPr>
-        <w:numPr>
           <w:numId w:val="205"/>
         </w:numPr>
         <w:spacing w:before="120" w:after="120" w:line="288" w:lineRule="auto"/>
@@ -22554,7 +22560,7 @@
           <w:rFonts w:eastAsia="等线" w:ascii="Arial" w:cs="Arial" w:hAnsi="Arial"/>
           <w:sz w:val="22"/>
         </w:rPr>
-        <w:t>用户可在复制内容基础上修改后，执行保存草稿、立即发布或定时发布</w:t>
+        <w:t>收藏入口共三处：列表操作列、卡片底部、详情页信息，三处状态实时同步</w:t>
       </w:r>
     </w:p>
     <w:p>
@@ -22571,7 +22577,7 @@
           <w:rFonts w:eastAsia="等线" w:ascii="Arial" w:cs="Arial" w:hAnsi="Arial"/>
           <w:sz w:val="22"/>
         </w:rPr>
-        <w:t>复制操作不影响原信息，原信息的已读状态和收藏状态不变</w:t>
+        <w:t>点击「收藏」后按钮变为「取消收藏」（列表）或「⭐ 已收藏」（详情/卡片）</w:t>
       </w:r>
     </w:p>
     <w:p>
@@ -22588,27 +22594,8 @@
           <w:rFonts w:eastAsia="等线" w:ascii="Arial" w:cs="Arial" w:hAnsi="Arial"/>
           <w:sz w:val="22"/>
         </w:rPr>
-        <w:t>适用于基于收到的日志/台账信息快速生成新的发布记录</w:t>
-      </w:r>
-    </w:p>
-    <w:p>
-      <w:pPr>
-        <w:pStyle w:val="3"/>
-        <w:spacing w:before="300" w:after="120" w:line="288" w:lineRule="auto"/>
-        <w:ind w:left="0"/>
-        <w:jc w:val="left"/>
-        <w:outlineLvl w:val="2"/>
-      </w:pPr>
-      <w:bookmarkStart w:name="heading_61" w:id="61"/>
-      <w:r>
-        <w:rPr>
-          <w:rFonts w:eastAsia="等线" w:ascii="Arial" w:cs="Arial" w:hAnsi="Arial"/>
-          <w:b w:val="true"/>
-          <w:sz w:val="30"/>
-        </w:rPr>
-        <w:t>6.7.12 撤回信息处理</w:t>
-      </w:r>
-      <w:bookmarkEnd w:id="61"/>
+        <w:t>收藏的信息同步展示在「我的收藏」模块中（详见6.8节）</w:t>
+      </w:r>
     </w:p>
     <w:p>
       <w:pPr>
@@ -22624,7 +22611,7 @@
           <w:rFonts w:eastAsia="等线" w:ascii="Arial" w:cs="Arial" w:hAnsi="Arial"/>
           <w:sz w:val="22"/>
         </w:rPr>
-        <w:t>发布人撤回信息后，接收方「我收到的」列表中该信息标题后显示「已撤回」标签</w:t>
+        <w:t>取消收藏后，「我的收藏」中同步移除</w:t>
       </w:r>
     </w:p>
     <w:p>
@@ -22641,8 +22628,27 @@
           <w:rFonts w:eastAsia="等线" w:ascii="Arial" w:cs="Arial" w:hAnsi="Arial"/>
           <w:sz w:val="22"/>
         </w:rPr>
-        <w:t>已撤回信息保留在列表中，不自动删除，便于用户追溯历史</w:t>
-      </w:r>
+        <w:t>已撤回信息不可收藏</w:t>
+      </w:r>
+    </w:p>
+    <w:p>
+      <w:pPr>
+        <w:pStyle w:val="3"/>
+        <w:spacing w:before="300" w:after="120" w:line="288" w:lineRule="auto"/>
+        <w:ind w:left="0"/>
+        <w:jc w:val="left"/>
+        <w:outlineLvl w:val="2"/>
+      </w:pPr>
+      <w:bookmarkStart w:name="heading_59" w:id="59"/>
+      <w:r>
+        <w:rPr>
+          <w:rFonts w:eastAsia="等线" w:ascii="Arial" w:cs="Arial" w:hAnsi="Arial"/>
+          <w:b w:val="true"/>
+          <w:sz w:val="30"/>
+        </w:rPr>
+        <w:t>6.7.11 复制重新发布</w:t>
+      </w:r>
+      <w:bookmarkEnd w:id="59"/>
     </w:p>
     <w:p>
       <w:pPr>
@@ -22658,7 +22664,7 @@
           <w:rFonts w:eastAsia="等线" w:ascii="Arial" w:cs="Arial" w:hAnsi="Arial"/>
           <w:sz w:val="22"/>
         </w:rPr>
-        <w:t>已撤回信息不可查看详情、不可收藏、不可复制重新发布</w:t>
+        <w:t>在收到详情页点击「复制」按钮，系统将该信息的全部字段值带入发布表单</w:t>
       </w:r>
     </w:p>
     <w:p>
@@ -22675,7 +22681,7 @@
           <w:rFonts w:eastAsia="等线" w:ascii="Arial" w:cs="Arial" w:hAnsi="Arial"/>
           <w:sz w:val="22"/>
         </w:rPr>
-        <w:t>若用户在撤回前已打开详情页，撤回后详情页显示「该信息已被发布人撤回」提示，内容区不可见</w:t>
+        <w:t>接收对象继承原信息的接收对象，自定义接收人支持修改</w:t>
       </w:r>
     </w:p>
     <w:p>
@@ -22692,87 +22698,8 @@
           <w:rFonts w:eastAsia="等线" w:ascii="Arial" w:cs="Arial" w:hAnsi="Arial"/>
           <w:sz w:val="22"/>
         </w:rPr>
-        <w:t>若用户在撤回前已经收藏，撤回后在收藏列表显示「已撤回」标签，不可查看详情、不可收藏、不可复制</w:t>
-      </w:r>
-    </w:p>
-    <w:p>
-      <w:pPr>
-        <w:pStyle w:val="2"/>
-        <w:spacing w:before="320" w:after="120" w:line="288" w:lineRule="auto"/>
-        <w:ind w:left="0"/>
-        <w:jc w:val="left"/>
-        <w:outlineLvl w:val="1"/>
-      </w:pPr>
-      <w:bookmarkStart w:name="heading_62" w:id="62"/>
-      <w:r>
-        <w:rPr>
-          <w:rFonts w:eastAsia="等线" w:ascii="Arial" w:cs="Arial" w:hAnsi="Arial"/>
-          <w:b w:val="true"/>
-          <w:sz w:val="32"/>
-        </w:rPr>
-        <w:t>6.8 我的收藏</w:t>
-      </w:r>
-      <w:bookmarkEnd w:id="62"/>
-    </w:p>
-    <w:p>
-      <w:pPr>
-        <w:pStyle w:val="3"/>
-        <w:spacing w:before="300" w:after="120" w:line="288" w:lineRule="auto"/>
-        <w:ind w:left="0"/>
-        <w:jc w:val="left"/>
-        <w:outlineLvl w:val="2"/>
-      </w:pPr>
-      <w:bookmarkStart w:name="heading_63" w:id="63"/>
-      <w:r>
-        <w:rPr>
-          <w:rFonts w:eastAsia="等线" w:ascii="Arial" w:cs="Arial" w:hAnsi="Arial"/>
-          <w:b w:val="true"/>
-          <w:sz w:val="30"/>
-        </w:rPr>
-        <w:t>6.8.1 功能概述</w:t>
-      </w:r>
-      <w:bookmarkEnd w:id="63"/>
-    </w:p>
-    <w:p>
-      <w:pPr>
-        <w:spacing w:before="120" w:after="120" w:line="288" w:lineRule="auto"/>
-        <w:ind w:left="0"/>
-        <w:jc w:val="left"/>
-      </w:pPr>
-      <w:r>
-        <w:rPr>
-          <w:rFonts w:eastAsia="等线" w:ascii="Arial" w:cs="Arial" w:hAnsi="Arial"/>
-          <w:sz w:val="22"/>
-        </w:rPr>
-        <w:t>「我的收藏」模块集中展示当前用户在「我发布的」和「我收到的」中标记为收藏的所有信息，提供统一的收藏内容管理入口。用户可在此快速查找、查看和取消收藏，支持按来源、分类、时间等多维度筛选，并提供列表和卡片两种浏览视图。</w:t>
-      </w:r>
-      <w:r>
-        <w:rPr>
-          <w:rFonts w:eastAsia="等线" w:ascii="Arial" w:cs="Arial" w:hAnsi="Arial"/>
-          <w:b w:val="true"/>
-          <w:sz w:val="22"/>
-        </w:rPr>
-        <w:t>端侧支持：PC端 + 移动端（移动端底部Tab「我的收藏」）。</w:t>
-      </w:r>
-    </w:p>
-    <w:p>
-      <w:pPr>
-        <w:pStyle w:val="3"/>
-        <w:spacing w:before="300" w:after="120" w:line="288" w:lineRule="auto"/>
-        <w:ind w:left="0"/>
-        <w:jc w:val="left"/>
-        <w:outlineLvl w:val="2"/>
-      </w:pPr>
-      <w:bookmarkStart w:name="heading_64" w:id="64"/>
-      <w:r>
-        <w:rPr>
-          <w:rFonts w:eastAsia="等线" w:ascii="Arial" w:cs="Arial" w:hAnsi="Arial"/>
-          <w:b w:val="true"/>
-          <w:sz w:val="30"/>
-        </w:rPr>
-        <w:t>6.8.2 页面入口</w:t>
-      </w:r>
-      <w:bookmarkEnd w:id="64"/>
+        <w:t>用户可在复制内容基础上修改后，执行保存草稿、立即发布或定时发布</w:t>
+      </w:r>
     </w:p>
     <w:p>
       <w:pPr>
@@ -22788,7 +22715,7 @@
           <w:rFonts w:eastAsia="等线" w:ascii="Arial" w:cs="Arial" w:hAnsi="Arial"/>
           <w:sz w:val="22"/>
         </w:rPr>
-        <w:t>页面入口：侧边栏「生产信息发布」→「我的收藏」</w:t>
+        <w:t>复制操作不影响原信息，原信息的已读状态和收藏状态不变</w:t>
       </w:r>
     </w:p>
     <w:p>
@@ -22805,7 +22732,7 @@
           <w:rFonts w:eastAsia="等线" w:ascii="Arial" w:cs="Arial" w:hAnsi="Arial"/>
           <w:sz w:val="22"/>
         </w:rPr>
-        <w:t>收藏入口共三处：「我发布的」列表操作列/详情页、「我收到的」列表操作列/卡片底部/详情页，三处收藏状态实时同步</w:t>
+        <w:t>适用于基于收到的日志/台账信息快速生成新的发布记录</w:t>
       </w:r>
     </w:p>
     <w:p>
@@ -22816,16 +22743,233 @@
         <w:jc w:val="left"/>
         <w:outlineLvl w:val="2"/>
       </w:pPr>
-      <w:bookmarkStart w:name="heading_65" w:id="65"/>
+      <w:bookmarkStart w:name="heading_60" w:id="60"/>
       <w:r>
         <w:rPr>
           <w:rFonts w:eastAsia="等线" w:ascii="Arial" w:cs="Arial" w:hAnsi="Arial"/>
           <w:b w:val="true"/>
           <w:sz w:val="30"/>
         </w:rPr>
+        <w:t>6.7.12 撤回信息处理</w:t>
+      </w:r>
+      <w:bookmarkEnd w:id="60"/>
+    </w:p>
+    <w:p>
+      <w:pPr>
+        <w:numPr>
+          <w:numId w:val="215"/>
+        </w:numPr>
+        <w:spacing w:before="120" w:after="120" w:line="288" w:lineRule="auto"/>
+        <w:ind w:left="0"/>
+        <w:jc w:val="left"/>
+      </w:pPr>
+      <w:r>
+        <w:rPr>
+          <w:rFonts w:eastAsia="等线" w:ascii="Arial" w:cs="Arial" w:hAnsi="Arial"/>
+          <w:sz w:val="22"/>
+        </w:rPr>
+        <w:t>发布人撤回信息后，接收方「我收到的」列表中该信息标题后显示「已撤回」标签</w:t>
+      </w:r>
+    </w:p>
+    <w:p>
+      <w:pPr>
+        <w:numPr>
+          <w:numId w:val="216"/>
+        </w:numPr>
+        <w:spacing w:before="120" w:after="120" w:line="288" w:lineRule="auto"/>
+        <w:ind w:left="0"/>
+        <w:jc w:val="left"/>
+      </w:pPr>
+      <w:r>
+        <w:rPr>
+          <w:rFonts w:eastAsia="等线" w:ascii="Arial" w:cs="Arial" w:hAnsi="Arial"/>
+          <w:sz w:val="22"/>
+        </w:rPr>
+        <w:t>已撤回信息保留在列表中，不自动删除，便于用户追溯历史</w:t>
+      </w:r>
+    </w:p>
+    <w:p>
+      <w:pPr>
+        <w:numPr>
+          <w:numId w:val="217"/>
+        </w:numPr>
+        <w:spacing w:before="120" w:after="120" w:line="288" w:lineRule="auto"/>
+        <w:ind w:left="0"/>
+        <w:jc w:val="left"/>
+      </w:pPr>
+      <w:r>
+        <w:rPr>
+          <w:rFonts w:eastAsia="等线" w:ascii="Arial" w:cs="Arial" w:hAnsi="Arial"/>
+          <w:sz w:val="22"/>
+        </w:rPr>
+        <w:t>已撤回信息不可查看详情、不可收藏、不可复制重新发布</w:t>
+      </w:r>
+    </w:p>
+    <w:p>
+      <w:pPr>
+        <w:numPr>
+          <w:numId w:val="218"/>
+        </w:numPr>
+        <w:spacing w:before="120" w:after="120" w:line="288" w:lineRule="auto"/>
+        <w:ind w:left="0"/>
+        <w:jc w:val="left"/>
+      </w:pPr>
+      <w:r>
+        <w:rPr>
+          <w:rFonts w:eastAsia="等线" w:ascii="Arial" w:cs="Arial" w:hAnsi="Arial"/>
+          <w:sz w:val="22"/>
+        </w:rPr>
+        <w:t>若用户在撤回前已打开详情页，撤回后详情页显示「该信息已被发布人撤回」提示，内容区不可见</w:t>
+      </w:r>
+    </w:p>
+    <w:p>
+      <w:pPr>
+        <w:numPr>
+          <w:numId w:val="219"/>
+        </w:numPr>
+        <w:spacing w:before="120" w:after="120" w:line="288" w:lineRule="auto"/>
+        <w:ind w:left="0"/>
+        <w:jc w:val="left"/>
+      </w:pPr>
+      <w:r>
+        <w:rPr>
+          <w:rFonts w:eastAsia="等线" w:ascii="Arial" w:cs="Arial" w:hAnsi="Arial"/>
+          <w:sz w:val="22"/>
+        </w:rPr>
+        <w:t>若用户在撤回前已经收藏，撤回后在收藏列表显示「已撤回」标签，不可查看详情、不可收藏、不可复制</w:t>
+      </w:r>
+    </w:p>
+    <w:p>
+      <w:pPr>
+        <w:pStyle w:val="2"/>
+        <w:spacing w:before="320" w:after="120" w:line="288" w:lineRule="auto"/>
+        <w:ind w:left="0"/>
+        <w:jc w:val="left"/>
+        <w:outlineLvl w:val="1"/>
+      </w:pPr>
+      <w:bookmarkStart w:name="heading_61" w:id="61"/>
+      <w:r>
+        <w:rPr>
+          <w:rFonts w:eastAsia="等线" w:ascii="Arial" w:cs="Arial" w:hAnsi="Arial"/>
+          <w:b w:val="true"/>
+          <w:sz w:val="32"/>
+        </w:rPr>
+        <w:t>6.8 我的收藏</w:t>
+      </w:r>
+      <w:bookmarkEnd w:id="61"/>
+    </w:p>
+    <w:p>
+      <w:pPr>
+        <w:pStyle w:val="3"/>
+        <w:spacing w:before="300" w:after="120" w:line="288" w:lineRule="auto"/>
+        <w:ind w:left="0"/>
+        <w:jc w:val="left"/>
+        <w:outlineLvl w:val="2"/>
+      </w:pPr>
+      <w:bookmarkStart w:name="heading_62" w:id="62"/>
+      <w:r>
+        <w:rPr>
+          <w:rFonts w:eastAsia="等线" w:ascii="Arial" w:cs="Arial" w:hAnsi="Arial"/>
+          <w:b w:val="true"/>
+          <w:sz w:val="30"/>
+        </w:rPr>
+        <w:t>6.8.1 功能概述</w:t>
+      </w:r>
+      <w:bookmarkEnd w:id="62"/>
+    </w:p>
+    <w:p>
+      <w:pPr>
+        <w:spacing w:before="120" w:after="120" w:line="288" w:lineRule="auto"/>
+        <w:ind w:left="0"/>
+        <w:jc w:val="left"/>
+      </w:pPr>
+      <w:r>
+        <w:rPr>
+          <w:rFonts w:eastAsia="等线" w:ascii="Arial" w:cs="Arial" w:hAnsi="Arial"/>
+          <w:sz w:val="22"/>
+        </w:rPr>
+        <w:t>「我的收藏」模块集中展示当前用户在「我发布的」和「我收到的」中标记为收藏的所有信息，提供统一的收藏内容管理入口。用户可在此快速查找、查看和取消收藏，支持按来源、分类、时间等多维度筛选，并提供列表和卡片两种浏览视图。</w:t>
+      </w:r>
+      <w:r>
+        <w:rPr>
+          <w:rFonts w:eastAsia="等线" w:ascii="Arial" w:cs="Arial" w:hAnsi="Arial"/>
+          <w:b w:val="true"/>
+          <w:sz w:val="22"/>
+        </w:rPr>
+        <w:t>端侧支持：PC端 + 移动端（移动端底部Tab「我的收藏」）。</w:t>
+      </w:r>
+    </w:p>
+    <w:p>
+      <w:pPr>
+        <w:pStyle w:val="3"/>
+        <w:spacing w:before="300" w:after="120" w:line="288" w:lineRule="auto"/>
+        <w:ind w:left="0"/>
+        <w:jc w:val="left"/>
+        <w:outlineLvl w:val="2"/>
+      </w:pPr>
+      <w:bookmarkStart w:name="heading_63" w:id="63"/>
+      <w:r>
+        <w:rPr>
+          <w:rFonts w:eastAsia="等线" w:ascii="Arial" w:cs="Arial" w:hAnsi="Arial"/>
+          <w:b w:val="true"/>
+          <w:sz w:val="30"/>
+        </w:rPr>
+        <w:t>6.8.2 页面入口</w:t>
+      </w:r>
+      <w:bookmarkEnd w:id="63"/>
+    </w:p>
+    <w:p>
+      <w:pPr>
+        <w:numPr>
+          <w:numId w:val="220"/>
+        </w:numPr>
+        <w:spacing w:before="120" w:after="120" w:line="288" w:lineRule="auto"/>
+        <w:ind w:left="0"/>
+        <w:jc w:val="left"/>
+      </w:pPr>
+      <w:r>
+        <w:rPr>
+          <w:rFonts w:eastAsia="等线" w:ascii="Arial" w:cs="Arial" w:hAnsi="Arial"/>
+          <w:sz w:val="22"/>
+        </w:rPr>
+        <w:t>页面入口：侧边栏「生产信息发布」→「我的收藏」</w:t>
+      </w:r>
+    </w:p>
+    <w:p>
+      <w:pPr>
+        <w:numPr>
+          <w:numId w:val="221"/>
+        </w:numPr>
+        <w:spacing w:before="120" w:after="120" w:line="288" w:lineRule="auto"/>
+        <w:ind w:left="0"/>
+        <w:jc w:val="left"/>
+      </w:pPr>
+      <w:r>
+        <w:rPr>
+          <w:rFonts w:eastAsia="等线" w:ascii="Arial" w:cs="Arial" w:hAnsi="Arial"/>
+          <w:sz w:val="22"/>
+        </w:rPr>
+        <w:t>收藏入口共三处：「我发布的」列表操作列/详情页、「我收到的」列表操作列/卡片底部/详情页，三处收藏状态实时同步</w:t>
+      </w:r>
+    </w:p>
+    <w:p>
+      <w:pPr>
+        <w:pStyle w:val="3"/>
+        <w:spacing w:before="300" w:after="120" w:line="288" w:lineRule="auto"/>
+        <w:ind w:left="0"/>
+        <w:jc w:val="left"/>
+        <w:outlineLvl w:val="2"/>
+      </w:pPr>
+      <w:bookmarkStart w:name="heading_64" w:id="64"/>
+      <w:r>
+        <w:rPr>
+          <w:rFonts w:eastAsia="等线" w:ascii="Arial" w:cs="Arial" w:hAnsi="Arial"/>
+          <w:b w:val="true"/>
+          <w:sz w:val="30"/>
+        </w:rPr>
         <w:t>6.8.3 筛选区</w:t>
       </w:r>
-      <w:bookmarkEnd w:id="65"/>
+      <w:bookmarkEnd w:id="64"/>
     </w:p>
     <w:p>
       <w:pPr>
@@ -23254,7 +23398,7 @@
         <w:jc w:val="left"/>
         <w:outlineLvl w:val="2"/>
       </w:pPr>
-      <w:bookmarkStart w:name="heading_66" w:id="66"/>
+      <w:bookmarkStart w:name="heading_65" w:id="65"/>
       <w:r>
         <w:rPr>
           <w:rFonts w:eastAsia="等线" w:ascii="Arial" w:cs="Arial" w:hAnsi="Arial"/>
@@ -23263,7 +23407,7 @@
         </w:rPr>
         <w:t>6.8.4 视图切换</w:t>
       </w:r>
-      <w:bookmarkEnd w:id="66"/>
+      <w:bookmarkEnd w:id="65"/>
     </w:p>
     <w:p>
       <w:pPr>
@@ -23282,7 +23426,7 @@
     <w:p>
       <w:pPr>
         <w:numPr>
-          <w:numId w:val="215"/>
+          <w:numId w:val="222"/>
         </w:numPr>
         <w:spacing w:before="120" w:after="120" w:line="288" w:lineRule="auto"/>
         <w:ind w:left="0"/>
@@ -23299,7 +23443,7 @@
     <w:p>
       <w:pPr>
         <w:numPr>
-          <w:numId w:val="216"/>
+          <w:numId w:val="223"/>
         </w:numPr>
         <w:spacing w:before="120" w:after="120" w:line="288" w:lineRule="auto"/>
         <w:ind w:left="0"/>
@@ -23316,7 +23460,7 @@
     <w:p>
       <w:pPr>
         <w:numPr>
-          <w:numId w:val="217"/>
+          <w:numId w:val="224"/>
         </w:numPr>
         <w:spacing w:before="120" w:after="120" w:line="288" w:lineRule="auto"/>
         <w:ind w:left="0"/>
@@ -23333,7 +23477,7 @@
     <w:p>
       <w:pPr>
         <w:numPr>
-          <w:numId w:val="218"/>
+          <w:numId w:val="225"/>
         </w:numPr>
         <w:spacing w:before="120" w:after="120" w:line="288" w:lineRule="auto"/>
         <w:ind w:left="0"/>
@@ -23355,7 +23499,7 @@
         <w:jc w:val="left"/>
         <w:outlineLvl w:val="2"/>
       </w:pPr>
-      <w:bookmarkStart w:name="heading_67" w:id="67"/>
+      <w:bookmarkStart w:name="heading_66" w:id="66"/>
       <w:r>
         <w:rPr>
           <w:rFonts w:eastAsia="等线" w:ascii="Arial" w:cs="Arial" w:hAnsi="Arial"/>
@@ -23364,7 +23508,7 @@
         </w:rPr>
         <w:t>6.8.5 列表视图</w:t>
       </w:r>
-      <w:bookmarkEnd w:id="67"/>
+      <w:bookmarkEnd w:id="66"/>
     </w:p>
     <w:p>
       <w:pPr>
@@ -23823,7 +23967,7 @@
         <w:jc w:val="left"/>
         <w:outlineLvl w:val="2"/>
       </w:pPr>
-      <w:bookmarkStart w:name="heading_68" w:id="68"/>
+      <w:bookmarkStart w:name="heading_67" w:id="67"/>
       <w:r>
         <w:rPr>
           <w:rFonts w:eastAsia="等线" w:ascii="Arial" w:cs="Arial" w:hAnsi="Arial"/>
@@ -23832,7 +23976,7 @@
         </w:rPr>
         <w:t>6.8.6 卡片视图</w:t>
       </w:r>
-      <w:bookmarkEnd w:id="68"/>
+      <w:bookmarkEnd w:id="67"/>
     </w:p>
     <w:p>
       <w:pPr>
@@ -23846,144 +23990,6 @@
           <w:sz w:val="22"/>
         </w:rPr>
         <w:t>卡片视图以响应式网格排列，每张卡片包含以下元素：</w:t>
-      </w:r>
-    </w:p>
-    <w:p>
-      <w:pPr>
-        <w:numPr>
-          <w:numId w:val="219"/>
-        </w:numPr>
-        <w:spacing w:before="120" w:after="120" w:line="288" w:lineRule="auto"/>
-        <w:ind w:left="0"/>
-        <w:jc w:val="left"/>
-      </w:pPr>
-      <w:r>
-        <w:rPr>
-          <w:rFonts w:eastAsia="等线" w:ascii="Arial" w:cs="Arial" w:hAnsi="Arial"/>
-          <w:sz w:val="22"/>
-        </w:rPr>
-        <w:t>卡片头部：发布人头像（取姓名首字）、发布人姓名、发布时间、来源标签（右上角）</w:t>
-      </w:r>
-    </w:p>
-    <w:p>
-      <w:pPr>
-        <w:numPr>
-          <w:numId w:val="220"/>
-        </w:numPr>
-        <w:spacing w:before="120" w:after="120" w:line="288" w:lineRule="auto"/>
-        <w:ind w:left="0"/>
-        <w:jc w:val="left"/>
-      </w:pPr>
-      <w:r>
-        <w:rPr>
-          <w:rFonts w:eastAsia="等线" w:ascii="Arial" w:cs="Arial" w:hAnsi="Arial"/>
-          <w:sz w:val="22"/>
-        </w:rPr>
-        <w:t>信息标题：加粗显示，定时发布的信息附加「定时」标签</w:t>
-      </w:r>
-    </w:p>
-    <w:p>
-      <w:pPr>
-        <w:numPr>
-          <w:numId w:val="221"/>
-        </w:numPr>
-        <w:spacing w:before="120" w:after="120" w:line="288" w:lineRule="auto"/>
-        <w:ind w:left="0"/>
-        <w:jc w:val="left"/>
-      </w:pPr>
-      <w:r>
-        <w:rPr>
-          <w:rFonts w:eastAsia="等线" w:ascii="Arial" w:cs="Arial" w:hAnsi="Arial"/>
-          <w:sz w:val="22"/>
-        </w:rPr>
-        <w:t>内容摘要：取该模板前两个表单字段的值进行预览，单个字段值超过40字符时截断并显示「...」</w:t>
-      </w:r>
-    </w:p>
-    <w:p>
-      <w:pPr>
-        <w:numPr>
-          <w:numId w:val="222"/>
-        </w:numPr>
-        <w:spacing w:before="120" w:after="120" w:line="288" w:lineRule="auto"/>
-        <w:ind w:left="0"/>
-        <w:jc w:val="left"/>
-      </w:pPr>
-      <w:r>
-        <w:rPr>
-          <w:rFonts w:eastAsia="等线" w:ascii="Arial" w:cs="Arial" w:hAnsi="Arial"/>
-          <w:sz w:val="22"/>
-        </w:rPr>
-        <w:t>卡片底部：左侧显示业务分类（📂图标 + 分类名），右侧显示「★ 取消收藏」按钮（橙色文字）</w:t>
-      </w:r>
-    </w:p>
-    <w:p>
-      <w:pPr>
-        <w:numPr>
-          <w:numId w:val="223"/>
-        </w:numPr>
-        <w:spacing w:before="120" w:after="120" w:line="288" w:lineRule="auto"/>
-        <w:ind w:left="0"/>
-        <w:jc w:val="left"/>
-      </w:pPr>
-      <w:r>
-        <w:rPr>
-          <w:rFonts w:eastAsia="等线" w:ascii="Arial" w:cs="Arial" w:hAnsi="Arial"/>
-          <w:sz w:val="22"/>
-        </w:rPr>
-        <w:t>点击卡片主体区域跳转到对应来源的详情页；点击「取消收藏」按钮时阻止事件冒泡，仅执行取消收藏操作</w:t>
-      </w:r>
-    </w:p>
-    <w:p>
-      <w:pPr>
-        <w:pStyle w:val="3"/>
-        <w:spacing w:before="300" w:after="120" w:line="288" w:lineRule="auto"/>
-        <w:ind w:left="0"/>
-        <w:jc w:val="left"/>
-        <w:outlineLvl w:val="2"/>
-      </w:pPr>
-      <w:bookmarkStart w:name="heading_69" w:id="69"/>
-      <w:r>
-        <w:rPr>
-          <w:rFonts w:eastAsia="等线" w:ascii="Arial" w:cs="Arial" w:hAnsi="Arial"/>
-          <w:b w:val="true"/>
-          <w:sz w:val="30"/>
-        </w:rPr>
-        <w:t>6.8.7 空状态</w:t>
-      </w:r>
-      <w:bookmarkEnd w:id="69"/>
-    </w:p>
-    <w:p>
-      <w:pPr>
-        <w:numPr>
-          <w:numId w:val="224"/>
-        </w:numPr>
-        <w:spacing w:before="120" w:after="120" w:line="288" w:lineRule="auto"/>
-        <w:ind w:left="0"/>
-        <w:jc w:val="left"/>
-      </w:pPr>
-      <w:r>
-        <w:rPr>
-          <w:rFonts w:eastAsia="等线" w:ascii="Arial" w:cs="Arial" w:hAnsi="Arial"/>
-          <w:sz w:val="22"/>
-        </w:rPr>
-        <w:t>当用户没有任何收藏内容，或当前筛选条件下无匹配结果时，显示空状态</w:t>
-      </w:r>
-    </w:p>
-    <w:p>
-      <w:pPr>
-        <w:numPr>
-          <w:numId w:val="225"/>
-        </w:numPr>
-        <w:spacing w:before="120" w:after="120" w:line="288" w:lineRule="auto"/>
-        <w:ind w:left="0"/>
-        <w:jc w:val="left"/>
-      </w:pPr>
-      <w:r>
-        <w:rPr>
-          <w:rFonts w:eastAsia="等线" w:ascii="Arial" w:cs="Arial" w:hAnsi="Arial"/>
-          <w:sz w:val="22"/>
-        </w:rPr>
-        <w:t>空状态展示：「暂无收藏内容」文字提示</w:t>
       </w:r>
     </w:p>
     <w:p>
@@ -24000,27 +24006,8 @@
           <w:rFonts w:eastAsia="等线" w:ascii="Arial" w:cs="Arial" w:hAnsi="Arial"/>
           <w:sz w:val="22"/>
         </w:rPr>
-        <w:t>引导用户前往「我发布的」或「我收到的」模块进行收藏操作</w:t>
-      </w:r>
-    </w:p>
-    <w:p>
-      <w:pPr>
-        <w:pStyle w:val="3"/>
-        <w:spacing w:before="300" w:after="120" w:line="288" w:lineRule="auto"/>
-        <w:ind w:left="0"/>
-        <w:jc w:val="left"/>
-        <w:outlineLvl w:val="2"/>
-      </w:pPr>
-      <w:bookmarkStart w:name="heading_70" w:id="70"/>
-      <w:r>
-        <w:rPr>
-          <w:rFonts w:eastAsia="等线" w:ascii="Arial" w:cs="Arial" w:hAnsi="Arial"/>
-          <w:b w:val="true"/>
-          <w:sz w:val="30"/>
-        </w:rPr>
-        <w:t>6.8.8 操作与交互</w:t>
-      </w:r>
-      <w:bookmarkEnd w:id="70"/>
+        <w:t>卡片头部：发布人头像（取姓名首字）、发布人姓名、发布时间、来源标签（右上角）</w:t>
+      </w:r>
     </w:p>
     <w:p>
       <w:pPr>
@@ -24036,7 +24023,7 @@
           <w:rFonts w:eastAsia="等线" w:ascii="Arial" w:cs="Arial" w:hAnsi="Arial"/>
           <w:sz w:val="22"/>
         </w:rPr>
-        <w:t>查看详情：点击标题、卡片主体或「详情」链接，根据来源字段跳转到对应模块的详情页（来源为「我发布的」则打开发布详情，来源为「我收到的」则打开收到详情）</w:t>
+        <w:t>信息标题：信息标题，已撤回信息显示「已撤回」标签</w:t>
       </w:r>
     </w:p>
     <w:p>
@@ -24053,7 +24040,7 @@
           <w:rFonts w:eastAsia="等线" w:ascii="Arial" w:cs="Arial" w:hAnsi="Arial"/>
           <w:sz w:val="22"/>
         </w:rPr>
-        <w:t>取消收藏：</w:t>
+        <w:t>内容摘要：取该模板前两个表单字段的值进行预览，单个字段值超过40字符时截断并显示「...」</w:t>
       </w:r>
     </w:p>
     <w:p>
@@ -24062,15 +24049,15 @@
           <w:numId w:val="229"/>
         </w:numPr>
         <w:spacing w:before="120" w:after="120" w:line="288" w:lineRule="auto"/>
-        <w:ind w:left="453"/>
-        <w:jc w:val="left"/>
-      </w:pPr>
-      <w:r>
-        <w:rPr>
-          <w:rFonts w:eastAsia="等线" w:ascii="Arial" w:cs="Arial" w:hAnsi="Arial"/>
-          <w:sz w:val="22"/>
-        </w:rPr>
-        <w:t>列表视图：点击操作列「取消收藏」链接</w:t>
+        <w:ind w:left="0"/>
+        <w:jc w:val="left"/>
+      </w:pPr>
+      <w:r>
+        <w:rPr>
+          <w:rFonts w:eastAsia="等线" w:ascii="Arial" w:cs="Arial" w:hAnsi="Arial"/>
+          <w:sz w:val="22"/>
+        </w:rPr>
+        <w:t>卡片底部：左侧显示业务分类（📂图标 + 分类名），右侧显示「★ 取消收藏」按钮</w:t>
       </w:r>
     </w:p>
     <w:p>
@@ -24079,16 +24066,35 @@
           <w:numId w:val="230"/>
         </w:numPr>
         <w:spacing w:before="120" w:after="120" w:line="288" w:lineRule="auto"/>
-        <w:ind w:left="453"/>
-        <w:jc w:val="left"/>
-      </w:pPr>
-      <w:r>
-        <w:rPr>
-          <w:rFonts w:eastAsia="等线" w:ascii="Arial" w:cs="Arial" w:hAnsi="Arial"/>
-          <w:sz w:val="22"/>
-        </w:rPr>
-        <w:t>卡片视图：点击卡片底部「★ 取消收藏」按钮</w:t>
-      </w:r>
+        <w:ind w:left="0"/>
+        <w:jc w:val="left"/>
+      </w:pPr>
+      <w:r>
+        <w:rPr>
+          <w:rFonts w:eastAsia="等线" w:ascii="Arial" w:cs="Arial" w:hAnsi="Arial"/>
+          <w:sz w:val="22"/>
+        </w:rPr>
+        <w:t>点击卡片主体区域跳转到对应来源的详情页；点击「取消收藏」按钮时阻止事件冒泡，仅执行取消收藏操作</w:t>
+      </w:r>
+    </w:p>
+    <w:p>
+      <w:pPr>
+        <w:pStyle w:val="3"/>
+        <w:spacing w:before="300" w:after="120" w:line="288" w:lineRule="auto"/>
+        <w:ind w:left="0"/>
+        <w:jc w:val="left"/>
+        <w:outlineLvl w:val="2"/>
+      </w:pPr>
+      <w:bookmarkStart w:name="heading_68" w:id="68"/>
+      <w:r>
+        <w:rPr>
+          <w:rFonts w:eastAsia="等线" w:ascii="Arial" w:cs="Arial" w:hAnsi="Arial"/>
+          <w:b w:val="true"/>
+          <w:sz w:val="30"/>
+        </w:rPr>
+        <w:t>6.8.7 空状态</w:t>
+      </w:r>
+      <w:bookmarkEnd w:id="68"/>
     </w:p>
     <w:p>
       <w:pPr>
@@ -24096,15 +24102,15 @@
           <w:numId w:val="231"/>
         </w:numPr>
         <w:spacing w:before="120" w:after="120" w:line="288" w:lineRule="auto"/>
-        <w:ind w:left="453"/>
-        <w:jc w:val="left"/>
-      </w:pPr>
-      <w:r>
-        <w:rPr>
-          <w:rFonts w:eastAsia="等线" w:ascii="Arial" w:cs="Arial" w:hAnsi="Arial"/>
-          <w:sz w:val="22"/>
-        </w:rPr>
-        <w:t>取消后显示 Toast 提示「已取消收藏」，列表实时刷新，该条记录从当前视图移除</w:t>
+        <w:ind w:left="0"/>
+        <w:jc w:val="left"/>
+      </w:pPr>
+      <w:r>
+        <w:rPr>
+          <w:rFonts w:eastAsia="等线" w:ascii="Arial" w:cs="Arial" w:hAnsi="Arial"/>
+          <w:sz w:val="22"/>
+        </w:rPr>
+        <w:t>当用户没有任何收藏内容，或当前筛选条件下无匹配结果时，显示空状态</w:t>
       </w:r>
     </w:p>
     <w:p>
@@ -24113,15 +24119,15 @@
           <w:numId w:val="232"/>
         </w:numPr>
         <w:spacing w:before="120" w:after="120" w:line="288" w:lineRule="auto"/>
-        <w:ind w:left="453"/>
-        <w:jc w:val="left"/>
-      </w:pPr>
-      <w:r>
-        <w:rPr>
-          <w:rFonts w:eastAsia="等线" w:ascii="Arial" w:cs="Arial" w:hAnsi="Arial"/>
-          <w:sz w:val="22"/>
-        </w:rPr>
-        <w:t>取消收藏后，「我发布的」和「我收到的」中对应记录的收藏按钮状态同步更新为未收藏</w:t>
+        <w:ind w:left="0"/>
+        <w:jc w:val="left"/>
+      </w:pPr>
+      <w:r>
+        <w:rPr>
+          <w:rFonts w:eastAsia="等线" w:ascii="Arial" w:cs="Arial" w:hAnsi="Arial"/>
+          <w:sz w:val="22"/>
+        </w:rPr>
+        <w:t>空状态展示：「暂无收藏内容」文字提示</w:t>
       </w:r>
     </w:p>
     <w:p>
@@ -24138,7 +24144,7 @@
           <w:rFonts w:eastAsia="等线" w:ascii="Arial" w:cs="Arial" w:hAnsi="Arial"/>
           <w:sz w:val="22"/>
         </w:rPr>
-        <w:t>已撤回的信息不可收藏，若收藏后被发布人撤回，该记录仍保留在收藏列表中，不可查看详情</w:t>
+        <w:t>引导用户前往「我发布的」或「我收到的」模块进行收藏操作</w:t>
       </w:r>
     </w:p>
     <w:p>
@@ -24149,16 +24155,16 @@
         <w:jc w:val="left"/>
         <w:outlineLvl w:val="2"/>
       </w:pPr>
-      <w:bookmarkStart w:name="heading_71" w:id="71"/>
+      <w:bookmarkStart w:name="heading_69" w:id="69"/>
       <w:r>
         <w:rPr>
           <w:rFonts w:eastAsia="等线" w:ascii="Arial" w:cs="Arial" w:hAnsi="Arial"/>
           <w:b w:val="true"/>
           <w:sz w:val="30"/>
         </w:rPr>
-        <w:t>6.8.9 数据来源与同步机制</w:t>
-      </w:r>
-      <w:bookmarkEnd w:id="71"/>
+        <w:t>6.8.8 操作与交互</w:t>
+      </w:r>
+      <w:bookmarkEnd w:id="69"/>
     </w:p>
     <w:p>
       <w:pPr>
@@ -24174,7 +24180,7 @@
           <w:rFonts w:eastAsia="等线" w:ascii="Arial" w:cs="Arial" w:hAnsi="Arial"/>
           <w:sz w:val="22"/>
         </w:rPr>
-        <w:t>收藏数据合并自两个来源：「我发布的」中用户收藏的记录 + 「我收到的」中用户收藏的记录</w:t>
+        <w:t>查看详情：点击标题、卡片主体或「详情」链接，根据来源字段跳转到对应模块的详情页（来源为「我发布的」则打开发布详情，来源为「我收到的」则打开收到详情）</w:t>
       </w:r>
     </w:p>
     <w:p>
@@ -24191,7 +24197,7 @@
           <w:rFonts w:eastAsia="等线" w:ascii="Arial" w:cs="Arial" w:hAnsi="Arial"/>
           <w:sz w:val="22"/>
         </w:rPr>
-        <w:t>每条收藏记录包含 source 字段标识来源（published / received），用于详情页跳转路由</w:t>
+        <w:t>取消收藏：</w:t>
       </w:r>
     </w:p>
     <w:p>
@@ -24200,15 +24206,15 @@
           <w:numId w:val="236"/>
         </w:numPr>
         <w:spacing w:before="120" w:after="120" w:line="288" w:lineRule="auto"/>
-        <w:ind w:left="0"/>
-        <w:jc w:val="left"/>
-      </w:pPr>
-      <w:r>
-        <w:rPr>
-          <w:rFonts w:eastAsia="等线" w:ascii="Arial" w:cs="Arial" w:hAnsi="Arial"/>
-          <w:sz w:val="22"/>
-        </w:rPr>
-        <w:t>收藏状态在以下位置实时同步：「我的收藏」列表、「我发布的」列表/详情、「我收到的」列表/卡片/详情，任意一处收藏/取消收藏，其余位置状态即时更新</w:t>
+        <w:ind w:left="453"/>
+        <w:jc w:val="left"/>
+      </w:pPr>
+      <w:r>
+        <w:rPr>
+          <w:rFonts w:eastAsia="等线" w:ascii="Arial" w:cs="Arial" w:hAnsi="Arial"/>
+          <w:sz w:val="22"/>
+        </w:rPr>
+        <w:t>列表视图：点击操作列「取消收藏」链接</w:t>
       </w:r>
     </w:p>
     <w:p>
@@ -24217,21 +24223,159 @@
           <w:numId w:val="237"/>
         </w:numPr>
         <w:spacing w:before="120" w:after="120" w:line="288" w:lineRule="auto"/>
-        <w:ind w:left="0"/>
-        <w:jc w:val="left"/>
-      </w:pPr>
-      <w:r>
-        <w:rPr>
-          <w:rFonts w:eastAsia="等线" w:ascii="Arial" w:cs="Arial" w:hAnsi="Arial"/>
-          <w:sz w:val="22"/>
-        </w:rPr>
-        <w:t>收藏操作记录收藏时间，用于「收藏时间」筛选</w:t>
+        <w:ind w:left="453"/>
+        <w:jc w:val="left"/>
+      </w:pPr>
+      <w:r>
+        <w:rPr>
+          <w:rFonts w:eastAsia="等线" w:ascii="Arial" w:cs="Arial" w:hAnsi="Arial"/>
+          <w:sz w:val="22"/>
+        </w:rPr>
+        <w:t>卡片视图：点击卡片底部「★ 取消收藏」按钮</w:t>
       </w:r>
     </w:p>
     <w:p>
       <w:pPr>
         <w:numPr>
           <w:numId w:val="238"/>
+        </w:numPr>
+        <w:spacing w:before="120" w:after="120" w:line="288" w:lineRule="auto"/>
+        <w:ind w:left="453"/>
+        <w:jc w:val="left"/>
+      </w:pPr>
+      <w:r>
+        <w:rPr>
+          <w:rFonts w:eastAsia="等线" w:ascii="Arial" w:cs="Arial" w:hAnsi="Arial"/>
+          <w:sz w:val="22"/>
+        </w:rPr>
+        <w:t>取消后显示 Toast 提示「已取消收藏」，列表实时刷新，该条记录从当前视图移除</w:t>
+      </w:r>
+    </w:p>
+    <w:p>
+      <w:pPr>
+        <w:numPr>
+          <w:numId w:val="239"/>
+        </w:numPr>
+        <w:spacing w:before="120" w:after="120" w:line="288" w:lineRule="auto"/>
+        <w:ind w:left="453"/>
+        <w:jc w:val="left"/>
+      </w:pPr>
+      <w:r>
+        <w:rPr>
+          <w:rFonts w:eastAsia="等线" w:ascii="Arial" w:cs="Arial" w:hAnsi="Arial"/>
+          <w:sz w:val="22"/>
+        </w:rPr>
+        <w:t>取消收藏后，「我发布的」和「我收到的」中对应记录的收藏按钮状态同步更新为未收藏</w:t>
+      </w:r>
+    </w:p>
+    <w:p>
+      <w:pPr>
+        <w:numPr>
+          <w:numId w:val="240"/>
+        </w:numPr>
+        <w:spacing w:before="120" w:after="120" w:line="288" w:lineRule="auto"/>
+        <w:ind w:left="0"/>
+        <w:jc w:val="left"/>
+      </w:pPr>
+      <w:r>
+        <w:rPr>
+          <w:rFonts w:eastAsia="等线" w:ascii="Arial" w:cs="Arial" w:hAnsi="Arial"/>
+          <w:sz w:val="22"/>
+        </w:rPr>
+        <w:t>已撤回的信息不可收藏，若收藏后被发布人撤回，该记录仍保留在收藏列表中，不可查看详情</w:t>
+      </w:r>
+    </w:p>
+    <w:p>
+      <w:pPr>
+        <w:pStyle w:val="3"/>
+        <w:spacing w:before="300" w:after="120" w:line="288" w:lineRule="auto"/>
+        <w:ind w:left="0"/>
+        <w:jc w:val="left"/>
+        <w:outlineLvl w:val="2"/>
+      </w:pPr>
+      <w:bookmarkStart w:name="heading_70" w:id="70"/>
+      <w:r>
+        <w:rPr>
+          <w:rFonts w:eastAsia="等线" w:ascii="Arial" w:cs="Arial" w:hAnsi="Arial"/>
+          <w:b w:val="true"/>
+          <w:sz w:val="30"/>
+        </w:rPr>
+        <w:t>6.8.9 数据来源与同步机制</w:t>
+      </w:r>
+      <w:bookmarkEnd w:id="70"/>
+    </w:p>
+    <w:p>
+      <w:pPr>
+        <w:numPr>
+          <w:numId w:val="241"/>
+        </w:numPr>
+        <w:spacing w:before="120" w:after="120" w:line="288" w:lineRule="auto"/>
+        <w:ind w:left="0"/>
+        <w:jc w:val="left"/>
+      </w:pPr>
+      <w:r>
+        <w:rPr>
+          <w:rFonts w:eastAsia="等线" w:ascii="Arial" w:cs="Arial" w:hAnsi="Arial"/>
+          <w:sz w:val="22"/>
+        </w:rPr>
+        <w:t>收藏数据合并自两个来源：「我发布的」中用户收藏的记录 + 「我收到的」中用户收藏的记录</w:t>
+      </w:r>
+    </w:p>
+    <w:p>
+      <w:pPr>
+        <w:numPr>
+          <w:numId w:val="242"/>
+        </w:numPr>
+        <w:spacing w:before="120" w:after="120" w:line="288" w:lineRule="auto"/>
+        <w:ind w:left="0"/>
+        <w:jc w:val="left"/>
+      </w:pPr>
+      <w:r>
+        <w:rPr>
+          <w:rFonts w:eastAsia="等线" w:ascii="Arial" w:cs="Arial" w:hAnsi="Arial"/>
+          <w:sz w:val="22"/>
+        </w:rPr>
+        <w:t>每条收藏记录包含 source 字段标识来源（published / received），用于详情页跳转路由</w:t>
+      </w:r>
+    </w:p>
+    <w:p>
+      <w:pPr>
+        <w:numPr>
+          <w:numId w:val="243"/>
+        </w:numPr>
+        <w:spacing w:before="120" w:after="120" w:line="288" w:lineRule="auto"/>
+        <w:ind w:left="0"/>
+        <w:jc w:val="left"/>
+      </w:pPr>
+      <w:r>
+        <w:rPr>
+          <w:rFonts w:eastAsia="等线" w:ascii="Arial" w:cs="Arial" w:hAnsi="Arial"/>
+          <w:sz w:val="22"/>
+        </w:rPr>
+        <w:t>收藏状态在以下位置实时同步：「我的收藏」列表、「我发布的」列表/详情、「我收到的」列表/卡片/详情，任意一处收藏/取消收藏，其余位置状态即时更新</w:t>
+      </w:r>
+    </w:p>
+    <w:p>
+      <w:pPr>
+        <w:numPr>
+          <w:numId w:val="244"/>
+        </w:numPr>
+        <w:spacing w:before="120" w:after="120" w:line="288" w:lineRule="auto"/>
+        <w:ind w:left="0"/>
+        <w:jc w:val="left"/>
+      </w:pPr>
+      <w:r>
+        <w:rPr>
+          <w:rFonts w:eastAsia="等线" w:ascii="Arial" w:cs="Arial" w:hAnsi="Arial"/>
+          <w:sz w:val="22"/>
+        </w:rPr>
+        <w:t>收藏操作记录收藏时间，用于「收藏时间」筛选</w:t>
+      </w:r>
+    </w:p>
+    <w:p>
+      <w:pPr>
+        <w:numPr>
+          <w:numId w:val="245"/>
         </w:numPr>
         <w:spacing w:before="120" w:after="120" w:line="288" w:lineRule="auto"/>
         <w:ind w:left="0"/>
@@ -24289,7 +24433,7 @@
 
 <file path=word/numbering.xml><?xml version="1.0" encoding="utf-8"?>
 <w:numbering xmlns:w="http://schemas.openxmlformats.org/wordprocessingml/2006/main">
-  <w:abstractNum w:abstractNumId="170765">
+  <w:abstractNum w:abstractNumId="1027456">
     <w:lvl>
       <w:numFmt w:val="bullet"/>
       <w:suff w:val="tab"/>
@@ -24299,7 +24443,7 @@
       </w:rPr>
     </w:lvl>
   </w:abstractNum>
-  <w:abstractNum w:abstractNumId="170766">
+  <w:abstractNum w:abstractNumId="1027457">
     <w:lvl>
       <w:numFmt w:val="bullet"/>
       <w:suff w:val="tab"/>
@@ -24309,7 +24453,7 @@
       </w:rPr>
     </w:lvl>
   </w:abstractNum>
-  <w:abstractNum w:abstractNumId="170767">
+  <w:abstractNum w:abstractNumId="1027458">
     <w:lvl>
       <w:numFmt w:val="bullet"/>
       <w:suff w:val="tab"/>
@@ -24319,7 +24463,7 @@
       </w:rPr>
     </w:lvl>
   </w:abstractNum>
-  <w:abstractNum w:abstractNumId="170768">
+  <w:abstractNum w:abstractNumId="1027459">
     <w:lvl>
       <w:numFmt w:val="bullet"/>
       <w:suff w:val="tab"/>
@@ -24329,7 +24473,7 @@
       </w:rPr>
     </w:lvl>
   </w:abstractNum>
-  <w:abstractNum w:abstractNumId="170769">
+  <w:abstractNum w:abstractNumId="1027460">
     <w:lvl>
       <w:numFmt w:val="bullet"/>
       <w:suff w:val="tab"/>
@@ -24339,7 +24483,7 @@
       </w:rPr>
     </w:lvl>
   </w:abstractNum>
-  <w:abstractNum w:abstractNumId="170770">
+  <w:abstractNum w:abstractNumId="1027461">
     <w:lvl>
       <w:numFmt w:val="bullet"/>
       <w:suff w:val="tab"/>
@@ -24349,7 +24493,7 @@
       </w:rPr>
     </w:lvl>
   </w:abstractNum>
-  <w:abstractNum w:abstractNumId="170771">
+  <w:abstractNum w:abstractNumId="1027462">
     <w:lvl>
       <w:numFmt w:val="bullet"/>
       <w:suff w:val="tab"/>
@@ -24359,7 +24503,7 @@
       </w:rPr>
     </w:lvl>
   </w:abstractNum>
-  <w:abstractNum w:abstractNumId="170772">
+  <w:abstractNum w:abstractNumId="1027463">
     <w:lvl>
       <w:numFmt w:val="bullet"/>
       <w:suff w:val="tab"/>
@@ -24369,7 +24513,7 @@
       </w:rPr>
     </w:lvl>
   </w:abstractNum>
-  <w:abstractNum w:abstractNumId="170773">
+  <w:abstractNum w:abstractNumId="1027464">
     <w:lvl>
       <w:numFmt w:val="bullet"/>
       <w:suff w:val="tab"/>
@@ -24379,7 +24523,7 @@
       </w:rPr>
     </w:lvl>
   </w:abstractNum>
-  <w:abstractNum w:abstractNumId="170774">
+  <w:abstractNum w:abstractNumId="1027465">
     <w:lvl>
       <w:numFmt w:val="bullet"/>
       <w:suff w:val="tab"/>
@@ -24389,7 +24533,7 @@
       </w:rPr>
     </w:lvl>
   </w:abstractNum>
-  <w:abstractNum w:abstractNumId="170775">
+  <w:abstractNum w:abstractNumId="1027466">
     <w:lvl>
       <w:numFmt w:val="bullet"/>
       <w:suff w:val="tab"/>
@@ -24399,7 +24543,7 @@
       </w:rPr>
     </w:lvl>
   </w:abstractNum>
-  <w:abstractNum w:abstractNumId="170776">
+  <w:abstractNum w:abstractNumId="1027467">
     <w:lvl>
       <w:numFmt w:val="bullet"/>
       <w:suff w:val="tab"/>
@@ -24409,7 +24553,7 @@
       </w:rPr>
     </w:lvl>
   </w:abstractNum>
-  <w:abstractNum w:abstractNumId="170777">
+  <w:abstractNum w:abstractNumId="1027468">
     <w:lvl>
       <w:numFmt w:val="bullet"/>
       <w:suff w:val="tab"/>
@@ -24419,7 +24563,7 @@
       </w:rPr>
     </w:lvl>
   </w:abstractNum>
-  <w:abstractNum w:abstractNumId="170778">
+  <w:abstractNum w:abstractNumId="1027469">
     <w:lvl>
       <w:numFmt w:val="bullet"/>
       <w:suff w:val="tab"/>
@@ -24429,7 +24573,7 @@
       </w:rPr>
     </w:lvl>
   </w:abstractNum>
-  <w:abstractNum w:abstractNumId="170779">
+  <w:abstractNum w:abstractNumId="1027470">
     <w:lvl>
       <w:numFmt w:val="bullet"/>
       <w:suff w:val="tab"/>
@@ -24439,7 +24583,7 @@
       </w:rPr>
     </w:lvl>
   </w:abstractNum>
-  <w:abstractNum w:abstractNumId="170780">
+  <w:abstractNum w:abstractNumId="1027471">
     <w:lvl>
       <w:numFmt w:val="bullet"/>
       <w:suff w:val="tab"/>
@@ -24449,7 +24593,7 @@
       </w:rPr>
     </w:lvl>
   </w:abstractNum>
-  <w:abstractNum w:abstractNumId="170781">
+  <w:abstractNum w:abstractNumId="1027472">
     <w:lvl>
       <w:numFmt w:val="bullet"/>
       <w:suff w:val="tab"/>
@@ -24459,7 +24603,7 @@
       </w:rPr>
     </w:lvl>
   </w:abstractNum>
-  <w:abstractNum w:abstractNumId="170782">
+  <w:abstractNum w:abstractNumId="1027473">
     <w:lvl>
       <w:numFmt w:val="bullet"/>
       <w:suff w:val="tab"/>
@@ -24469,7 +24613,7 @@
       </w:rPr>
     </w:lvl>
   </w:abstractNum>
-  <w:abstractNum w:abstractNumId="170783">
+  <w:abstractNum w:abstractNumId="1027474">
     <w:lvl>
       <w:numFmt w:val="bullet"/>
       <w:suff w:val="tab"/>
@@ -24479,7 +24623,7 @@
       </w:rPr>
     </w:lvl>
   </w:abstractNum>
-  <w:abstractNum w:abstractNumId="170784">
+  <w:abstractNum w:abstractNumId="1027475">
     <w:lvl>
       <w:numFmt w:val="bullet"/>
       <w:suff w:val="tab"/>
@@ -24489,7 +24633,7 @@
       </w:rPr>
     </w:lvl>
   </w:abstractNum>
-  <w:abstractNum w:abstractNumId="170785">
+  <w:abstractNum w:abstractNumId="1027476">
     <w:lvl>
       <w:numFmt w:val="bullet"/>
       <w:suff w:val="tab"/>
@@ -24499,7 +24643,7 @@
       </w:rPr>
     </w:lvl>
   </w:abstractNum>
-  <w:abstractNum w:abstractNumId="170786">
+  <w:abstractNum w:abstractNumId="1027477">
     <w:lvl>
       <w:numFmt w:val="bullet"/>
       <w:suff w:val="tab"/>
@@ -24509,7 +24653,7 @@
       </w:rPr>
     </w:lvl>
   </w:abstractNum>
-  <w:abstractNum w:abstractNumId="170787">
+  <w:abstractNum w:abstractNumId="1027478">
     <w:lvl>
       <w:numFmt w:val="bullet"/>
       <w:suff w:val="tab"/>
@@ -24519,7 +24663,7 @@
       </w:rPr>
     </w:lvl>
   </w:abstractNum>
-  <w:abstractNum w:abstractNumId="170788">
+  <w:abstractNum w:abstractNumId="1027479">
     <w:lvl>
       <w:numFmt w:val="bullet"/>
       <w:suff w:val="tab"/>
@@ -24529,7 +24673,7 @@
       </w:rPr>
     </w:lvl>
   </w:abstractNum>
-  <w:abstractNum w:abstractNumId="170789">
+  <w:abstractNum w:abstractNumId="1027480">
     <w:lvl>
       <w:numFmt w:val="bullet"/>
       <w:suff w:val="tab"/>
@@ -24539,7 +24683,7 @@
       </w:rPr>
     </w:lvl>
   </w:abstractNum>
-  <w:abstractNum w:abstractNumId="170790">
+  <w:abstractNum w:abstractNumId="1027481">
     <w:lvl>
       <w:numFmt w:val="bullet"/>
       <w:suff w:val="tab"/>
@@ -24549,7 +24693,7 @@
       </w:rPr>
     </w:lvl>
   </w:abstractNum>
-  <w:abstractNum w:abstractNumId="170791">
+  <w:abstractNum w:abstractNumId="1027482">
     <w:lvl>
       <w:numFmt w:val="bullet"/>
       <w:suff w:val="tab"/>
@@ -24559,7 +24703,7 @@
       </w:rPr>
     </w:lvl>
   </w:abstractNum>
-  <w:abstractNum w:abstractNumId="170792">
+  <w:abstractNum w:abstractNumId="1027483">
     <w:lvl>
       <w:numFmt w:val="bullet"/>
       <w:suff w:val="tab"/>
@@ -24569,7 +24713,7 @@
       </w:rPr>
     </w:lvl>
   </w:abstractNum>
-  <w:abstractNum w:abstractNumId="170793">
+  <w:abstractNum w:abstractNumId="1027484">
     <w:lvl>
       <w:numFmt w:val="bullet"/>
       <w:suff w:val="tab"/>
@@ -24579,7 +24723,7 @@
       </w:rPr>
     </w:lvl>
   </w:abstractNum>
-  <w:abstractNum w:abstractNumId="170794">
+  <w:abstractNum w:abstractNumId="1027485">
     <w:lvl>
       <w:numFmt w:val="bullet"/>
       <w:suff w:val="tab"/>
@@ -24589,7 +24733,7 @@
       </w:rPr>
     </w:lvl>
   </w:abstractNum>
-  <w:abstractNum w:abstractNumId="170795">
+  <w:abstractNum w:abstractNumId="1027486">
     <w:lvl>
       <w:numFmt w:val="bullet"/>
       <w:suff w:val="tab"/>
@@ -24599,7 +24743,7 @@
       </w:rPr>
     </w:lvl>
   </w:abstractNum>
-  <w:abstractNum w:abstractNumId="170796">
+  <w:abstractNum w:abstractNumId="1027487">
     <w:lvl>
       <w:numFmt w:val="bullet"/>
       <w:suff w:val="tab"/>
@@ -24609,7 +24753,7 @@
       </w:rPr>
     </w:lvl>
   </w:abstractNum>
-  <w:abstractNum w:abstractNumId="170797">
+  <w:abstractNum w:abstractNumId="1027488">
     <w:lvl>
       <w:numFmt w:val="bullet"/>
       <w:suff w:val="tab"/>
@@ -24619,7 +24763,7 @@
       </w:rPr>
     </w:lvl>
   </w:abstractNum>
-  <w:abstractNum w:abstractNumId="170798">
+  <w:abstractNum w:abstractNumId="1027489">
     <w:lvl>
       <w:numFmt w:val="bullet"/>
       <w:suff w:val="tab"/>
@@ -24629,7 +24773,7 @@
       </w:rPr>
     </w:lvl>
   </w:abstractNum>
-  <w:abstractNum w:abstractNumId="170799">
+  <w:abstractNum w:abstractNumId="1027490">
     <w:lvl>
       <w:numFmt w:val="bullet"/>
       <w:suff w:val="tab"/>
@@ -24639,7 +24783,7 @@
       </w:rPr>
     </w:lvl>
   </w:abstractNum>
-  <w:abstractNum w:abstractNumId="170800">
+  <w:abstractNum w:abstractNumId="1027491">
     <w:lvl>
       <w:numFmt w:val="bullet"/>
       <w:suff w:val="tab"/>
@@ -24649,7 +24793,7 @@
       </w:rPr>
     </w:lvl>
   </w:abstractNum>
-  <w:abstractNum w:abstractNumId="170801">
+  <w:abstractNum w:abstractNumId="1027492">
     <w:lvl>
       <w:numFmt w:val="bullet"/>
       <w:suff w:val="tab"/>
@@ -24659,7 +24803,7 @@
       </w:rPr>
     </w:lvl>
   </w:abstractNum>
-  <w:abstractNum w:abstractNumId="170802">
+  <w:abstractNum w:abstractNumId="1027493">
     <w:lvl>
       <w:numFmt w:val="bullet"/>
       <w:suff w:val="tab"/>
@@ -24669,7 +24813,7 @@
       </w:rPr>
     </w:lvl>
   </w:abstractNum>
-  <w:abstractNum w:abstractNumId="170803">
+  <w:abstractNum w:abstractNumId="1027494">
     <w:lvl>
       <w:numFmt w:val="bullet"/>
       <w:suff w:val="tab"/>
@@ -24679,7 +24823,7 @@
       </w:rPr>
     </w:lvl>
   </w:abstractNum>
-  <w:abstractNum w:abstractNumId="170804">
+  <w:abstractNum w:abstractNumId="1027495">
     <w:lvl>
       <w:numFmt w:val="bullet"/>
       <w:suff w:val="tab"/>
@@ -24689,7 +24833,7 @@
       </w:rPr>
     </w:lvl>
   </w:abstractNum>
-  <w:abstractNum w:abstractNumId="170805">
+  <w:abstractNum w:abstractNumId="1027496">
     <w:lvl>
       <w:numFmt w:val="bullet"/>
       <w:suff w:val="tab"/>
@@ -24699,7 +24843,7 @@
       </w:rPr>
     </w:lvl>
   </w:abstractNum>
-  <w:abstractNum w:abstractNumId="170806">
+  <w:abstractNum w:abstractNumId="1027497">
     <w:lvl>
       <w:numFmt w:val="bullet"/>
       <w:suff w:val="tab"/>
@@ -24709,7 +24853,7 @@
       </w:rPr>
     </w:lvl>
   </w:abstractNum>
-  <w:abstractNum w:abstractNumId="170807">
+  <w:abstractNum w:abstractNumId="1027498">
     <w:lvl>
       <w:numFmt w:val="bullet"/>
       <w:suff w:val="tab"/>
@@ -24719,7 +24863,7 @@
       </w:rPr>
     </w:lvl>
   </w:abstractNum>
-  <w:abstractNum w:abstractNumId="170808">
+  <w:abstractNum w:abstractNumId="1027499">
     <w:lvl>
       <w:numFmt w:val="bullet"/>
       <w:suff w:val="tab"/>
@@ -24729,7 +24873,7 @@
       </w:rPr>
     </w:lvl>
   </w:abstractNum>
-  <w:abstractNum w:abstractNumId="170809">
+  <w:abstractNum w:abstractNumId="1027500">
     <w:lvl>
       <w:numFmt w:val="bullet"/>
       <w:suff w:val="tab"/>
@@ -24739,7 +24883,7 @@
       </w:rPr>
     </w:lvl>
   </w:abstractNum>
-  <w:abstractNum w:abstractNumId="170810">
+  <w:abstractNum w:abstractNumId="1027501">
     <w:lvl>
       <w:numFmt w:val="bullet"/>
       <w:suff w:val="tab"/>
@@ -24749,7 +24893,7 @@
       </w:rPr>
     </w:lvl>
   </w:abstractNum>
-  <w:abstractNum w:abstractNumId="170811">
+  <w:abstractNum w:abstractNumId="1027502">
     <w:lvl>
       <w:numFmt w:val="bullet"/>
       <w:suff w:val="tab"/>
@@ -24759,7 +24903,7 @@
       </w:rPr>
     </w:lvl>
   </w:abstractNum>
-  <w:abstractNum w:abstractNumId="170812">
+  <w:abstractNum w:abstractNumId="1027503">
     <w:lvl>
       <w:numFmt w:val="bullet"/>
       <w:suff w:val="tab"/>
@@ -24769,7 +24913,7 @@
       </w:rPr>
     </w:lvl>
   </w:abstractNum>
-  <w:abstractNum w:abstractNumId="170813">
+  <w:abstractNum w:abstractNumId="1027504">
     <w:lvl>
       <w:numFmt w:val="bullet"/>
       <w:suff w:val="tab"/>
@@ -24779,7 +24923,7 @@
       </w:rPr>
     </w:lvl>
   </w:abstractNum>
-  <w:abstractNum w:abstractNumId="170814">
+  <w:abstractNum w:abstractNumId="1027505">
     <w:lvl>
       <w:numFmt w:val="bullet"/>
       <w:suff w:val="tab"/>
@@ -24789,7 +24933,7 @@
       </w:rPr>
     </w:lvl>
   </w:abstractNum>
-  <w:abstractNum w:abstractNumId="170815">
+  <w:abstractNum w:abstractNumId="1027506">
     <w:lvl>
       <w:numFmt w:val="bullet"/>
       <w:suff w:val="tab"/>
@@ -24799,7 +24943,7 @@
       </w:rPr>
     </w:lvl>
   </w:abstractNum>
-  <w:abstractNum w:abstractNumId="170816">
+  <w:abstractNum w:abstractNumId="1027507">
     <w:lvl>
       <w:numFmt w:val="bullet"/>
       <w:suff w:val="tab"/>
@@ -24809,7 +24953,7 @@
       </w:rPr>
     </w:lvl>
   </w:abstractNum>
-  <w:abstractNum w:abstractNumId="170817">
+  <w:abstractNum w:abstractNumId="1027508">
     <w:lvl>
       <w:numFmt w:val="bullet"/>
       <w:suff w:val="tab"/>
@@ -24819,7 +24963,7 @@
       </w:rPr>
     </w:lvl>
   </w:abstractNum>
-  <w:abstractNum w:abstractNumId="170818">
+  <w:abstractNum w:abstractNumId="1027509">
     <w:lvl>
       <w:numFmt w:val="bullet"/>
       <w:suff w:val="tab"/>
@@ -24829,7 +24973,7 @@
       </w:rPr>
     </w:lvl>
   </w:abstractNum>
-  <w:abstractNum w:abstractNumId="170819">
+  <w:abstractNum w:abstractNumId="1027510">
     <w:lvl>
       <w:numFmt w:val="bullet"/>
       <w:suff w:val="tab"/>
@@ -24839,7 +24983,7 @@
       </w:rPr>
     </w:lvl>
   </w:abstractNum>
-  <w:abstractNum w:abstractNumId="170820">
+  <w:abstractNum w:abstractNumId="1027511">
     <w:lvl>
       <w:numFmt w:val="bullet"/>
       <w:suff w:val="tab"/>
@@ -24849,7 +24993,7 @@
       </w:rPr>
     </w:lvl>
   </w:abstractNum>
-  <w:abstractNum w:abstractNumId="170821">
+  <w:abstractNum w:abstractNumId="1027512">
     <w:lvl>
       <w:numFmt w:val="bullet"/>
       <w:suff w:val="tab"/>
@@ -24859,7 +25003,7 @@
       </w:rPr>
     </w:lvl>
   </w:abstractNum>
-  <w:abstractNum w:abstractNumId="170822">
+  <w:abstractNum w:abstractNumId="1027513">
     <w:lvl>
       <w:numFmt w:val="bullet"/>
       <w:suff w:val="tab"/>
@@ -24869,7 +25013,7 @@
       </w:rPr>
     </w:lvl>
   </w:abstractNum>
-  <w:abstractNum w:abstractNumId="170823">
+  <w:abstractNum w:abstractNumId="1027514">
     <w:lvl>
       <w:numFmt w:val="bullet"/>
       <w:suff w:val="tab"/>
@@ -24879,7 +25023,7 @@
       </w:rPr>
     </w:lvl>
   </w:abstractNum>
-  <w:abstractNum w:abstractNumId="170824">
+  <w:abstractNum w:abstractNumId="1027515">
     <w:lvl>
       <w:numFmt w:val="bullet"/>
       <w:suff w:val="tab"/>
@@ -24889,7 +25033,7 @@
       </w:rPr>
     </w:lvl>
   </w:abstractNum>
-  <w:abstractNum w:abstractNumId="170825">
+  <w:abstractNum w:abstractNumId="1027516">
     <w:lvl>
       <w:numFmt w:val="bullet"/>
       <w:suff w:val="tab"/>
@@ -24899,7 +25043,7 @@
       </w:rPr>
     </w:lvl>
   </w:abstractNum>
-  <w:abstractNum w:abstractNumId="170826">
+  <w:abstractNum w:abstractNumId="1027517">
     <w:lvl>
       <w:numFmt w:val="bullet"/>
       <w:suff w:val="tab"/>
@@ -24909,7 +25053,7 @@
       </w:rPr>
     </w:lvl>
   </w:abstractNum>
-  <w:abstractNum w:abstractNumId="170827">
+  <w:abstractNum w:abstractNumId="1027518">
     <w:lvl>
       <w:numFmt w:val="bullet"/>
       <w:suff w:val="tab"/>
@@ -24919,7 +25063,7 @@
       </w:rPr>
     </w:lvl>
   </w:abstractNum>
-  <w:abstractNum w:abstractNumId="170828">
+  <w:abstractNum w:abstractNumId="1027519">
     <w:lvl>
       <w:numFmt w:val="bullet"/>
       <w:suff w:val="tab"/>
@@ -24929,7 +25073,7 @@
       </w:rPr>
     </w:lvl>
   </w:abstractNum>
-  <w:abstractNum w:abstractNumId="170829">
+  <w:abstractNum w:abstractNumId="1027520">
     <w:lvl>
       <w:numFmt w:val="bullet"/>
       <w:suff w:val="tab"/>
@@ -24939,7 +25083,7 @@
       </w:rPr>
     </w:lvl>
   </w:abstractNum>
-  <w:abstractNum w:abstractNumId="170830">
+  <w:abstractNum w:abstractNumId="1027521">
     <w:lvl>
       <w:numFmt w:val="bullet"/>
       <w:suff w:val="tab"/>
@@ -24949,7 +25093,7 @@
       </w:rPr>
     </w:lvl>
   </w:abstractNum>
-  <w:abstractNum w:abstractNumId="170831">
+  <w:abstractNum w:abstractNumId="1027522">
     <w:lvl>
       <w:numFmt w:val="bullet"/>
       <w:suff w:val="tab"/>
@@ -24959,7 +25103,7 @@
       </w:rPr>
     </w:lvl>
   </w:abstractNum>
-  <w:abstractNum w:abstractNumId="170832">
+  <w:abstractNum w:abstractNumId="1027523">
     <w:lvl>
       <w:numFmt w:val="bullet"/>
       <w:suff w:val="tab"/>
@@ -24969,7 +25113,7 @@
       </w:rPr>
     </w:lvl>
   </w:abstractNum>
-  <w:abstractNum w:abstractNumId="170833">
+  <w:abstractNum w:abstractNumId="1027524">
     <w:lvl>
       <w:numFmt w:val="bullet"/>
       <w:suff w:val="tab"/>
@@ -24979,7 +25123,7 @@
       </w:rPr>
     </w:lvl>
   </w:abstractNum>
-  <w:abstractNum w:abstractNumId="170834">
+  <w:abstractNum w:abstractNumId="1027525">
     <w:lvl>
       <w:numFmt w:val="bullet"/>
       <w:suff w:val="tab"/>
@@ -24989,7 +25133,7 @@
       </w:rPr>
     </w:lvl>
   </w:abstractNum>
-  <w:abstractNum w:abstractNumId="170835">
+  <w:abstractNum w:abstractNumId="1027526">
     <w:lvl>
       <w:numFmt w:val="bullet"/>
       <w:suff w:val="tab"/>
@@ -24999,7 +25143,7 @@
       </w:rPr>
     </w:lvl>
   </w:abstractNum>
-  <w:abstractNum w:abstractNumId="170836">
+  <w:abstractNum w:abstractNumId="1027527">
     <w:lvl>
       <w:numFmt w:val="bullet"/>
       <w:suff w:val="tab"/>
@@ -25009,7 +25153,7 @@
       </w:rPr>
     </w:lvl>
   </w:abstractNum>
-  <w:abstractNum w:abstractNumId="170837">
+  <w:abstractNum w:abstractNumId="1027528">
     <w:lvl>
       <w:numFmt w:val="bullet"/>
       <w:suff w:val="tab"/>
@@ -25019,7 +25163,7 @@
       </w:rPr>
     </w:lvl>
   </w:abstractNum>
-  <w:abstractNum w:abstractNumId="170838">
+  <w:abstractNum w:abstractNumId="1027529">
     <w:lvl>
       <w:numFmt w:val="bullet"/>
       <w:suff w:val="tab"/>
@@ -25029,7 +25173,7 @@
       </w:rPr>
     </w:lvl>
   </w:abstractNum>
-  <w:abstractNum w:abstractNumId="170839">
+  <w:abstractNum w:abstractNumId="1027530">
     <w:lvl>
       <w:numFmt w:val="bullet"/>
       <w:suff w:val="tab"/>
@@ -25039,7 +25183,7 @@
       </w:rPr>
     </w:lvl>
   </w:abstractNum>
-  <w:abstractNum w:abstractNumId="170840">
+  <w:abstractNum w:abstractNumId="1027531">
     <w:lvl>
       <w:numFmt w:val="bullet"/>
       <w:suff w:val="tab"/>
@@ -25049,7 +25193,7 @@
       </w:rPr>
     </w:lvl>
   </w:abstractNum>
-  <w:abstractNum w:abstractNumId="170841">
+  <w:abstractNum w:abstractNumId="1027532">
     <w:lvl>
       <w:numFmt w:val="bullet"/>
       <w:suff w:val="tab"/>
@@ -25059,7 +25203,7 @@
       </w:rPr>
     </w:lvl>
   </w:abstractNum>
-  <w:abstractNum w:abstractNumId="170842">
+  <w:abstractNum w:abstractNumId="1027533">
     <w:lvl>
       <w:numFmt w:val="bullet"/>
       <w:suff w:val="tab"/>
@@ -25069,7 +25213,7 @@
       </w:rPr>
     </w:lvl>
   </w:abstractNum>
-  <w:abstractNum w:abstractNumId="170843">
+  <w:abstractNum w:abstractNumId="1027534">
     <w:lvl>
       <w:numFmt w:val="bullet"/>
       <w:suff w:val="tab"/>
@@ -25079,7 +25223,7 @@
       </w:rPr>
     </w:lvl>
   </w:abstractNum>
-  <w:abstractNum w:abstractNumId="170844">
+  <w:abstractNum w:abstractNumId="1027535">
     <w:lvl>
       <w:numFmt w:val="bullet"/>
       <w:suff w:val="tab"/>
@@ -25089,7 +25233,7 @@
       </w:rPr>
     </w:lvl>
   </w:abstractNum>
-  <w:abstractNum w:abstractNumId="170845">
+  <w:abstractNum w:abstractNumId="1027536">
     <w:lvl>
       <w:numFmt w:val="bullet"/>
       <w:suff w:val="tab"/>
@@ -25099,7 +25243,7 @@
       </w:rPr>
     </w:lvl>
   </w:abstractNum>
-  <w:abstractNum w:abstractNumId="170846">
+  <w:abstractNum w:abstractNumId="1027537">
     <w:lvl>
       <w:numFmt w:val="bullet"/>
       <w:suff w:val="tab"/>
@@ -25109,7 +25253,7 @@
       </w:rPr>
     </w:lvl>
   </w:abstractNum>
-  <w:abstractNum w:abstractNumId="170847">
+  <w:abstractNum w:abstractNumId="1027538">
     <w:lvl>
       <w:numFmt w:val="bullet"/>
       <w:suff w:val="tab"/>
@@ -25119,7 +25263,7 @@
       </w:rPr>
     </w:lvl>
   </w:abstractNum>
-  <w:abstractNum w:abstractNumId="170848">
+  <w:abstractNum w:abstractNumId="1027539">
     <w:lvl>
       <w:numFmt w:val="bullet"/>
       <w:suff w:val="tab"/>
@@ -25129,7 +25273,7 @@
       </w:rPr>
     </w:lvl>
   </w:abstractNum>
-  <w:abstractNum w:abstractNumId="170849">
+  <w:abstractNum w:abstractNumId="1027540">
     <w:lvl>
       <w:numFmt w:val="bullet"/>
       <w:suff w:val="tab"/>
@@ -25139,7 +25283,7 @@
       </w:rPr>
     </w:lvl>
   </w:abstractNum>
-  <w:abstractNum w:abstractNumId="170850">
+  <w:abstractNum w:abstractNumId="1027541">
     <w:lvl>
       <w:numFmt w:val="bullet"/>
       <w:suff w:val="tab"/>
@@ -25149,7 +25293,7 @@
       </w:rPr>
     </w:lvl>
   </w:abstractNum>
-  <w:abstractNum w:abstractNumId="170851">
+  <w:abstractNum w:abstractNumId="1027542">
     <w:lvl>
       <w:numFmt w:val="bullet"/>
       <w:suff w:val="tab"/>
@@ -25159,7 +25303,7 @@
       </w:rPr>
     </w:lvl>
   </w:abstractNum>
-  <w:abstractNum w:abstractNumId="170852">
+  <w:abstractNum w:abstractNumId="1027543">
     <w:lvl>
       <w:numFmt w:val="bullet"/>
       <w:suff w:val="tab"/>
@@ -25169,7 +25313,7 @@
       </w:rPr>
     </w:lvl>
   </w:abstractNum>
-  <w:abstractNum w:abstractNumId="170853">
+  <w:abstractNum w:abstractNumId="1027544">
     <w:lvl>
       <w:numFmt w:val="bullet"/>
       <w:suff w:val="tab"/>
@@ -25179,7 +25323,7 @@
       </w:rPr>
     </w:lvl>
   </w:abstractNum>
-  <w:abstractNum w:abstractNumId="170854">
+  <w:abstractNum w:abstractNumId="1027545">
     <w:lvl>
       <w:numFmt w:val="bullet"/>
       <w:suff w:val="tab"/>
@@ -25189,7 +25333,7 @@
       </w:rPr>
     </w:lvl>
   </w:abstractNum>
-  <w:abstractNum w:abstractNumId="170855">
+  <w:abstractNum w:abstractNumId="1027546">
     <w:lvl>
       <w:numFmt w:val="bullet"/>
       <w:suff w:val="tab"/>
@@ -25199,7 +25343,7 @@
       </w:rPr>
     </w:lvl>
   </w:abstractNum>
-  <w:abstractNum w:abstractNumId="170856">
+  <w:abstractNum w:abstractNumId="1027547">
     <w:lvl>
       <w:numFmt w:val="bullet"/>
       <w:suff w:val="tab"/>
@@ -25209,7 +25353,7 @@
       </w:rPr>
     </w:lvl>
   </w:abstractNum>
-  <w:abstractNum w:abstractNumId="170857">
+  <w:abstractNum w:abstractNumId="1027548">
     <w:lvl>
       <w:numFmt w:val="bullet"/>
       <w:suff w:val="tab"/>
@@ -25219,7 +25363,7 @@
       </w:rPr>
     </w:lvl>
   </w:abstractNum>
-  <w:abstractNum w:abstractNumId="170858">
+  <w:abstractNum w:abstractNumId="1027549">
     <w:lvl>
       <w:numFmt w:val="bullet"/>
       <w:suff w:val="tab"/>
@@ -25229,7 +25373,7 @@
       </w:rPr>
     </w:lvl>
   </w:abstractNum>
-  <w:abstractNum w:abstractNumId="170859">
+  <w:abstractNum w:abstractNumId="1027550">
     <w:lvl>
       <w:numFmt w:val="bullet"/>
       <w:suff w:val="tab"/>
@@ -25239,7 +25383,7 @@
       </w:rPr>
     </w:lvl>
   </w:abstractNum>
-  <w:abstractNum w:abstractNumId="170860">
+  <w:abstractNum w:abstractNumId="1027551">
     <w:lvl>
       <w:numFmt w:val="bullet"/>
       <w:suff w:val="tab"/>
@@ -25249,7 +25393,7 @@
       </w:rPr>
     </w:lvl>
   </w:abstractNum>
-  <w:abstractNum w:abstractNumId="170861">
+  <w:abstractNum w:abstractNumId="1027552">
     <w:lvl>
       <w:numFmt w:val="bullet"/>
       <w:suff w:val="tab"/>
@@ -25259,7 +25403,7 @@
       </w:rPr>
     </w:lvl>
   </w:abstractNum>
-  <w:abstractNum w:abstractNumId="170862">
+  <w:abstractNum w:abstractNumId="1027553">
     <w:lvl>
       <w:numFmt w:val="bullet"/>
       <w:suff w:val="tab"/>
@@ -25269,7 +25413,7 @@
       </w:rPr>
     </w:lvl>
   </w:abstractNum>
-  <w:abstractNum w:abstractNumId="170863">
+  <w:abstractNum w:abstractNumId="1027554">
     <w:lvl>
       <w:numFmt w:val="bullet"/>
       <w:suff w:val="tab"/>
@@ -25279,7 +25423,7 @@
       </w:rPr>
     </w:lvl>
   </w:abstractNum>
-  <w:abstractNum w:abstractNumId="170864">
+  <w:abstractNum w:abstractNumId="1027555">
     <w:lvl>
       <w:numFmt w:val="bullet"/>
       <w:suff w:val="tab"/>
@@ -25289,7 +25433,7 @@
       </w:rPr>
     </w:lvl>
   </w:abstractNum>
-  <w:abstractNum w:abstractNumId="170865">
+  <w:abstractNum w:abstractNumId="1027556">
     <w:lvl>
       <w:numFmt w:val="bullet"/>
       <w:suff w:val="tab"/>
@@ -25299,7 +25443,7 @@
       </w:rPr>
     </w:lvl>
   </w:abstractNum>
-  <w:abstractNum w:abstractNumId="170866">
+  <w:abstractNum w:abstractNumId="1027557">
     <w:lvl>
       <w:numFmt w:val="bullet"/>
       <w:suff w:val="tab"/>
@@ -25309,7 +25453,7 @@
       </w:rPr>
     </w:lvl>
   </w:abstractNum>
-  <w:abstractNum w:abstractNumId="170867">
+  <w:abstractNum w:abstractNumId="1027558">
     <w:lvl>
       <w:numFmt w:val="bullet"/>
       <w:suff w:val="tab"/>
@@ -25319,7 +25463,7 @@
       </w:rPr>
     </w:lvl>
   </w:abstractNum>
-  <w:abstractNum w:abstractNumId="170868">
+  <w:abstractNum w:abstractNumId="1027559">
     <w:lvl>
       <w:numFmt w:val="bullet"/>
       <w:suff w:val="tab"/>
@@ -25329,7 +25473,7 @@
       </w:rPr>
     </w:lvl>
   </w:abstractNum>
-  <w:abstractNum w:abstractNumId="170869">
+  <w:abstractNum w:abstractNumId="1027560">
     <w:lvl>
       <w:numFmt w:val="bullet"/>
       <w:suff w:val="tab"/>
@@ -25339,7 +25483,7 @@
       </w:rPr>
     </w:lvl>
   </w:abstractNum>
-  <w:abstractNum w:abstractNumId="170870">
+  <w:abstractNum w:abstractNumId="1027561">
     <w:lvl>
       <w:numFmt w:val="bullet"/>
       <w:suff w:val="tab"/>
@@ -25349,7 +25493,7 @@
       </w:rPr>
     </w:lvl>
   </w:abstractNum>
-  <w:abstractNum w:abstractNumId="170871">
+  <w:abstractNum w:abstractNumId="1027562">
     <w:lvl>
       <w:numFmt w:val="bullet"/>
       <w:suff w:val="tab"/>
@@ -25359,7 +25503,7 @@
       </w:rPr>
     </w:lvl>
   </w:abstractNum>
-  <w:abstractNum w:abstractNumId="170872">
+  <w:abstractNum w:abstractNumId="1027563">
     <w:lvl>
       <w:numFmt w:val="bullet"/>
       <w:suff w:val="tab"/>
@@ -25369,7 +25513,7 @@
       </w:rPr>
     </w:lvl>
   </w:abstractNum>
-  <w:abstractNum w:abstractNumId="170873">
+  <w:abstractNum w:abstractNumId="1027564">
     <w:lvl>
       <w:numFmt w:val="bullet"/>
       <w:suff w:val="tab"/>
@@ -25379,7 +25523,7 @@
       </w:rPr>
     </w:lvl>
   </w:abstractNum>
-  <w:abstractNum w:abstractNumId="170874">
+  <w:abstractNum w:abstractNumId="1027565">
     <w:lvl>
       <w:numFmt w:val="bullet"/>
       <w:suff w:val="tab"/>
@@ -25389,7 +25533,47 @@
       </w:rPr>
     </w:lvl>
   </w:abstractNum>
-  <w:abstractNum w:abstractNumId="170875">
+  <w:abstractNum w:abstractNumId="1027566">
+    <w:lvl>
+      <w:numFmt w:val="bullet"/>
+      <w:suff w:val="tab"/>
+      <w:lvlText w:val="•"/>
+      <w:rPr>
+        <w:color w:val="3370ff"/>
+      </w:rPr>
+    </w:lvl>
+  </w:abstractNum>
+  <w:abstractNum w:abstractNumId="1027567">
+    <w:lvl>
+      <w:numFmt w:val="bullet"/>
+      <w:suff w:val="tab"/>
+      <w:lvlText w:val="•"/>
+      <w:rPr>
+        <w:color w:val="3370ff"/>
+      </w:rPr>
+    </w:lvl>
+  </w:abstractNum>
+  <w:abstractNum w:abstractNumId="1027568">
+    <w:lvl>
+      <w:numFmt w:val="bullet"/>
+      <w:suff w:val="tab"/>
+      <w:lvlText w:val="•"/>
+      <w:rPr>
+        <w:color w:val="3370ff"/>
+      </w:rPr>
+    </w:lvl>
+  </w:abstractNum>
+  <w:abstractNum w:abstractNumId="1027569">
+    <w:lvl>
+      <w:numFmt w:val="bullet"/>
+      <w:suff w:val="tab"/>
+      <w:lvlText w:val="•"/>
+      <w:rPr>
+        <w:color w:val="3370ff"/>
+      </w:rPr>
+    </w:lvl>
+  </w:abstractNum>
+  <w:abstractNum w:abstractNumId="1027570">
     <w:lvl>
       <w:start w:val="1"/>
       <w:numFmt w:val="decimal"/>
@@ -25400,7 +25584,7 @@
       </w:rPr>
     </w:lvl>
   </w:abstractNum>
-  <w:abstractNum w:abstractNumId="170876">
+  <w:abstractNum w:abstractNumId="1027571">
     <w:lvl>
       <w:start w:val="2"/>
       <w:numFmt w:val="decimal"/>
@@ -25411,7 +25595,7 @@
       </w:rPr>
     </w:lvl>
   </w:abstractNum>
-  <w:abstractNum w:abstractNumId="170877">
+  <w:abstractNum w:abstractNumId="1027572">
     <w:lvl>
       <w:numFmt w:val="bullet"/>
       <w:suff w:val="tab"/>
@@ -25421,7 +25605,7 @@
       </w:rPr>
     </w:lvl>
   </w:abstractNum>
-  <w:abstractNum w:abstractNumId="170878">
+  <w:abstractNum w:abstractNumId="1027573">
     <w:lvl>
       <w:start w:val="1"/>
       <w:numFmt w:val="decimal"/>
@@ -25432,7 +25616,7 @@
       </w:rPr>
     </w:lvl>
   </w:abstractNum>
-  <w:abstractNum w:abstractNumId="170879">
+  <w:abstractNum w:abstractNumId="1027574">
     <w:lvl>
       <w:start w:val="2"/>
       <w:numFmt w:val="decimal"/>
@@ -25443,7 +25627,7 @@
       </w:rPr>
     </w:lvl>
   </w:abstractNum>
-  <w:abstractNum w:abstractNumId="170880">
+  <w:abstractNum w:abstractNumId="1027575">
     <w:lvl>
       <w:numFmt w:val="bullet"/>
       <w:suff w:val="tab"/>
@@ -25453,7 +25637,7 @@
       </w:rPr>
     </w:lvl>
   </w:abstractNum>
-  <w:abstractNum w:abstractNumId="170881">
+  <w:abstractNum w:abstractNumId="1027576">
     <w:lvl>
       <w:numFmt w:val="bullet"/>
       <w:suff w:val="tab"/>
@@ -25463,7 +25647,7 @@
       </w:rPr>
     </w:lvl>
   </w:abstractNum>
-  <w:abstractNum w:abstractNumId="170882">
+  <w:abstractNum w:abstractNumId="1027577">
     <w:lvl>
       <w:numFmt w:val="bullet"/>
       <w:suff w:val="tab"/>
@@ -25473,7 +25657,7 @@
       </w:rPr>
     </w:lvl>
   </w:abstractNum>
-  <w:abstractNum w:abstractNumId="170883">
+  <w:abstractNum w:abstractNumId="1027578">
     <w:lvl>
       <w:numFmt w:val="bullet"/>
       <w:suff w:val="tab"/>
@@ -25483,7 +25667,7 @@
       </w:rPr>
     </w:lvl>
   </w:abstractNum>
-  <w:abstractNum w:abstractNumId="170884">
+  <w:abstractNum w:abstractNumId="1027579">
     <w:lvl>
       <w:numFmt w:val="bullet"/>
       <w:suff w:val="tab"/>
@@ -25493,7 +25677,7 @@
       </w:rPr>
     </w:lvl>
   </w:abstractNum>
-  <w:abstractNum w:abstractNumId="170885">
+  <w:abstractNum w:abstractNumId="1027580">
     <w:lvl>
       <w:numFmt w:val="bullet"/>
       <w:suff w:val="tab"/>
@@ -25503,7 +25687,7 @@
       </w:rPr>
     </w:lvl>
   </w:abstractNum>
-  <w:abstractNum w:abstractNumId="170886">
+  <w:abstractNum w:abstractNumId="1027581">
     <w:lvl>
       <w:numFmt w:val="bullet"/>
       <w:suff w:val="tab"/>
@@ -25513,7 +25697,7 @@
       </w:rPr>
     </w:lvl>
   </w:abstractNum>
-  <w:abstractNum w:abstractNumId="170887">
+  <w:abstractNum w:abstractNumId="1027582">
     <w:lvl>
       <w:numFmt w:val="bullet"/>
       <w:suff w:val="tab"/>
@@ -25523,7 +25707,7 @@
       </w:rPr>
     </w:lvl>
   </w:abstractNum>
-  <w:abstractNum w:abstractNumId="170888">
+  <w:abstractNum w:abstractNumId="1027583">
     <w:lvl>
       <w:numFmt w:val="bullet"/>
       <w:suff w:val="tab"/>
@@ -25533,7 +25717,7 @@
       </w:rPr>
     </w:lvl>
   </w:abstractNum>
-  <w:abstractNum w:abstractNumId="170889">
+  <w:abstractNum w:abstractNumId="1027584">
     <w:lvl>
       <w:numFmt w:val="bullet"/>
       <w:suff w:val="tab"/>
@@ -25543,7 +25727,7 @@
       </w:rPr>
     </w:lvl>
   </w:abstractNum>
-  <w:abstractNum w:abstractNumId="170890">
+  <w:abstractNum w:abstractNumId="1027585">
     <w:lvl>
       <w:numFmt w:val="bullet"/>
       <w:suff w:val="tab"/>
@@ -25553,7 +25737,7 @@
       </w:rPr>
     </w:lvl>
   </w:abstractNum>
-  <w:abstractNum w:abstractNumId="170891">
+  <w:abstractNum w:abstractNumId="1027586">
     <w:lvl>
       <w:numFmt w:val="bullet"/>
       <w:suff w:val="tab"/>
@@ -25563,7 +25747,7 @@
       </w:rPr>
     </w:lvl>
   </w:abstractNum>
-  <w:abstractNum w:abstractNumId="170892">
+  <w:abstractNum w:abstractNumId="1027587">
     <w:lvl>
       <w:numFmt w:val="bullet"/>
       <w:suff w:val="tab"/>
@@ -25573,7 +25757,7 @@
       </w:rPr>
     </w:lvl>
   </w:abstractNum>
-  <w:abstractNum w:abstractNumId="170893">
+  <w:abstractNum w:abstractNumId="1027588">
     <w:lvl>
       <w:numFmt w:val="bullet"/>
       <w:suff w:val="tab"/>
@@ -25583,7 +25767,7 @@
       </w:rPr>
     </w:lvl>
   </w:abstractNum>
-  <w:abstractNum w:abstractNumId="170894">
+  <w:abstractNum w:abstractNumId="1027589">
     <w:lvl>
       <w:numFmt w:val="bullet"/>
       <w:suff w:val="tab"/>
@@ -25593,7 +25777,7 @@
       </w:rPr>
     </w:lvl>
   </w:abstractNum>
-  <w:abstractNum w:abstractNumId="170895">
+  <w:abstractNum w:abstractNumId="1027590">
     <w:lvl>
       <w:numFmt w:val="bullet"/>
       <w:suff w:val="tab"/>
@@ -25603,7 +25787,7 @@
       </w:rPr>
     </w:lvl>
   </w:abstractNum>
-  <w:abstractNum w:abstractNumId="170896">
+  <w:abstractNum w:abstractNumId="1027591">
     <w:lvl>
       <w:numFmt w:val="bullet"/>
       <w:suff w:val="tab"/>
@@ -25613,7 +25797,7 @@
       </w:rPr>
     </w:lvl>
   </w:abstractNum>
-  <w:abstractNum w:abstractNumId="170897">
+  <w:abstractNum w:abstractNumId="1027592">
     <w:lvl>
       <w:numFmt w:val="bullet"/>
       <w:suff w:val="tab"/>
@@ -25623,7 +25807,7 @@
       </w:rPr>
     </w:lvl>
   </w:abstractNum>
-  <w:abstractNum w:abstractNumId="170898">
+  <w:abstractNum w:abstractNumId="1027593">
     <w:lvl>
       <w:numFmt w:val="bullet"/>
       <w:suff w:val="tab"/>
@@ -25633,7 +25817,7 @@
       </w:rPr>
     </w:lvl>
   </w:abstractNum>
-  <w:abstractNum w:abstractNumId="170899">
+  <w:abstractNum w:abstractNumId="1027594">
     <w:lvl>
       <w:numFmt w:val="bullet"/>
       <w:suff w:val="tab"/>
@@ -25643,7 +25827,7 @@
       </w:rPr>
     </w:lvl>
   </w:abstractNum>
-  <w:abstractNum w:abstractNumId="170900">
+  <w:abstractNum w:abstractNumId="1027595">
     <w:lvl>
       <w:numFmt w:val="bullet"/>
       <w:suff w:val="tab"/>
@@ -25653,7 +25837,7 @@
       </w:rPr>
     </w:lvl>
   </w:abstractNum>
-  <w:abstractNum w:abstractNumId="170901">
+  <w:abstractNum w:abstractNumId="1027596">
     <w:lvl>
       <w:numFmt w:val="bullet"/>
       <w:suff w:val="tab"/>
@@ -25663,7 +25847,7 @@
       </w:rPr>
     </w:lvl>
   </w:abstractNum>
-  <w:abstractNum w:abstractNumId="170902">
+  <w:abstractNum w:abstractNumId="1027597">
     <w:lvl>
       <w:numFmt w:val="bullet"/>
       <w:suff w:val="tab"/>
@@ -25673,7 +25857,7 @@
       </w:rPr>
     </w:lvl>
   </w:abstractNum>
-  <w:abstractNum w:abstractNumId="170903">
+  <w:abstractNum w:abstractNumId="1027598">
     <w:lvl>
       <w:numFmt w:val="bullet"/>
       <w:suff w:val="tab"/>
@@ -25683,7 +25867,7 @@
       </w:rPr>
     </w:lvl>
   </w:abstractNum>
-  <w:abstractNum w:abstractNumId="170904">
+  <w:abstractNum w:abstractNumId="1027599">
     <w:lvl>
       <w:numFmt w:val="bullet"/>
       <w:suff w:val="tab"/>
@@ -25693,7 +25877,7 @@
       </w:rPr>
     </w:lvl>
   </w:abstractNum>
-  <w:abstractNum w:abstractNumId="170905">
+  <w:abstractNum w:abstractNumId="1027600">
     <w:lvl>
       <w:numFmt w:val="bullet"/>
       <w:suff w:val="tab"/>
@@ -25703,7 +25887,7 @@
       </w:rPr>
     </w:lvl>
   </w:abstractNum>
-  <w:abstractNum w:abstractNumId="170906">
+  <w:abstractNum w:abstractNumId="1027601">
     <w:lvl>
       <w:numFmt w:val="bullet"/>
       <w:suff w:val="tab"/>
@@ -25713,7 +25897,7 @@
       </w:rPr>
     </w:lvl>
   </w:abstractNum>
-  <w:abstractNum w:abstractNumId="170907">
+  <w:abstractNum w:abstractNumId="1027602">
     <w:lvl>
       <w:numFmt w:val="bullet"/>
       <w:suff w:val="tab"/>
@@ -25723,7 +25907,7 @@
       </w:rPr>
     </w:lvl>
   </w:abstractNum>
-  <w:abstractNum w:abstractNumId="170908">
+  <w:abstractNum w:abstractNumId="1027603">
     <w:lvl>
       <w:numFmt w:val="bullet"/>
       <w:suff w:val="tab"/>
@@ -25733,7 +25917,7 @@
       </w:rPr>
     </w:lvl>
   </w:abstractNum>
-  <w:abstractNum w:abstractNumId="170909">
+  <w:abstractNum w:abstractNumId="1027604">
     <w:lvl>
       <w:numFmt w:val="bullet"/>
       <w:suff w:val="tab"/>
@@ -25743,7 +25927,7 @@
       </w:rPr>
     </w:lvl>
   </w:abstractNum>
-  <w:abstractNum w:abstractNumId="170910">
+  <w:abstractNum w:abstractNumId="1027605">
     <w:lvl>
       <w:numFmt w:val="bullet"/>
       <w:suff w:val="tab"/>
@@ -25753,7 +25937,7 @@
       </w:rPr>
     </w:lvl>
   </w:abstractNum>
-  <w:abstractNum w:abstractNumId="170911">
+  <w:abstractNum w:abstractNumId="1027606">
     <w:lvl>
       <w:numFmt w:val="bullet"/>
       <w:suff w:val="tab"/>
@@ -25763,7 +25947,7 @@
       </w:rPr>
     </w:lvl>
   </w:abstractNum>
-  <w:abstractNum w:abstractNumId="170912">
+  <w:abstractNum w:abstractNumId="1027607">
     <w:lvl>
       <w:numFmt w:val="bullet"/>
       <w:suff w:val="tab"/>
@@ -25773,7 +25957,7 @@
       </w:rPr>
     </w:lvl>
   </w:abstractNum>
-  <w:abstractNum w:abstractNumId="170913">
+  <w:abstractNum w:abstractNumId="1027608">
     <w:lvl>
       <w:numFmt w:val="bullet"/>
       <w:suff w:val="tab"/>
@@ -25783,7 +25967,7 @@
       </w:rPr>
     </w:lvl>
   </w:abstractNum>
-  <w:abstractNum w:abstractNumId="170914">
+  <w:abstractNum w:abstractNumId="1027609">
     <w:lvl>
       <w:numFmt w:val="bullet"/>
       <w:suff w:val="tab"/>
@@ -25793,7 +25977,7 @@
       </w:rPr>
     </w:lvl>
   </w:abstractNum>
-  <w:abstractNum w:abstractNumId="170915">
+  <w:abstractNum w:abstractNumId="1027610">
     <w:lvl>
       <w:numFmt w:val="bullet"/>
       <w:suff w:val="tab"/>
@@ -25803,7 +25987,7 @@
       </w:rPr>
     </w:lvl>
   </w:abstractNum>
-  <w:abstractNum w:abstractNumId="170916">
+  <w:abstractNum w:abstractNumId="1027611">
     <w:lvl>
       <w:numFmt w:val="bullet"/>
       <w:suff w:val="tab"/>
@@ -25813,7 +25997,7 @@
       </w:rPr>
     </w:lvl>
   </w:abstractNum>
-  <w:abstractNum w:abstractNumId="170917">
+  <w:abstractNum w:abstractNumId="1027612">
     <w:lvl>
       <w:numFmt w:val="bullet"/>
       <w:suff w:val="tab"/>
@@ -25823,7 +26007,7 @@
       </w:rPr>
     </w:lvl>
   </w:abstractNum>
-  <w:abstractNum w:abstractNumId="170918">
+  <w:abstractNum w:abstractNumId="1027613">
     <w:lvl>
       <w:numFmt w:val="bullet"/>
       <w:suff w:val="tab"/>
@@ -25833,7 +26017,7 @@
       </w:rPr>
     </w:lvl>
   </w:abstractNum>
-  <w:abstractNum w:abstractNumId="170919">
+  <w:abstractNum w:abstractNumId="1027614">
     <w:lvl>
       <w:numFmt w:val="bullet"/>
       <w:suff w:val="tab"/>
@@ -25843,7 +26027,7 @@
       </w:rPr>
     </w:lvl>
   </w:abstractNum>
-  <w:abstractNum w:abstractNumId="170920">
+  <w:abstractNum w:abstractNumId="1027615">
     <w:lvl>
       <w:numFmt w:val="bullet"/>
       <w:suff w:val="tab"/>
@@ -25853,7 +26037,7 @@
       </w:rPr>
     </w:lvl>
   </w:abstractNum>
-  <w:abstractNum w:abstractNumId="170921">
+  <w:abstractNum w:abstractNumId="1027616">
     <w:lvl>
       <w:numFmt w:val="bullet"/>
       <w:suff w:val="tab"/>
@@ -25863,7 +26047,7 @@
       </w:rPr>
     </w:lvl>
   </w:abstractNum>
-  <w:abstractNum w:abstractNumId="170922">
+  <w:abstractNum w:abstractNumId="1027617">
     <w:lvl>
       <w:numFmt w:val="bullet"/>
       <w:suff w:val="tab"/>
@@ -25873,7 +26057,7 @@
       </w:rPr>
     </w:lvl>
   </w:abstractNum>
-  <w:abstractNum w:abstractNumId="170923">
+  <w:abstractNum w:abstractNumId="1027618">
     <w:lvl>
       <w:numFmt w:val="bullet"/>
       <w:suff w:val="tab"/>
@@ -25883,7 +26067,7 @@
       </w:rPr>
     </w:lvl>
   </w:abstractNum>
-  <w:abstractNum w:abstractNumId="170924">
+  <w:abstractNum w:abstractNumId="1027619">
     <w:lvl>
       <w:numFmt w:val="bullet"/>
       <w:suff w:val="tab"/>
@@ -25893,7 +26077,7 @@
       </w:rPr>
     </w:lvl>
   </w:abstractNum>
-  <w:abstractNum w:abstractNumId="170925">
+  <w:abstractNum w:abstractNumId="1027620">
     <w:lvl>
       <w:numFmt w:val="bullet"/>
       <w:suff w:val="tab"/>
@@ -25903,7 +26087,7 @@
       </w:rPr>
     </w:lvl>
   </w:abstractNum>
-  <w:abstractNum w:abstractNumId="170926">
+  <w:abstractNum w:abstractNumId="1027621">
     <w:lvl>
       <w:numFmt w:val="bullet"/>
       <w:suff w:val="tab"/>
@@ -25913,7 +26097,7 @@
       </w:rPr>
     </w:lvl>
   </w:abstractNum>
-  <w:abstractNum w:abstractNumId="170927">
+  <w:abstractNum w:abstractNumId="1027622">
     <w:lvl>
       <w:numFmt w:val="bullet"/>
       <w:suff w:val="tab"/>
@@ -25923,7 +26107,7 @@
       </w:rPr>
     </w:lvl>
   </w:abstractNum>
-  <w:abstractNum w:abstractNumId="170928">
+  <w:abstractNum w:abstractNumId="1027623">
     <w:lvl>
       <w:numFmt w:val="bullet"/>
       <w:suff w:val="tab"/>
@@ -25933,7 +26117,7 @@
       </w:rPr>
     </w:lvl>
   </w:abstractNum>
-  <w:abstractNum w:abstractNumId="170929">
+  <w:abstractNum w:abstractNumId="1027624">
     <w:lvl>
       <w:numFmt w:val="bullet"/>
       <w:suff w:val="tab"/>
@@ -25943,7 +26127,7 @@
       </w:rPr>
     </w:lvl>
   </w:abstractNum>
-  <w:abstractNum w:abstractNumId="170930">
+  <w:abstractNum w:abstractNumId="1027625">
     <w:lvl>
       <w:numFmt w:val="bullet"/>
       <w:suff w:val="tab"/>
@@ -25953,7 +26137,7 @@
       </w:rPr>
     </w:lvl>
   </w:abstractNum>
-  <w:abstractNum w:abstractNumId="170931">
+  <w:abstractNum w:abstractNumId="1027626">
     <w:lvl>
       <w:numFmt w:val="bullet"/>
       <w:suff w:val="tab"/>
@@ -25963,7 +26147,7 @@
       </w:rPr>
     </w:lvl>
   </w:abstractNum>
-  <w:abstractNum w:abstractNumId="170932">
+  <w:abstractNum w:abstractNumId="1027627">
     <w:lvl>
       <w:numFmt w:val="bullet"/>
       <w:suff w:val="tab"/>
@@ -25973,7 +26157,7 @@
       </w:rPr>
     </w:lvl>
   </w:abstractNum>
-  <w:abstractNum w:abstractNumId="170933">
+  <w:abstractNum w:abstractNumId="1027628">
     <w:lvl>
       <w:numFmt w:val="bullet"/>
       <w:suff w:val="tab"/>
@@ -25983,7 +26167,7 @@
       </w:rPr>
     </w:lvl>
   </w:abstractNum>
-  <w:abstractNum w:abstractNumId="170934">
+  <w:abstractNum w:abstractNumId="1027629">
     <w:lvl>
       <w:numFmt w:val="bullet"/>
       <w:suff w:val="tab"/>
@@ -25993,7 +26177,7 @@
       </w:rPr>
     </w:lvl>
   </w:abstractNum>
-  <w:abstractNum w:abstractNumId="170935">
+  <w:abstractNum w:abstractNumId="1027630">
     <w:lvl>
       <w:numFmt w:val="bullet"/>
       <w:suff w:val="tab"/>
@@ -26003,7 +26187,7 @@
       </w:rPr>
     </w:lvl>
   </w:abstractNum>
-  <w:abstractNum w:abstractNumId="170936">
+  <w:abstractNum w:abstractNumId="1027631">
     <w:lvl>
       <w:numFmt w:val="bullet"/>
       <w:suff w:val="tab"/>
@@ -26013,7 +26197,7 @@
       </w:rPr>
     </w:lvl>
   </w:abstractNum>
-  <w:abstractNum w:abstractNumId="170937">
+  <w:abstractNum w:abstractNumId="1027632">
     <w:lvl>
       <w:numFmt w:val="bullet"/>
       <w:suff w:val="tab"/>
@@ -26023,7 +26207,7 @@
       </w:rPr>
     </w:lvl>
   </w:abstractNum>
-  <w:abstractNum w:abstractNumId="170938">
+  <w:abstractNum w:abstractNumId="1027633">
     <w:lvl>
       <w:numFmt w:val="bullet"/>
       <w:suff w:val="tab"/>
@@ -26033,7 +26217,7 @@
       </w:rPr>
     </w:lvl>
   </w:abstractNum>
-  <w:abstractNum w:abstractNumId="170939">
+  <w:abstractNum w:abstractNumId="1027634">
     <w:lvl>
       <w:numFmt w:val="bullet"/>
       <w:suff w:val="tab"/>
@@ -26043,7 +26227,7 @@
       </w:rPr>
     </w:lvl>
   </w:abstractNum>
-  <w:abstractNum w:abstractNumId="170940">
+  <w:abstractNum w:abstractNumId="1027635">
     <w:lvl>
       <w:numFmt w:val="bullet"/>
       <w:suff w:val="tab"/>
@@ -26053,7 +26237,7 @@
       </w:rPr>
     </w:lvl>
   </w:abstractNum>
-  <w:abstractNum w:abstractNumId="170941">
+  <w:abstractNum w:abstractNumId="1027636">
     <w:lvl>
       <w:numFmt w:val="bullet"/>
       <w:suff w:val="tab"/>
@@ -26063,7 +26247,7 @@
       </w:rPr>
     </w:lvl>
   </w:abstractNum>
-  <w:abstractNum w:abstractNumId="170942">
+  <w:abstractNum w:abstractNumId="1027637">
     <w:lvl>
       <w:numFmt w:val="bullet"/>
       <w:suff w:val="tab"/>
@@ -26073,7 +26257,7 @@
       </w:rPr>
     </w:lvl>
   </w:abstractNum>
-  <w:abstractNum w:abstractNumId="170943">
+  <w:abstractNum w:abstractNumId="1027638">
     <w:lvl>
       <w:numFmt w:val="bullet"/>
       <w:suff w:val="tab"/>
@@ -26083,7 +26267,7 @@
       </w:rPr>
     </w:lvl>
   </w:abstractNum>
-  <w:abstractNum w:abstractNumId="170944">
+  <w:abstractNum w:abstractNumId="1027639">
     <w:lvl>
       <w:numFmt w:val="bullet"/>
       <w:suff w:val="tab"/>
@@ -26093,7 +26277,7 @@
       </w:rPr>
     </w:lvl>
   </w:abstractNum>
-  <w:abstractNum w:abstractNumId="170945">
+  <w:abstractNum w:abstractNumId="1027640">
     <w:lvl>
       <w:numFmt w:val="bullet"/>
       <w:suff w:val="tab"/>
@@ -26103,7 +26287,7 @@
       </w:rPr>
     </w:lvl>
   </w:abstractNum>
-  <w:abstractNum w:abstractNumId="170946">
+  <w:abstractNum w:abstractNumId="1027641">
     <w:lvl>
       <w:numFmt w:val="bullet"/>
       <w:suff w:val="tab"/>
@@ -26113,7 +26297,7 @@
       </w:rPr>
     </w:lvl>
   </w:abstractNum>
-  <w:abstractNum w:abstractNumId="170947">
+  <w:abstractNum w:abstractNumId="1027642">
     <w:lvl>
       <w:numFmt w:val="bullet"/>
       <w:suff w:val="tab"/>
@@ -26123,7 +26307,7 @@
       </w:rPr>
     </w:lvl>
   </w:abstractNum>
-  <w:abstractNum w:abstractNumId="170948">
+  <w:abstractNum w:abstractNumId="1027643">
     <w:lvl>
       <w:numFmt w:val="bullet"/>
       <w:suff w:val="tab"/>
@@ -26133,7 +26317,7 @@
       </w:rPr>
     </w:lvl>
   </w:abstractNum>
-  <w:abstractNum w:abstractNumId="170949">
+  <w:abstractNum w:abstractNumId="1027644">
     <w:lvl>
       <w:numFmt w:val="bullet"/>
       <w:suff w:val="tab"/>
@@ -26143,7 +26327,7 @@
       </w:rPr>
     </w:lvl>
   </w:abstractNum>
-  <w:abstractNum w:abstractNumId="170950">
+  <w:abstractNum w:abstractNumId="1027645">
     <w:lvl>
       <w:numFmt w:val="bullet"/>
       <w:suff w:val="tab"/>
@@ -26153,7 +26337,7 @@
       </w:rPr>
     </w:lvl>
   </w:abstractNum>
-  <w:abstractNum w:abstractNumId="170951">
+  <w:abstractNum w:abstractNumId="1027646">
     <w:lvl>
       <w:numFmt w:val="bullet"/>
       <w:suff w:val="tab"/>
@@ -26163,7 +26347,7 @@
       </w:rPr>
     </w:lvl>
   </w:abstractNum>
-  <w:abstractNum w:abstractNumId="170952">
+  <w:abstractNum w:abstractNumId="1027647">
     <w:lvl>
       <w:numFmt w:val="bullet"/>
       <w:suff w:val="tab"/>
@@ -26173,7 +26357,7 @@
       </w:rPr>
     </w:lvl>
   </w:abstractNum>
-  <w:abstractNum w:abstractNumId="170953">
+  <w:abstractNum w:abstractNumId="1027648">
     <w:lvl>
       <w:numFmt w:val="bullet"/>
       <w:suff w:val="tab"/>
@@ -26183,7 +26367,7 @@
       </w:rPr>
     </w:lvl>
   </w:abstractNum>
-  <w:abstractNum w:abstractNumId="170954">
+  <w:abstractNum w:abstractNumId="1027649">
     <w:lvl>
       <w:numFmt w:val="bullet"/>
       <w:suff w:val="tab"/>
@@ -26193,7 +26377,7 @@
       </w:rPr>
     </w:lvl>
   </w:abstractNum>
-  <w:abstractNum w:abstractNumId="170955">
+  <w:abstractNum w:abstractNumId="1027650">
     <w:lvl>
       <w:numFmt w:val="bullet"/>
       <w:suff w:val="tab"/>
@@ -26203,7 +26387,7 @@
       </w:rPr>
     </w:lvl>
   </w:abstractNum>
-  <w:abstractNum w:abstractNumId="170956">
+  <w:abstractNum w:abstractNumId="1027651">
     <w:lvl>
       <w:numFmt w:val="bullet"/>
       <w:suff w:val="tab"/>
@@ -26213,7 +26397,7 @@
       </w:rPr>
     </w:lvl>
   </w:abstractNum>
-  <w:abstractNum w:abstractNumId="170957">
+  <w:abstractNum w:abstractNumId="1027652">
     <w:lvl>
       <w:numFmt w:val="bullet"/>
       <w:suff w:val="tab"/>
@@ -26223,7 +26407,7 @@
       </w:rPr>
     </w:lvl>
   </w:abstractNum>
-  <w:abstractNum w:abstractNumId="170958">
+  <w:abstractNum w:abstractNumId="1027653">
     <w:lvl>
       <w:numFmt w:val="bullet"/>
       <w:suff w:val="tab"/>
@@ -26233,7 +26417,7 @@
       </w:rPr>
     </w:lvl>
   </w:abstractNum>
-  <w:abstractNum w:abstractNumId="170959">
+  <w:abstractNum w:abstractNumId="1027654">
     <w:lvl>
       <w:numFmt w:val="bullet"/>
       <w:suff w:val="tab"/>
@@ -26243,7 +26427,7 @@
       </w:rPr>
     </w:lvl>
   </w:abstractNum>
-  <w:abstractNum w:abstractNumId="170960">
+  <w:abstractNum w:abstractNumId="1027655">
     <w:lvl>
       <w:numFmt w:val="bullet"/>
       <w:suff w:val="tab"/>
@@ -26253,7 +26437,7 @@
       </w:rPr>
     </w:lvl>
   </w:abstractNum>
-  <w:abstractNum w:abstractNumId="170961">
+  <w:abstractNum w:abstractNumId="1027656">
     <w:lvl>
       <w:numFmt w:val="bullet"/>
       <w:suff w:val="tab"/>
@@ -26263,7 +26447,7 @@
       </w:rPr>
     </w:lvl>
   </w:abstractNum>
-  <w:abstractNum w:abstractNumId="170962">
+  <w:abstractNum w:abstractNumId="1027657">
     <w:lvl>
       <w:numFmt w:val="bullet"/>
       <w:suff w:val="tab"/>
@@ -26273,7 +26457,7 @@
       </w:rPr>
     </w:lvl>
   </w:abstractNum>
-  <w:abstractNum w:abstractNumId="170963">
+  <w:abstractNum w:abstractNumId="1027658">
     <w:lvl>
       <w:numFmt w:val="bullet"/>
       <w:suff w:val="tab"/>
@@ -26283,7 +26467,7 @@
       </w:rPr>
     </w:lvl>
   </w:abstractNum>
-  <w:abstractNum w:abstractNumId="170964">
+  <w:abstractNum w:abstractNumId="1027659">
     <w:lvl>
       <w:numFmt w:val="bullet"/>
       <w:suff w:val="tab"/>
@@ -26293,7 +26477,7 @@
       </w:rPr>
     </w:lvl>
   </w:abstractNum>
-  <w:abstractNum w:abstractNumId="170965">
+  <w:abstractNum w:abstractNumId="1027660">
     <w:lvl>
       <w:numFmt w:val="bullet"/>
       <w:suff w:val="tab"/>
@@ -26303,7 +26487,7 @@
       </w:rPr>
     </w:lvl>
   </w:abstractNum>
-  <w:abstractNum w:abstractNumId="170966">
+  <w:abstractNum w:abstractNumId="1027661">
     <w:lvl>
       <w:numFmt w:val="bullet"/>
       <w:suff w:val="tab"/>
@@ -26313,7 +26497,7 @@
       </w:rPr>
     </w:lvl>
   </w:abstractNum>
-  <w:abstractNum w:abstractNumId="170967">
+  <w:abstractNum w:abstractNumId="1027662">
     <w:lvl>
       <w:numFmt w:val="bullet"/>
       <w:suff w:val="tab"/>
@@ -26323,7 +26507,7 @@
       </w:rPr>
     </w:lvl>
   </w:abstractNum>
-  <w:abstractNum w:abstractNumId="170968">
+  <w:abstractNum w:abstractNumId="1027663">
     <w:lvl>
       <w:numFmt w:val="bullet"/>
       <w:suff w:val="tab"/>
@@ -26333,7 +26517,7 @@
       </w:rPr>
     </w:lvl>
   </w:abstractNum>
-  <w:abstractNum w:abstractNumId="170969">
+  <w:abstractNum w:abstractNumId="1027664">
     <w:lvl>
       <w:numFmt w:val="bullet"/>
       <w:suff w:val="tab"/>
@@ -26343,7 +26527,7 @@
       </w:rPr>
     </w:lvl>
   </w:abstractNum>
-  <w:abstractNum w:abstractNumId="170970">
+  <w:abstractNum w:abstractNumId="1027665">
     <w:lvl>
       <w:numFmt w:val="bullet"/>
       <w:suff w:val="tab"/>
@@ -26353,7 +26537,7 @@
       </w:rPr>
     </w:lvl>
   </w:abstractNum>
-  <w:abstractNum w:abstractNumId="170971">
+  <w:abstractNum w:abstractNumId="1027666">
     <w:lvl>
       <w:numFmt w:val="bullet"/>
       <w:suff w:val="tab"/>
@@ -26363,7 +26547,7 @@
       </w:rPr>
     </w:lvl>
   </w:abstractNum>
-  <w:abstractNum w:abstractNumId="170972">
+  <w:abstractNum w:abstractNumId="1027667">
     <w:lvl>
       <w:numFmt w:val="bullet"/>
       <w:suff w:val="tab"/>
@@ -26373,7 +26557,7 @@
       </w:rPr>
     </w:lvl>
   </w:abstractNum>
-  <w:abstractNum w:abstractNumId="170973">
+  <w:abstractNum w:abstractNumId="1027668">
     <w:lvl>
       <w:numFmt w:val="bullet"/>
       <w:suff w:val="tab"/>
@@ -26383,7 +26567,7 @@
       </w:rPr>
     </w:lvl>
   </w:abstractNum>
-  <w:abstractNum w:abstractNumId="170974">
+  <w:abstractNum w:abstractNumId="1027669">
     <w:lvl>
       <w:numFmt w:val="bullet"/>
       <w:suff w:val="tab"/>
@@ -26393,7 +26577,7 @@
       </w:rPr>
     </w:lvl>
   </w:abstractNum>
-  <w:abstractNum w:abstractNumId="170975">
+  <w:abstractNum w:abstractNumId="1027670">
     <w:lvl>
       <w:numFmt w:val="bullet"/>
       <w:suff w:val="tab"/>
@@ -26403,7 +26587,7 @@
       </w:rPr>
     </w:lvl>
   </w:abstractNum>
-  <w:abstractNum w:abstractNumId="170976">
+  <w:abstractNum w:abstractNumId="1027671">
     <w:lvl>
       <w:numFmt w:val="bullet"/>
       <w:suff w:val="tab"/>
@@ -26413,7 +26597,7 @@
       </w:rPr>
     </w:lvl>
   </w:abstractNum>
-  <w:abstractNum w:abstractNumId="170977">
+  <w:abstractNum w:abstractNumId="1027672">
     <w:lvl>
       <w:numFmt w:val="bullet"/>
       <w:suff w:val="tab"/>
@@ -26423,7 +26607,7 @@
       </w:rPr>
     </w:lvl>
   </w:abstractNum>
-  <w:abstractNum w:abstractNumId="170978">
+  <w:abstractNum w:abstractNumId="1027673">
     <w:lvl>
       <w:numFmt w:val="bullet"/>
       <w:suff w:val="tab"/>
@@ -26433,7 +26617,7 @@
       </w:rPr>
     </w:lvl>
   </w:abstractNum>
-  <w:abstractNum w:abstractNumId="170979">
+  <w:abstractNum w:abstractNumId="1027674">
     <w:lvl>
       <w:numFmt w:val="bullet"/>
       <w:suff w:val="tab"/>
@@ -26443,7 +26627,7 @@
       </w:rPr>
     </w:lvl>
   </w:abstractNum>
-  <w:abstractNum w:abstractNumId="170980">
+  <w:abstractNum w:abstractNumId="1027675">
     <w:lvl>
       <w:numFmt w:val="bullet"/>
       <w:suff w:val="tab"/>
@@ -26453,7 +26637,7 @@
       </w:rPr>
     </w:lvl>
   </w:abstractNum>
-  <w:abstractNum w:abstractNumId="170981">
+  <w:abstractNum w:abstractNumId="1027676">
     <w:lvl>
       <w:numFmt w:val="bullet"/>
       <w:suff w:val="tab"/>
@@ -26463,7 +26647,7 @@
       </w:rPr>
     </w:lvl>
   </w:abstractNum>
-  <w:abstractNum w:abstractNumId="170982">
+  <w:abstractNum w:abstractNumId="1027677">
     <w:lvl>
       <w:numFmt w:val="bullet"/>
       <w:suff w:val="tab"/>
@@ -26473,7 +26657,7 @@
       </w:rPr>
     </w:lvl>
   </w:abstractNum>
-  <w:abstractNum w:abstractNumId="170983">
+  <w:abstractNum w:abstractNumId="1027678">
     <w:lvl>
       <w:numFmt w:val="bullet"/>
       <w:suff w:val="tab"/>
@@ -26483,7 +26667,7 @@
       </w:rPr>
     </w:lvl>
   </w:abstractNum>
-  <w:abstractNum w:abstractNumId="170984">
+  <w:abstractNum w:abstractNumId="1027679">
     <w:lvl>
       <w:numFmt w:val="bullet"/>
       <w:suff w:val="tab"/>
@@ -26493,7 +26677,7 @@
       </w:rPr>
     </w:lvl>
   </w:abstractNum>
-  <w:abstractNum w:abstractNumId="170985">
+  <w:abstractNum w:abstractNumId="1027680">
     <w:lvl>
       <w:numFmt w:val="bullet"/>
       <w:suff w:val="tab"/>
@@ -26503,7 +26687,7 @@
       </w:rPr>
     </w:lvl>
   </w:abstractNum>
-  <w:abstractNum w:abstractNumId="170986">
+  <w:abstractNum w:abstractNumId="1027681">
     <w:lvl>
       <w:numFmt w:val="bullet"/>
       <w:suff w:val="tab"/>
@@ -26513,7 +26697,7 @@
       </w:rPr>
     </w:lvl>
   </w:abstractNum>
-  <w:abstractNum w:abstractNumId="170987">
+  <w:abstractNum w:abstractNumId="1027682">
     <w:lvl>
       <w:numFmt w:val="bullet"/>
       <w:suff w:val="tab"/>
@@ -26523,7 +26707,7 @@
       </w:rPr>
     </w:lvl>
   </w:abstractNum>
-  <w:abstractNum w:abstractNumId="170988">
+  <w:abstractNum w:abstractNumId="1027683">
     <w:lvl>
       <w:numFmt w:val="bullet"/>
       <w:suff w:val="tab"/>
@@ -26533,7 +26717,7 @@
       </w:rPr>
     </w:lvl>
   </w:abstractNum>
-  <w:abstractNum w:abstractNumId="170989">
+  <w:abstractNum w:abstractNumId="1027684">
     <w:lvl>
       <w:numFmt w:val="bullet"/>
       <w:suff w:val="tab"/>
@@ -26543,7 +26727,7 @@
       </w:rPr>
     </w:lvl>
   </w:abstractNum>
-  <w:abstractNum w:abstractNumId="170990">
+  <w:abstractNum w:abstractNumId="1027685">
     <w:lvl>
       <w:numFmt w:val="bullet"/>
       <w:suff w:val="tab"/>
@@ -26553,7 +26737,7 @@
       </w:rPr>
     </w:lvl>
   </w:abstractNum>
-  <w:abstractNum w:abstractNumId="170991">
+  <w:abstractNum w:abstractNumId="1027686">
     <w:lvl>
       <w:numFmt w:val="bullet"/>
       <w:suff w:val="tab"/>
@@ -26563,7 +26747,7 @@
       </w:rPr>
     </w:lvl>
   </w:abstractNum>
-  <w:abstractNum w:abstractNumId="170992">
+  <w:abstractNum w:abstractNumId="1027687">
     <w:lvl>
       <w:numFmt w:val="bullet"/>
       <w:suff w:val="tab"/>
@@ -26573,7 +26757,37 @@
       </w:rPr>
     </w:lvl>
   </w:abstractNum>
-  <w:abstractNum w:abstractNumId="170993">
+  <w:abstractNum w:abstractNumId="1027688">
+    <w:lvl>
+      <w:numFmt w:val="bullet"/>
+      <w:suff w:val="tab"/>
+      <w:lvlText w:val="•"/>
+      <w:rPr>
+        <w:color w:val="3370ff"/>
+      </w:rPr>
+    </w:lvl>
+  </w:abstractNum>
+  <w:abstractNum w:abstractNumId="1027689">
+    <w:lvl>
+      <w:numFmt w:val="bullet"/>
+      <w:suff w:val="tab"/>
+      <w:lvlText w:val="•"/>
+      <w:rPr>
+        <w:color w:val="3370ff"/>
+      </w:rPr>
+    </w:lvl>
+  </w:abstractNum>
+  <w:abstractNum w:abstractNumId="1027690">
+    <w:lvl>
+      <w:numFmt w:val="bullet"/>
+      <w:suff w:val="tab"/>
+      <w:lvlText w:val="•"/>
+      <w:rPr>
+        <w:color w:val="3370ff"/>
+      </w:rPr>
+    </w:lvl>
+  </w:abstractNum>
+  <w:abstractNum w:abstractNumId="1027691">
     <w:lvl>
       <w:numFmt w:val="bullet"/>
       <w:suff w:val="tab"/>
@@ -26583,7 +26797,7 @@
       </w:rPr>
     </w:lvl>
   </w:abstractNum>
-  <w:abstractNum w:abstractNumId="170994">
+  <w:abstractNum w:abstractNumId="1027692">
     <w:lvl>
       <w:numFmt w:val="bullet"/>
       <w:suff w:val="tab"/>
@@ -26593,7 +26807,7 @@
       </w:rPr>
     </w:lvl>
   </w:abstractNum>
-  <w:abstractNum w:abstractNumId="170995">
+  <w:abstractNum w:abstractNumId="1027693">
     <w:lvl>
       <w:numFmt w:val="bullet"/>
       <w:suff w:val="tab"/>
@@ -26603,7 +26817,7 @@
       </w:rPr>
     </w:lvl>
   </w:abstractNum>
-  <w:abstractNum w:abstractNumId="170996">
+  <w:abstractNum w:abstractNumId="1027694">
     <w:lvl>
       <w:numFmt w:val="bullet"/>
       <w:suff w:val="tab"/>
@@ -26613,7 +26827,7 @@
       </w:rPr>
     </w:lvl>
   </w:abstractNum>
-  <w:abstractNum w:abstractNumId="170997">
+  <w:abstractNum w:abstractNumId="1027695">
     <w:lvl>
       <w:numFmt w:val="bullet"/>
       <w:suff w:val="tab"/>
@@ -26623,7 +26837,7 @@
       </w:rPr>
     </w:lvl>
   </w:abstractNum>
-  <w:abstractNum w:abstractNumId="170998">
+  <w:abstractNum w:abstractNumId="1027696">
     <w:lvl>
       <w:numFmt w:val="bullet"/>
       <w:suff w:val="tab"/>
@@ -26633,7 +26847,7 @@
       </w:rPr>
     </w:lvl>
   </w:abstractNum>
-  <w:abstractNum w:abstractNumId="170999">
+  <w:abstractNum w:abstractNumId="1027697">
     <w:lvl>
       <w:numFmt w:val="bullet"/>
       <w:suff w:val="tab"/>
@@ -26643,7 +26857,7 @@
       </w:rPr>
     </w:lvl>
   </w:abstractNum>
-  <w:abstractNum w:abstractNumId="171000">
+  <w:abstractNum w:abstractNumId="1027698">
     <w:lvl>
       <w:numFmt w:val="bullet"/>
       <w:suff w:val="tab"/>
@@ -26653,7 +26867,7 @@
       </w:rPr>
     </w:lvl>
   </w:abstractNum>
-  <w:abstractNum w:abstractNumId="171001">
+  <w:abstractNum w:abstractNumId="1027699">
     <w:lvl>
       <w:numFmt w:val="bullet"/>
       <w:suff w:val="tab"/>
@@ -26663,7 +26877,7 @@
       </w:rPr>
     </w:lvl>
   </w:abstractNum>
-  <w:abstractNum w:abstractNumId="171002">
+  <w:abstractNum w:abstractNumId="1027700">
     <w:lvl>
       <w:numFmt w:val="bullet"/>
       <w:suff w:val="tab"/>
@@ -26674,718 +26888,739 @@
     </w:lvl>
   </w:abstractNum>
   <w:num w:numId="1">
-    <w:abstractNumId w:val="170765"/>
+    <w:abstractNumId w:val="1027456"/>
   </w:num>
   <w:num w:numId="2">
-    <w:abstractNumId w:val="170766"/>
+    <w:abstractNumId w:val="1027457"/>
   </w:num>
   <w:num w:numId="3">
-    <w:abstractNumId w:val="170767"/>
+    <w:abstractNumId w:val="1027458"/>
   </w:num>
   <w:num w:numId="4">
-    <w:abstractNumId w:val="170768"/>
+    <w:abstractNumId w:val="1027459"/>
   </w:num>
   <w:num w:numId="5">
-    <w:abstractNumId w:val="170769"/>
+    <w:abstractNumId w:val="1027460"/>
   </w:num>
   <w:num w:numId="6">
-    <w:abstractNumId w:val="170770"/>
+    <w:abstractNumId w:val="1027461"/>
   </w:num>
   <w:num w:numId="7">
-    <w:abstractNumId w:val="170771"/>
+    <w:abstractNumId w:val="1027462"/>
   </w:num>
   <w:num w:numId="8">
-    <w:abstractNumId w:val="170772"/>
+    <w:abstractNumId w:val="1027463"/>
   </w:num>
   <w:num w:numId="9">
-    <w:abstractNumId w:val="170773"/>
+    <w:abstractNumId w:val="1027464"/>
   </w:num>
   <w:num w:numId="10">
-    <w:abstractNumId w:val="170774"/>
+    <w:abstractNumId w:val="1027465"/>
   </w:num>
   <w:num w:numId="11">
-    <w:abstractNumId w:val="170775"/>
+    <w:abstractNumId w:val="1027466"/>
   </w:num>
   <w:num w:numId="12">
-    <w:abstractNumId w:val="170776"/>
+    <w:abstractNumId w:val="1027467"/>
   </w:num>
   <w:num w:numId="13">
-    <w:abstractNumId w:val="170777"/>
+    <w:abstractNumId w:val="1027468"/>
   </w:num>
   <w:num w:numId="14">
-    <w:abstractNumId w:val="170778"/>
+    <w:abstractNumId w:val="1027469"/>
   </w:num>
   <w:num w:numId="15">
-    <w:abstractNumId w:val="170779"/>
+    <w:abstractNumId w:val="1027470"/>
   </w:num>
   <w:num w:numId="16">
-    <w:abstractNumId w:val="170780"/>
+    <w:abstractNumId w:val="1027471"/>
   </w:num>
   <w:num w:numId="17">
-    <w:abstractNumId w:val="170781"/>
+    <w:abstractNumId w:val="1027472"/>
   </w:num>
   <w:num w:numId="18">
-    <w:abstractNumId w:val="170782"/>
+    <w:abstractNumId w:val="1027473"/>
   </w:num>
   <w:num w:numId="19">
-    <w:abstractNumId w:val="170783"/>
+    <w:abstractNumId w:val="1027474"/>
   </w:num>
   <w:num w:numId="20">
-    <w:abstractNumId w:val="170784"/>
+    <w:abstractNumId w:val="1027475"/>
   </w:num>
   <w:num w:numId="21">
-    <w:abstractNumId w:val="170785"/>
+    <w:abstractNumId w:val="1027476"/>
   </w:num>
   <w:num w:numId="22">
-    <w:abstractNumId w:val="170786"/>
+    <w:abstractNumId w:val="1027477"/>
   </w:num>
   <w:num w:numId="23">
-    <w:abstractNumId w:val="170787"/>
+    <w:abstractNumId w:val="1027478"/>
   </w:num>
   <w:num w:numId="24">
-    <w:abstractNumId w:val="170788"/>
+    <w:abstractNumId w:val="1027479"/>
   </w:num>
   <w:num w:numId="25">
-    <w:abstractNumId w:val="170789"/>
+    <w:abstractNumId w:val="1027480"/>
   </w:num>
   <w:num w:numId="26">
-    <w:abstractNumId w:val="170790"/>
+    <w:abstractNumId w:val="1027481"/>
   </w:num>
   <w:num w:numId="27">
-    <w:abstractNumId w:val="170791"/>
+    <w:abstractNumId w:val="1027482"/>
   </w:num>
   <w:num w:numId="28">
-    <w:abstractNumId w:val="170792"/>
+    <w:abstractNumId w:val="1027483"/>
   </w:num>
   <w:num w:numId="29">
-    <w:abstractNumId w:val="170793"/>
+    <w:abstractNumId w:val="1027484"/>
   </w:num>
   <w:num w:numId="30">
-    <w:abstractNumId w:val="170794"/>
+    <w:abstractNumId w:val="1027485"/>
   </w:num>
   <w:num w:numId="31">
-    <w:abstractNumId w:val="170795"/>
+    <w:abstractNumId w:val="1027486"/>
   </w:num>
   <w:num w:numId="32">
-    <w:abstractNumId w:val="170796"/>
+    <w:abstractNumId w:val="1027487"/>
   </w:num>
   <w:num w:numId="33">
-    <w:abstractNumId w:val="170797"/>
+    <w:abstractNumId w:val="1027488"/>
   </w:num>
   <w:num w:numId="34">
-    <w:abstractNumId w:val="170798"/>
+    <w:abstractNumId w:val="1027489"/>
   </w:num>
   <w:num w:numId="35">
-    <w:abstractNumId w:val="170799"/>
+    <w:abstractNumId w:val="1027490"/>
   </w:num>
   <w:num w:numId="36">
-    <w:abstractNumId w:val="170800"/>
+    <w:abstractNumId w:val="1027491"/>
   </w:num>
   <w:num w:numId="37">
-    <w:abstractNumId w:val="170801"/>
+    <w:abstractNumId w:val="1027492"/>
   </w:num>
   <w:num w:numId="38">
-    <w:abstractNumId w:val="170802"/>
+    <w:abstractNumId w:val="1027493"/>
   </w:num>
   <w:num w:numId="39">
-    <w:abstractNumId w:val="170803"/>
+    <w:abstractNumId w:val="1027494"/>
   </w:num>
   <w:num w:numId="40">
-    <w:abstractNumId w:val="170804"/>
+    <w:abstractNumId w:val="1027495"/>
   </w:num>
   <w:num w:numId="41">
-    <w:abstractNumId w:val="170805"/>
+    <w:abstractNumId w:val="1027496"/>
   </w:num>
   <w:num w:numId="42">
-    <w:abstractNumId w:val="170806"/>
+    <w:abstractNumId w:val="1027497"/>
   </w:num>
   <w:num w:numId="43">
-    <w:abstractNumId w:val="170807"/>
+    <w:abstractNumId w:val="1027498"/>
   </w:num>
   <w:num w:numId="44">
-    <w:abstractNumId w:val="170808"/>
+    <w:abstractNumId w:val="1027499"/>
   </w:num>
   <w:num w:numId="45">
-    <w:abstractNumId w:val="170809"/>
+    <w:abstractNumId w:val="1027500"/>
   </w:num>
   <w:num w:numId="46">
-    <w:abstractNumId w:val="170810"/>
+    <w:abstractNumId w:val="1027501"/>
   </w:num>
   <w:num w:numId="47">
-    <w:abstractNumId w:val="170811"/>
+    <w:abstractNumId w:val="1027502"/>
   </w:num>
   <w:num w:numId="48">
-    <w:abstractNumId w:val="170812"/>
+    <w:abstractNumId w:val="1027503"/>
   </w:num>
   <w:num w:numId="49">
-    <w:abstractNumId w:val="170813"/>
+    <w:abstractNumId w:val="1027504"/>
   </w:num>
   <w:num w:numId="50">
-    <w:abstractNumId w:val="170814"/>
+    <w:abstractNumId w:val="1027505"/>
   </w:num>
   <w:num w:numId="51">
-    <w:abstractNumId w:val="170815"/>
+    <w:abstractNumId w:val="1027506"/>
   </w:num>
   <w:num w:numId="52">
-    <w:abstractNumId w:val="170816"/>
+    <w:abstractNumId w:val="1027507"/>
   </w:num>
   <w:num w:numId="53">
-    <w:abstractNumId w:val="170817"/>
+    <w:abstractNumId w:val="1027508"/>
   </w:num>
   <w:num w:numId="54">
-    <w:abstractNumId w:val="170818"/>
+    <w:abstractNumId w:val="1027509"/>
   </w:num>
   <w:num w:numId="55">
-    <w:abstractNumId w:val="170819"/>
+    <w:abstractNumId w:val="1027510"/>
   </w:num>
   <w:num w:numId="56">
-    <w:abstractNumId w:val="170820"/>
+    <w:abstractNumId w:val="1027511"/>
   </w:num>
   <w:num w:numId="57">
-    <w:abstractNumId w:val="170821"/>
+    <w:abstractNumId w:val="1027512"/>
   </w:num>
   <w:num w:numId="58">
-    <w:abstractNumId w:val="170822"/>
+    <w:abstractNumId w:val="1027513"/>
   </w:num>
   <w:num w:numId="59">
-    <w:abstractNumId w:val="170823"/>
+    <w:abstractNumId w:val="1027514"/>
   </w:num>
   <w:num w:numId="60">
-    <w:abstractNumId w:val="170824"/>
+    <w:abstractNumId w:val="1027515"/>
   </w:num>
   <w:num w:numId="61">
-    <w:abstractNumId w:val="170825"/>
+    <w:abstractNumId w:val="1027516"/>
   </w:num>
   <w:num w:numId="62">
-    <w:abstractNumId w:val="170826"/>
+    <w:abstractNumId w:val="1027517"/>
   </w:num>
   <w:num w:numId="63">
-    <w:abstractNumId w:val="170827"/>
+    <w:abstractNumId w:val="1027518"/>
   </w:num>
   <w:num w:numId="64">
-    <w:abstractNumId w:val="170828"/>
+    <w:abstractNumId w:val="1027519"/>
   </w:num>
   <w:num w:numId="65">
-    <w:abstractNumId w:val="170829"/>
+    <w:abstractNumId w:val="1027520"/>
   </w:num>
   <w:num w:numId="66">
-    <w:abstractNumId w:val="170830"/>
+    <w:abstractNumId w:val="1027521"/>
   </w:num>
   <w:num w:numId="67">
-    <w:abstractNumId w:val="170831"/>
+    <w:abstractNumId w:val="1027522"/>
   </w:num>
   <w:num w:numId="68">
-    <w:abstractNumId w:val="170832"/>
+    <w:abstractNumId w:val="1027523"/>
   </w:num>
   <w:num w:numId="69">
-    <w:abstractNumId w:val="170833"/>
+    <w:abstractNumId w:val="1027524"/>
   </w:num>
   <w:num w:numId="70">
-    <w:abstractNumId w:val="170834"/>
+    <w:abstractNumId w:val="1027525"/>
   </w:num>
   <w:num w:numId="71">
-    <w:abstractNumId w:val="170835"/>
+    <w:abstractNumId w:val="1027526"/>
   </w:num>
   <w:num w:numId="72">
-    <w:abstractNumId w:val="170836"/>
+    <w:abstractNumId w:val="1027527"/>
   </w:num>
   <w:num w:numId="73">
-    <w:abstractNumId w:val="170837"/>
+    <w:abstractNumId w:val="1027528"/>
   </w:num>
   <w:num w:numId="74">
-    <w:abstractNumId w:val="170838"/>
+    <w:abstractNumId w:val="1027529"/>
   </w:num>
   <w:num w:numId="75">
-    <w:abstractNumId w:val="170839"/>
+    <w:abstractNumId w:val="1027530"/>
   </w:num>
   <w:num w:numId="76">
-    <w:abstractNumId w:val="170840"/>
+    <w:abstractNumId w:val="1027531"/>
   </w:num>
   <w:num w:numId="77">
-    <w:abstractNumId w:val="170841"/>
+    <w:abstractNumId w:val="1027532"/>
   </w:num>
   <w:num w:numId="78">
-    <w:abstractNumId w:val="170842"/>
+    <w:abstractNumId w:val="1027533"/>
   </w:num>
   <w:num w:numId="79">
-    <w:abstractNumId w:val="170843"/>
+    <w:abstractNumId w:val="1027534"/>
   </w:num>
   <w:num w:numId="80">
-    <w:abstractNumId w:val="170844"/>
+    <w:abstractNumId w:val="1027535"/>
   </w:num>
   <w:num w:numId="81">
-    <w:abstractNumId w:val="170845"/>
+    <w:abstractNumId w:val="1027536"/>
   </w:num>
   <w:num w:numId="82">
-    <w:abstractNumId w:val="170846"/>
+    <w:abstractNumId w:val="1027537"/>
   </w:num>
   <w:num w:numId="83">
-    <w:abstractNumId w:val="170847"/>
+    <w:abstractNumId w:val="1027538"/>
   </w:num>
   <w:num w:numId="84">
-    <w:abstractNumId w:val="170848"/>
+    <w:abstractNumId w:val="1027539"/>
   </w:num>
   <w:num w:numId="85">
-    <w:abstractNumId w:val="170849"/>
+    <w:abstractNumId w:val="1027540"/>
   </w:num>
   <w:num w:numId="86">
-    <w:abstractNumId w:val="170850"/>
+    <w:abstractNumId w:val="1027541"/>
   </w:num>
   <w:num w:numId="87">
-    <w:abstractNumId w:val="170851"/>
+    <w:abstractNumId w:val="1027542"/>
   </w:num>
   <w:num w:numId="88">
-    <w:abstractNumId w:val="170852"/>
+    <w:abstractNumId w:val="1027543"/>
   </w:num>
   <w:num w:numId="89">
-    <w:abstractNumId w:val="170853"/>
+    <w:abstractNumId w:val="1027544"/>
   </w:num>
   <w:num w:numId="90">
-    <w:abstractNumId w:val="170854"/>
+    <w:abstractNumId w:val="1027545"/>
   </w:num>
   <w:num w:numId="91">
-    <w:abstractNumId w:val="170855"/>
+    <w:abstractNumId w:val="1027546"/>
   </w:num>
   <w:num w:numId="92">
-    <w:abstractNumId w:val="170856"/>
+    <w:abstractNumId w:val="1027547"/>
   </w:num>
   <w:num w:numId="93">
-    <w:abstractNumId w:val="170857"/>
+    <w:abstractNumId w:val="1027548"/>
   </w:num>
   <w:num w:numId="94">
-    <w:abstractNumId w:val="170858"/>
+    <w:abstractNumId w:val="1027549"/>
   </w:num>
   <w:num w:numId="95">
-    <w:abstractNumId w:val="170859"/>
+    <w:abstractNumId w:val="1027550"/>
   </w:num>
   <w:num w:numId="96">
-    <w:abstractNumId w:val="170860"/>
+    <w:abstractNumId w:val="1027551"/>
   </w:num>
   <w:num w:numId="97">
-    <w:abstractNumId w:val="170861"/>
+    <w:abstractNumId w:val="1027552"/>
   </w:num>
   <w:num w:numId="98">
-    <w:abstractNumId w:val="170862"/>
+    <w:abstractNumId w:val="1027553"/>
   </w:num>
   <w:num w:numId="99">
-    <w:abstractNumId w:val="170863"/>
+    <w:abstractNumId w:val="1027554"/>
   </w:num>
   <w:num w:numId="100">
-    <w:abstractNumId w:val="170864"/>
+    <w:abstractNumId w:val="1027555"/>
   </w:num>
   <w:num w:numId="101">
-    <w:abstractNumId w:val="170865"/>
+    <w:abstractNumId w:val="1027556"/>
   </w:num>
   <w:num w:numId="102">
-    <w:abstractNumId w:val="170866"/>
+    <w:abstractNumId w:val="1027557"/>
   </w:num>
   <w:num w:numId="103">
-    <w:abstractNumId w:val="170867"/>
+    <w:abstractNumId w:val="1027558"/>
   </w:num>
   <w:num w:numId="104">
-    <w:abstractNumId w:val="170868"/>
+    <w:abstractNumId w:val="1027559"/>
   </w:num>
   <w:num w:numId="105">
-    <w:abstractNumId w:val="170869"/>
+    <w:abstractNumId w:val="1027560"/>
   </w:num>
   <w:num w:numId="106">
-    <w:abstractNumId w:val="170870"/>
+    <w:abstractNumId w:val="1027561"/>
   </w:num>
   <w:num w:numId="107">
-    <w:abstractNumId w:val="170871"/>
+    <w:abstractNumId w:val="1027562"/>
   </w:num>
   <w:num w:numId="108">
-    <w:abstractNumId w:val="170872"/>
+    <w:abstractNumId w:val="1027563"/>
   </w:num>
   <w:num w:numId="109">
-    <w:abstractNumId w:val="170873"/>
+    <w:abstractNumId w:val="1027564"/>
   </w:num>
   <w:num w:numId="110">
-    <w:abstractNumId w:val="170874"/>
+    <w:abstractNumId w:val="1027565"/>
   </w:num>
   <w:num w:numId="111">
-    <w:abstractNumId w:val="170875"/>
+    <w:abstractNumId w:val="1027566"/>
   </w:num>
   <w:num w:numId="112">
-    <w:abstractNumId w:val="170876"/>
+    <w:abstractNumId w:val="1027567"/>
   </w:num>
   <w:num w:numId="113">
-    <w:abstractNumId w:val="170877"/>
+    <w:abstractNumId w:val="1027568"/>
   </w:num>
   <w:num w:numId="114">
-    <w:abstractNumId w:val="170878"/>
+    <w:abstractNumId w:val="1027569"/>
   </w:num>
   <w:num w:numId="115">
-    <w:abstractNumId w:val="170879"/>
+    <w:abstractNumId w:val="1027570"/>
   </w:num>
   <w:num w:numId="116">
-    <w:abstractNumId w:val="170880"/>
+    <w:abstractNumId w:val="1027571"/>
   </w:num>
   <w:num w:numId="117">
-    <w:abstractNumId w:val="170881"/>
+    <w:abstractNumId w:val="1027572"/>
   </w:num>
   <w:num w:numId="118">
-    <w:abstractNumId w:val="170882"/>
+    <w:abstractNumId w:val="1027573"/>
   </w:num>
   <w:num w:numId="119">
-    <w:abstractNumId w:val="170883"/>
+    <w:abstractNumId w:val="1027574"/>
   </w:num>
   <w:num w:numId="120">
-    <w:abstractNumId w:val="170884"/>
+    <w:abstractNumId w:val="1027575"/>
   </w:num>
   <w:num w:numId="121">
-    <w:abstractNumId w:val="170885"/>
+    <w:abstractNumId w:val="1027576"/>
   </w:num>
   <w:num w:numId="122">
-    <w:abstractNumId w:val="170886"/>
+    <w:abstractNumId w:val="1027577"/>
   </w:num>
   <w:num w:numId="123">
-    <w:abstractNumId w:val="170887"/>
+    <w:abstractNumId w:val="1027578"/>
   </w:num>
   <w:num w:numId="124">
-    <w:abstractNumId w:val="170888"/>
+    <w:abstractNumId w:val="1027579"/>
   </w:num>
   <w:num w:numId="125">
-    <w:abstractNumId w:val="170889"/>
+    <w:abstractNumId w:val="1027580"/>
   </w:num>
   <w:num w:numId="126">
-    <w:abstractNumId w:val="170890"/>
+    <w:abstractNumId w:val="1027581"/>
   </w:num>
   <w:num w:numId="127">
-    <w:abstractNumId w:val="170891"/>
+    <w:abstractNumId w:val="1027582"/>
   </w:num>
   <w:num w:numId="128">
-    <w:abstractNumId w:val="170892"/>
+    <w:abstractNumId w:val="1027583"/>
   </w:num>
   <w:num w:numId="129">
-    <w:abstractNumId w:val="170893"/>
+    <w:abstractNumId w:val="1027584"/>
   </w:num>
   <w:num w:numId="130">
-    <w:abstractNumId w:val="170894"/>
+    <w:abstractNumId w:val="1027585"/>
   </w:num>
   <w:num w:numId="131">
-    <w:abstractNumId w:val="170895"/>
+    <w:abstractNumId w:val="1027586"/>
   </w:num>
   <w:num w:numId="132">
-    <w:abstractNumId w:val="170896"/>
+    <w:abstractNumId w:val="1027587"/>
   </w:num>
   <w:num w:numId="133">
-    <w:abstractNumId w:val="170897"/>
+    <w:abstractNumId w:val="1027588"/>
   </w:num>
   <w:num w:numId="134">
-    <w:abstractNumId w:val="170898"/>
+    <w:abstractNumId w:val="1027589"/>
   </w:num>
   <w:num w:numId="135">
-    <w:abstractNumId w:val="170899"/>
+    <w:abstractNumId w:val="1027590"/>
   </w:num>
   <w:num w:numId="136">
-    <w:abstractNumId w:val="170900"/>
+    <w:abstractNumId w:val="1027591"/>
   </w:num>
   <w:num w:numId="137">
-    <w:abstractNumId w:val="170901"/>
+    <w:abstractNumId w:val="1027592"/>
   </w:num>
   <w:num w:numId="138">
-    <w:abstractNumId w:val="170902"/>
+    <w:abstractNumId w:val="1027593"/>
   </w:num>
   <w:num w:numId="139">
-    <w:abstractNumId w:val="170903"/>
+    <w:abstractNumId w:val="1027594"/>
   </w:num>
   <w:num w:numId="140">
-    <w:abstractNumId w:val="170904"/>
+    <w:abstractNumId w:val="1027595"/>
   </w:num>
   <w:num w:numId="141">
-    <w:abstractNumId w:val="170905"/>
+    <w:abstractNumId w:val="1027596"/>
   </w:num>
   <w:num w:numId="142">
-    <w:abstractNumId w:val="170906"/>
+    <w:abstractNumId w:val="1027597"/>
   </w:num>
   <w:num w:numId="143">
-    <w:abstractNumId w:val="170907"/>
+    <w:abstractNumId w:val="1027598"/>
   </w:num>
   <w:num w:numId="144">
-    <w:abstractNumId w:val="170908"/>
+    <w:abstractNumId w:val="1027599"/>
   </w:num>
   <w:num w:numId="145">
-    <w:abstractNumId w:val="170909"/>
+    <w:abstractNumId w:val="1027600"/>
   </w:num>
   <w:num w:numId="146">
-    <w:abstractNumId w:val="170910"/>
+    <w:abstractNumId w:val="1027601"/>
   </w:num>
   <w:num w:numId="147">
-    <w:abstractNumId w:val="170911"/>
+    <w:abstractNumId w:val="1027602"/>
   </w:num>
   <w:num w:numId="148">
-    <w:abstractNumId w:val="170912"/>
+    <w:abstractNumId w:val="1027603"/>
   </w:num>
   <w:num w:numId="149">
-    <w:abstractNumId w:val="170913"/>
+    <w:abstractNumId w:val="1027604"/>
   </w:num>
   <w:num w:numId="150">
-    <w:abstractNumId w:val="170914"/>
+    <w:abstractNumId w:val="1027605"/>
   </w:num>
   <w:num w:numId="151">
-    <w:abstractNumId w:val="170915"/>
+    <w:abstractNumId w:val="1027606"/>
   </w:num>
   <w:num w:numId="152">
-    <w:abstractNumId w:val="170916"/>
+    <w:abstractNumId w:val="1027607"/>
   </w:num>
   <w:num w:numId="153">
-    <w:abstractNumId w:val="170917"/>
+    <w:abstractNumId w:val="1027608"/>
   </w:num>
   <w:num w:numId="154">
-    <w:abstractNumId w:val="170918"/>
+    <w:abstractNumId w:val="1027609"/>
   </w:num>
   <w:num w:numId="155">
-    <w:abstractNumId w:val="170919"/>
+    <w:abstractNumId w:val="1027610"/>
   </w:num>
   <w:num w:numId="156">
-    <w:abstractNumId w:val="170920"/>
+    <w:abstractNumId w:val="1027611"/>
   </w:num>
   <w:num w:numId="157">
-    <w:abstractNumId w:val="170921"/>
+    <w:abstractNumId w:val="1027612"/>
   </w:num>
   <w:num w:numId="158">
-    <w:abstractNumId w:val="170922"/>
+    <w:abstractNumId w:val="1027613"/>
   </w:num>
   <w:num w:numId="159">
-    <w:abstractNumId w:val="170923"/>
+    <w:abstractNumId w:val="1027614"/>
   </w:num>
   <w:num w:numId="160">
-    <w:abstractNumId w:val="170924"/>
+    <w:abstractNumId w:val="1027615"/>
   </w:num>
   <w:num w:numId="161">
-    <w:abstractNumId w:val="170925"/>
+    <w:abstractNumId w:val="1027616"/>
   </w:num>
   <w:num w:numId="162">
-    <w:abstractNumId w:val="170926"/>
+    <w:abstractNumId w:val="1027617"/>
   </w:num>
   <w:num w:numId="163">
-    <w:abstractNumId w:val="170927"/>
+    <w:abstractNumId w:val="1027618"/>
   </w:num>
   <w:num w:numId="164">
-    <w:abstractNumId w:val="170928"/>
+    <w:abstractNumId w:val="1027619"/>
   </w:num>
   <w:num w:numId="165">
-    <w:abstractNumId w:val="170929"/>
+    <w:abstractNumId w:val="1027620"/>
   </w:num>
   <w:num w:numId="166">
-    <w:abstractNumId w:val="170930"/>
+    <w:abstractNumId w:val="1027621"/>
   </w:num>
   <w:num w:numId="167">
-    <w:abstractNumId w:val="170931"/>
+    <w:abstractNumId w:val="1027622"/>
   </w:num>
   <w:num w:numId="168">
-    <w:abstractNumId w:val="170932"/>
+    <w:abstractNumId w:val="1027623"/>
   </w:num>
   <w:num w:numId="169">
-    <w:abstractNumId w:val="170933"/>
+    <w:abstractNumId w:val="1027624"/>
   </w:num>
   <w:num w:numId="170">
-    <w:abstractNumId w:val="170934"/>
+    <w:abstractNumId w:val="1027625"/>
   </w:num>
   <w:num w:numId="171">
-    <w:abstractNumId w:val="170935"/>
+    <w:abstractNumId w:val="1027626"/>
   </w:num>
   <w:num w:numId="172">
-    <w:abstractNumId w:val="170936"/>
+    <w:abstractNumId w:val="1027627"/>
   </w:num>
   <w:num w:numId="173">
-    <w:abstractNumId w:val="170937"/>
+    <w:abstractNumId w:val="1027628"/>
   </w:num>
   <w:num w:numId="174">
-    <w:abstractNumId w:val="170938"/>
+    <w:abstractNumId w:val="1027629"/>
   </w:num>
   <w:num w:numId="175">
-    <w:abstractNumId w:val="170939"/>
+    <w:abstractNumId w:val="1027630"/>
   </w:num>
   <w:num w:numId="176">
-    <w:abstractNumId w:val="170940"/>
+    <w:abstractNumId w:val="1027631"/>
   </w:num>
   <w:num w:numId="177">
-    <w:abstractNumId w:val="170941"/>
+    <w:abstractNumId w:val="1027632"/>
   </w:num>
   <w:num w:numId="178">
-    <w:abstractNumId w:val="170942"/>
+    <w:abstractNumId w:val="1027633"/>
   </w:num>
   <w:num w:numId="179">
-    <w:abstractNumId w:val="170943"/>
+    <w:abstractNumId w:val="1027634"/>
   </w:num>
   <w:num w:numId="180">
-    <w:abstractNumId w:val="170944"/>
+    <w:abstractNumId w:val="1027635"/>
   </w:num>
   <w:num w:numId="181">
-    <w:abstractNumId w:val="170945"/>
+    <w:abstractNumId w:val="1027636"/>
   </w:num>
   <w:num w:numId="182">
-    <w:abstractNumId w:val="170946"/>
+    <w:abstractNumId w:val="1027637"/>
   </w:num>
   <w:num w:numId="183">
-    <w:abstractNumId w:val="170947"/>
+    <w:abstractNumId w:val="1027638"/>
   </w:num>
   <w:num w:numId="184">
-    <w:abstractNumId w:val="170948"/>
+    <w:abstractNumId w:val="1027639"/>
   </w:num>
   <w:num w:numId="185">
-    <w:abstractNumId w:val="170949"/>
+    <w:abstractNumId w:val="1027640"/>
   </w:num>
   <w:num w:numId="186">
-    <w:abstractNumId w:val="170950"/>
+    <w:abstractNumId w:val="1027641"/>
   </w:num>
   <w:num w:numId="187">
-    <w:abstractNumId w:val="170951"/>
+    <w:abstractNumId w:val="1027642"/>
   </w:num>
   <w:num w:numId="188">
-    <w:abstractNumId w:val="170952"/>
+    <w:abstractNumId w:val="1027643"/>
   </w:num>
   <w:num w:numId="189">
-    <w:abstractNumId w:val="170953"/>
+    <w:abstractNumId w:val="1027644"/>
   </w:num>
   <w:num w:numId="190">
-    <w:abstractNumId w:val="170954"/>
+    <w:abstractNumId w:val="1027645"/>
   </w:num>
   <w:num w:numId="191">
-    <w:abstractNumId w:val="170955"/>
+    <w:abstractNumId w:val="1027646"/>
   </w:num>
   <w:num w:numId="192">
-    <w:abstractNumId w:val="170956"/>
+    <w:abstractNumId w:val="1027647"/>
   </w:num>
   <w:num w:numId="193">
-    <w:abstractNumId w:val="170957"/>
+    <w:abstractNumId w:val="1027648"/>
   </w:num>
   <w:num w:numId="194">
-    <w:abstractNumId w:val="170958"/>
+    <w:abstractNumId w:val="1027649"/>
   </w:num>
   <w:num w:numId="195">
-    <w:abstractNumId w:val="170959"/>
+    <w:abstractNumId w:val="1027650"/>
   </w:num>
   <w:num w:numId="196">
-    <w:abstractNumId w:val="170960"/>
+    <w:abstractNumId w:val="1027651"/>
   </w:num>
   <w:num w:numId="197">
-    <w:abstractNumId w:val="170961"/>
+    <w:abstractNumId w:val="1027652"/>
   </w:num>
   <w:num w:numId="198">
-    <w:abstractNumId w:val="170962"/>
+    <w:abstractNumId w:val="1027653"/>
   </w:num>
   <w:num w:numId="199">
-    <w:abstractNumId w:val="170963"/>
+    <w:abstractNumId w:val="1027654"/>
   </w:num>
   <w:num w:numId="200">
-    <w:abstractNumId w:val="170964"/>
+    <w:abstractNumId w:val="1027655"/>
   </w:num>
   <w:num w:numId="201">
-    <w:abstractNumId w:val="170965"/>
+    <w:abstractNumId w:val="1027656"/>
   </w:num>
   <w:num w:numId="202">
-    <w:abstractNumId w:val="170966"/>
+    <w:abstractNumId w:val="1027657"/>
   </w:num>
   <w:num w:numId="203">
-    <w:abstractNumId w:val="170967"/>
+    <w:abstractNumId w:val="1027658"/>
   </w:num>
   <w:num w:numId="204">
-    <w:abstractNumId w:val="170968"/>
+    <w:abstractNumId w:val="1027659"/>
   </w:num>
   <w:num w:numId="205">
-    <w:abstractNumId w:val="170969"/>
+    <w:abstractNumId w:val="1027660"/>
   </w:num>
   <w:num w:numId="206">
-    <w:abstractNumId w:val="170970"/>
+    <w:abstractNumId w:val="1027661"/>
   </w:num>
   <w:num w:numId="207">
-    <w:abstractNumId w:val="170971"/>
+    <w:abstractNumId w:val="1027662"/>
   </w:num>
   <w:num w:numId="208">
-    <w:abstractNumId w:val="170972"/>
+    <w:abstractNumId w:val="1027663"/>
   </w:num>
   <w:num w:numId="209">
-    <w:abstractNumId w:val="170973"/>
+    <w:abstractNumId w:val="1027664"/>
   </w:num>
   <w:num w:numId="210">
-    <w:abstractNumId w:val="170974"/>
+    <w:abstractNumId w:val="1027665"/>
   </w:num>
   <w:num w:numId="211">
-    <w:abstractNumId w:val="170975"/>
+    <w:abstractNumId w:val="1027666"/>
   </w:num>
   <w:num w:numId="212">
-    <w:abstractNumId w:val="170976"/>
+    <w:abstractNumId w:val="1027667"/>
   </w:num>
   <w:num w:numId="213">
-    <w:abstractNumId w:val="170977"/>
+    <w:abstractNumId w:val="1027668"/>
   </w:num>
   <w:num w:numId="214">
-    <w:abstractNumId w:val="170978"/>
+    <w:abstractNumId w:val="1027669"/>
   </w:num>
   <w:num w:numId="215">
-    <w:abstractNumId w:val="170979"/>
+    <w:abstractNumId w:val="1027670"/>
   </w:num>
   <w:num w:numId="216">
-    <w:abstractNumId w:val="170980"/>
+    <w:abstractNumId w:val="1027671"/>
   </w:num>
   <w:num w:numId="217">
-    <w:abstractNumId w:val="170981"/>
+    <w:abstractNumId w:val="1027672"/>
   </w:num>
   <w:num w:numId="218">
-    <w:abstractNumId w:val="170982"/>
+    <w:abstractNumId w:val="1027673"/>
   </w:num>
   <w:num w:numId="219">
-    <w:abstractNumId w:val="170983"/>
+    <w:abstractNumId w:val="1027674"/>
   </w:num>
   <w:num w:numId="220">
-    <w:abstractNumId w:val="170984"/>
+    <w:abstractNumId w:val="1027675"/>
   </w:num>
   <w:num w:numId="221">
-    <w:abstractNumId w:val="170985"/>
+    <w:abstractNumId w:val="1027676"/>
   </w:num>
   <w:num w:numId="222">
-    <w:abstractNumId w:val="170986"/>
+    <w:abstractNumId w:val="1027677"/>
   </w:num>
   <w:num w:numId="223">
-    <w:abstractNumId w:val="170987"/>
+    <w:abstractNumId w:val="1027678"/>
   </w:num>
   <w:num w:numId="224">
-    <w:abstractNumId w:val="170988"/>
+    <w:abstractNumId w:val="1027679"/>
   </w:num>
   <w:num w:numId="225">
-    <w:abstractNumId w:val="170989"/>
+    <w:abstractNumId w:val="1027680"/>
   </w:num>
   <w:num w:numId="226">
-    <w:abstractNumId w:val="170990"/>
+    <w:abstractNumId w:val="1027681"/>
   </w:num>
   <w:num w:numId="227">
-    <w:abstractNumId w:val="170991"/>
+    <w:abstractNumId w:val="1027682"/>
   </w:num>
   <w:num w:numId="228">
-    <w:abstractNumId w:val="170992"/>
+    <w:abstractNumId w:val="1027683"/>
   </w:num>
   <w:num w:numId="229">
-    <w:abstractNumId w:val="170993"/>
+    <w:abstractNumId w:val="1027684"/>
   </w:num>
   <w:num w:numId="230">
-    <w:abstractNumId w:val="170994"/>
+    <w:abstractNumId w:val="1027685"/>
   </w:num>
   <w:num w:numId="231">
-    <w:abstractNumId w:val="170995"/>
+    <w:abstractNumId w:val="1027686"/>
   </w:num>
   <w:num w:numId="232">
-    <w:abstractNumId w:val="170996"/>
+    <w:abstractNumId w:val="1027687"/>
   </w:num>
   <w:num w:numId="233">
-    <w:abstractNumId w:val="170997"/>
+    <w:abstractNumId w:val="1027688"/>
   </w:num>
   <w:num w:numId="234">
-    <w:abstractNumId w:val="170998"/>
+    <w:abstractNumId w:val="1027689"/>
   </w:num>
   <w:num w:numId="235">
-    <w:abstractNumId w:val="170999"/>
+    <w:abstractNumId w:val="1027690"/>
   </w:num>
   <w:num w:numId="236">
-    <w:abstractNumId w:val="171000"/>
+    <w:abstractNumId w:val="1027691"/>
   </w:num>
   <w:num w:numId="237">
-    <w:abstractNumId w:val="171001"/>
+    <w:abstractNumId w:val="1027692"/>
   </w:num>
   <w:num w:numId="238">
-    <w:abstractNumId w:val="171002"/>
+    <w:abstractNumId w:val="1027693"/>
+  </w:num>
+  <w:num w:numId="239">
+    <w:abstractNumId w:val="1027694"/>
+  </w:num>
+  <w:num w:numId="240">
+    <w:abstractNumId w:val="1027695"/>
+  </w:num>
+  <w:num w:numId="241">
+    <w:abstractNumId w:val="1027696"/>
+  </w:num>
+  <w:num w:numId="242">
+    <w:abstractNumId w:val="1027697"/>
+  </w:num>
+  <w:num w:numId="243">
+    <w:abstractNumId w:val="1027698"/>
+  </w:num>
+  <w:num w:numId="244">
+    <w:abstractNumId w:val="1027699"/>
+  </w:num>
+  <w:num w:numId="245">
+    <w:abstractNumId w:val="1027700"/>
   </w:num>
 </w:numbering>
 </file>
